--- a/docs/docx/specs/tb-review-spec.docx
+++ b/docs/docx/specs/tb-review-spec.docx
@@ -13,13 +13,32 @@
         <w:br/>
       </w:r>
       <w:r>
+        <w:rPr>
+          <w:b/>
+          <w:bCs/>
+        </w:rPr>
         <w:t xml:space="preserve">and AI Augmentation</w:t>
       </w:r>
       <w:r>
         <w:br/>
       </w:r>
       <w:r>
-        <w:t xml:space="preserve">Implementation Specification v1.0</w:t>
+        <w:t xml:space="preserve">Implementation Specification</w:t>
+      </w:r>
+      <w:r>
+        <w:br/>
+      </w:r>
+      <w:r>
+        <w:t xml:space="preserve">Ref:</w:t>
+      </w:r>
+      <w:r>
+        <w:t xml:space="preserve"> </w:t>
+      </w:r>
+      <w:r>
+        <w:rPr>
+          <w:rStyle w:val="VerbatimChar"/>
+        </w:rPr>
+        <w:t xml:space="preserve">TB-REVIEW-2026-v1.2</w:t>
       </w:r>
     </w:p>
     <w:p>
@@ -27,7 +46,7 @@
         <w:pStyle w:val="Author"/>
       </w:pPr>
       <w:r>
-        <w:t xml:space="preserve">SAP-OSS Finance Corpus Working Group</w:t>
+        <w:t xml:space="preserve">SAP-OSS Financial Review Team</w:t>
       </w:r>
     </w:p>
     <w:p>
@@ -169,9 +188,6 @@
       </w:r>
       <w:r>
         <w:t xml:space="preserve"> </w:t>
-      </w:r>
-      <w:r>
-        <w:t xml:space="preserve">docs/tb/</w:t>
       </w:r>
       <w:r>
         <w:rPr>
@@ -498,9 +514,6 @@
         <w:t xml:space="preserve"> </w:t>
       </w:r>
       <w:r>
-        <w:t xml:space="preserve">docs/tb/</w:t>
-      </w:r>
-      <w:r>
         <w:rPr>
           <w:rStyle w:val="VerbatimChar"/>
         </w:rPr>
@@ -592,9 +605,6 @@
       </w:r>
       <w:r>
         <w:t xml:space="preserve"> </w:t>
-      </w:r>
-      <w:r>
-        <w:t xml:space="preserve">docs/tb/</w:t>
       </w:r>
       <w:r>
         <w:rPr>
@@ -3937,7 +3947,7 @@
               <w:rPr>
                 <w:rStyle w:val="VerbatimChar"/>
               </w:rPr>
-              <w:t xml:space="preserve">  "controlId": "EUC-002",</w:t>
+              <w:t xml:space="preserve">"controlId": "EUC-002",</w:t>
             </w:r>
             <w:r>
               <w:br/>
@@ -3946,7 +3956,7 @@
               <w:rPr>
                 <w:rStyle w:val="VerbatimChar"/>
               </w:rPr>
-              <w:t xml:space="preserve">  "eucReference": "EX/200/1579702/0001/000",</w:t>
+              <w:t xml:space="preserve">"eucReference": "EX/200/1579702/0001/000",</w:t>
             </w:r>
             <w:r>
               <w:br/>
@@ -3955,7 +3965,7 @@
               <w:rPr>
                 <w:rStyle w:val="VerbatimChar"/>
               </w:rPr>
-              <w:t xml:space="preserve">  "controlObjective": "TB Variance Analysis file integrity and calculation accuracy",</w:t>
+              <w:t xml:space="preserve">"controlObjective": "TB Variance Analysis file integrity and calculation accuracy",</w:t>
             </w:r>
             <w:r>
               <w:br/>
@@ -3964,7 +3974,7 @@
               <w:rPr>
                 <w:rStyle w:val="VerbatimChar"/>
               </w:rPr>
-              <w:t xml:space="preserve">  "controlType": "detective",</w:t>
+              <w:t xml:space="preserve">"controlType": "detective",</w:t>
             </w:r>
             <w:r>
               <w:br/>
@@ -3973,7 +3983,7 @@
               <w:rPr>
                 <w:rStyle w:val="VerbatimChar"/>
               </w:rPr>
-              <w:t xml:space="preserve">  "frequency": "monthly",</w:t>
+              <w:t xml:space="preserve">"frequency": "monthly",</w:t>
             </w:r>
             <w:r>
               <w:br/>
@@ -3982,7 +3992,7 @@
               <w:rPr>
                 <w:rStyle w:val="VerbatimChar"/>
               </w:rPr>
-              <w:t xml:space="preserve">  "timing": "M-2 to M+5",</w:t>
+              <w:t xml:space="preserve">"timing": "M-2 to M+5",</w:t>
             </w:r>
             <w:r>
               <w:br/>
@@ -3991,7 +4001,7 @@
               <w:rPr>
                 <w:rStyle w:val="VerbatimChar"/>
               </w:rPr>
-              <w:t xml:space="preserve">  "owner": "GFS Analyst",</w:t>
+              <w:t xml:space="preserve">"owner": "GFS Analyst",</w:t>
             </w:r>
             <w:r>
               <w:br/>
@@ -4000,7 +4010,7 @@
               <w:rPr>
                 <w:rStyle w:val="VerbatimChar"/>
               </w:rPr>
-              <w:t xml:space="preserve">  "evidenceLocation": "Shared Drive",</w:t>
+              <w:t xml:space="preserve">"evidenceLocation": "Shared Drive",</w:t>
             </w:r>
             <w:r>
               <w:br/>
@@ -4009,7 +4019,7 @@
               <w:rPr>
                 <w:rStyle w:val="VerbatimChar"/>
               </w:rPr>
-              <w:t xml:space="preserve">  "relatedStates": ["UPDATE_TB_DETAILS", "CALCULATE_VARIANCE", "FILTER_VARIANCES"],</w:t>
+              <w:t xml:space="preserve">"relatedStates": ["UPDATE_TB_DETAILS", "CALCULATE_VARIANCE", "FILTER_VARIANCES"],</w:t>
             </w:r>
             <w:r>
               <w:br/>
@@ -4018,7 +4028,7 @@
               <w:rPr>
                 <w:rStyle w:val="VerbatimChar"/>
               </w:rPr>
-              <w:t xml:space="preserve">  "description": "Ensures variance calculations in the Excel working file are accurate."</w:t>
+              <w:t xml:space="preserve">"description": "Ensures variance calculations in the Excel working file are accurate."</w:t>
             </w:r>
             <w:r>
               <w:br/>
@@ -4132,7 +4142,7 @@
               <w:rPr>
                 <w:rStyle w:val="VerbatimChar"/>
               </w:rPr>
-              <w:t xml:space="preserve">  "id": "DP-001",</w:t>
+              <w:t xml:space="preserve">"id": "DP-001",</w:t>
             </w:r>
             <w:r>
               <w:br/>
@@ -4141,7 +4151,7 @@
               <w:rPr>
                 <w:rStyle w:val="VerbatimChar"/>
               </w:rPr>
-              <w:t xml:space="preserve">  "name": "Material Variance Check",</w:t>
+              <w:t xml:space="preserve">"name": "Material Variance Check",</w:t>
             </w:r>
             <w:r>
               <w:br/>
@@ -4150,7 +4160,7 @@
               <w:rPr>
                 <w:rStyle w:val="VerbatimChar"/>
               </w:rPr>
-              <w:t xml:space="preserve">  "stateRef": "CHECK_MATERIAL_VARIANCES",</w:t>
+              <w:t xml:space="preserve">"stateRef": "CHECK_MATERIAL_VARIANCES",</w:t>
             </w:r>
             <w:r>
               <w:br/>
@@ -4159,7 +4169,7 @@
               <w:rPr>
                 <w:rStyle w:val="VerbatimChar"/>
               </w:rPr>
-              <w:t xml:space="preserve">  "inputMetric": "variance_amount",</w:t>
+              <w:t xml:space="preserve">"inputMetric": "variance_amount",</w:t>
             </w:r>
             <w:r>
               <w:br/>
@@ -4168,7 +4178,7 @@
               <w:rPr>
                 <w:rStyle w:val="VerbatimChar"/>
               </w:rPr>
-              <w:t xml:space="preserve">  "operator": "exceeds_threshold",</w:t>
+              <w:t xml:space="preserve">"operator": "exceeds_threshold",</w:t>
             </w:r>
             <w:r>
               <w:br/>
@@ -4177,7 +4187,7 @@
               <w:rPr>
                 <w:rStyle w:val="VerbatimChar"/>
               </w:rPr>
-              <w:t xml:space="preserve">  "threshold": "materiality_limit",</w:t>
+              <w:t xml:space="preserve">"threshold": "materiality_limit",</w:t>
             </w:r>
             <w:r>
               <w:br/>
@@ -4186,7 +4196,7 @@
               <w:rPr>
                 <w:rStyle w:val="VerbatimChar"/>
               </w:rPr>
-              <w:t xml:space="preserve">  "outcomes": [</w:t>
+              <w:t xml:space="preserve">"outcomes": [</w:t>
             </w:r>
             <w:r>
               <w:br/>
@@ -4195,7 +4205,7 @@
               <w:rPr>
                 <w:rStyle w:val="VerbatimChar"/>
               </w:rPr>
-              <w:t xml:space="preserve">    { "condition": "Variances Are Material",  "action": "seek_commentaries" },</w:t>
+              <w:t xml:space="preserve">{ "condition": "Variances Are Material",  "action": "seek_commentaries" },</w:t>
             </w:r>
             <w:r>
               <w:br/>
@@ -4204,7 +4214,7 @@
               <w:rPr>
                 <w:rStyle w:val="VerbatimChar"/>
               </w:rPr>
-              <w:t xml:space="preserve">    { "condition": "Variances Not Material",  "action": "proceed_to_unexplained_check" }</w:t>
+              <w:t xml:space="preserve">{ "condition": "Variances Not Material",  "action": "proceed_to_unexplained_check" }</w:t>
             </w:r>
             <w:r>
               <w:br/>
@@ -4213,7 +4223,7 @@
               <w:rPr>
                 <w:rStyle w:val="VerbatimChar"/>
               </w:rPr>
-              <w:t xml:space="preserve">  ],</w:t>
+              <w:t xml:space="preserve">],</w:t>
             </w:r>
             <w:r>
               <w:br/>
@@ -4222,7 +4232,7 @@
               <w:rPr>
                 <w:rStyle w:val="VerbatimChar"/>
               </w:rPr>
-              <w:t xml:space="preserve">  "aiAugmentation": {</w:t>
+              <w:t xml:space="preserve">"aiAugmentation": {</w:t>
             </w:r>
             <w:r>
               <w:br/>
@@ -4231,7 +4241,7 @@
               <w:rPr>
                 <w:rStyle w:val="VerbatimChar"/>
               </w:rPr>
-              <w:t xml:space="preserve">    "opportunity": "Auto-classify variance materiality using ML threshold tuning.",</w:t>
+              <w:t xml:space="preserve">"opportunity": "Auto-classify variance materiality using ML threshold tuning.",</w:t>
             </w:r>
             <w:r>
               <w:br/>
@@ -4240,7 +4250,7 @@
               <w:rPr>
                 <w:rStyle w:val="VerbatimChar"/>
               </w:rPr>
-              <w:t xml:space="preserve">    "dataNeeded": ["variance_amount", "account_category", "historical_thresholds"]</w:t>
+              <w:t xml:space="preserve">"dataNeeded": ["variance_amount", "account_category", "historical_thresholds"]</w:t>
             </w:r>
             <w:r>
               <w:br/>
@@ -4249,7 +4259,7 @@
               <w:rPr>
                 <w:rStyle w:val="VerbatimChar"/>
               </w:rPr>
-              <w:t xml:space="preserve">  }</w:t>
+              <w:t xml:space="preserve">}</w:t>
             </w:r>
             <w:r>
               <w:br/>
@@ -5186,9 +5196,6 @@
         <w:t xml:space="preserve"> </w:t>
       </w:r>
       <w:r>
-        <w:t xml:space="preserve">docs/tb/</w:t>
-      </w:r>
-      <w:r>
         <w:rPr>
           <w:rStyle w:val="VerbatimChar"/>
         </w:rPr>
@@ -5810,9 +5817,6 @@
         <w:t xml:space="preserve"> </w:t>
       </w:r>
       <w:r>
-        <w:t xml:space="preserve">docs/tb/</w:t>
-      </w:r>
-      <w:r>
         <w:rPr>
           <w:rStyle w:val="VerbatimChar"/>
         </w:rPr>
@@ -6101,9 +6105,6 @@
         <w:t xml:space="preserve"> </w:t>
       </w:r>
       <w:r>
-        <w:t xml:space="preserve">docs/tb/</w:t>
-      </w:r>
-      <w:r>
         <w:rPr>
           <w:rStyle w:val="VerbatimChar"/>
         </w:rPr>
@@ -6147,9 +6148,6 @@
       </w:r>
       <w:r>
         <w:t xml:space="preserve"> </w:t>
-      </w:r>
-      <w:r>
-        <w:t xml:space="preserve">docs/tb/</w:t>
       </w:r>
       <w:r>
         <w:rPr>
@@ -6672,19 +6670,7 @@
         <w:rPr>
           <w:rStyle w:val="NormalTok"/>
         </w:rPr>
-        <w:t xml:space="preserve">    </w:t>
-      </w:r>
-      <w:r>
-        <w:rPr>
-          <w:rStyle w:val="AttributeTok"/>
-        </w:rPr>
-        <w:t xml:space="preserve">--schema</w:t>
-      </w:r>
-      <w:r>
-        <w:rPr>
-          <w:rStyle w:val="NormalTok"/>
-        </w:rPr>
-        <w:t xml:space="preserve"> tb-extract.schema.json </w:t>
+        <w:t xml:space="preserve">--schema tb-extract.schema.json </w:t>
       </w:r>
       <w:r>
         <w:rPr>
@@ -7701,9 +7687,6 @@
         <w:t xml:space="preserve"> </w:t>
       </w:r>
       <w:r>
-        <w:t xml:space="preserve">docs/tb/</w:t>
-      </w:r>
-      <w:r>
         <w:rPr>
           <w:rStyle w:val="VerbatimChar"/>
         </w:rPr>
@@ -8561,9 +8544,6 @@
         <w:t xml:space="preserve">(</w:t>
       </w:r>
       <w:r>
-        <w:t xml:space="preserve">docs/tb/</w:t>
-      </w:r>
-      <w:r>
         <w:rPr>
           <w:rStyle w:val="VerbatimChar"/>
         </w:rPr>
@@ -8577,9 +8557,6 @@
       </w:r>
       <w:r>
         <w:t xml:space="preserve"> </w:t>
-      </w:r>
-      <w:r>
-        <w:t xml:space="preserve">docs/tb/</w:t>
       </w:r>
       <w:r>
         <w:rPr>
@@ -8929,7 +8906,7 @@
         <w:rPr>
           <w:rStyle w:val="VerbatimChar"/>
         </w:rPr>
-        <w:t xml:space="preserve">  "id":          "&lt;DP-nnn&gt;",</w:t>
+        <w:t xml:space="preserve">"id":          "&lt;DP-nnn&gt;",</w:t>
       </w:r>
       <w:r>
         <w:br/>
@@ -8938,7 +8915,7 @@
         <w:rPr>
           <w:rStyle w:val="VerbatimChar"/>
         </w:rPr>
-        <w:t xml:space="preserve">  "state":       "&lt;workflow stateId&gt;",</w:t>
+        <w:t xml:space="preserve">"state":       "&lt;workflow stateId&gt;",</w:t>
       </w:r>
       <w:r>
         <w:br/>
@@ -8947,7 +8924,7 @@
         <w:rPr>
           <w:rStyle w:val="VerbatimChar"/>
         </w:rPr>
-        <w:t xml:space="preserve">  "input":       "&lt;record field path&gt;",</w:t>
+        <w:t xml:space="preserve">"input":       "&lt;record field path&gt;",</w:t>
       </w:r>
       <w:r>
         <w:br/>
@@ -8956,7 +8933,7 @@
         <w:rPr>
           <w:rStyle w:val="VerbatimChar"/>
         </w:rPr>
-        <w:t xml:space="preserve">  "operator":    "&lt;exceeds_threshold|boolean|in_set|...&gt;",</w:t>
+        <w:t xml:space="preserve">"operator":    "&lt;exceeds_threshold|boolean|in_set|...&gt;",</w:t>
       </w:r>
       <w:r>
         <w:br/>
@@ -8965,7 +8942,7 @@
         <w:rPr>
           <w:rStyle w:val="VerbatimChar"/>
         </w:rPr>
-        <w:t xml:space="preserve">  "threshold":   "&lt;value or parameter name&gt;",</w:t>
+        <w:t xml:space="preserve">"threshold":   "&lt;value or parameter name&gt;",</w:t>
       </w:r>
       <w:r>
         <w:br/>
@@ -8974,7 +8951,7 @@
         <w:rPr>
           <w:rStyle w:val="VerbatimChar"/>
         </w:rPr>
-        <w:t xml:space="preserve">  "branches":    [ {"condition":"...","action":"..."} ... ]</w:t>
+        <w:t xml:space="preserve">"branches":    [ {"condition":"...","action":"..."} ... ]</w:t>
       </w:r>
       <w:r>
         <w:br/>
@@ -10652,9 +10629,6 @@
         <w:t xml:space="preserve"> </w:t>
       </w:r>
       <w:r>
-        <w:t xml:space="preserve">docs/tb/</w:t>
-      </w:r>
-      <w:r>
         <w:rPr>
           <w:rStyle w:val="VerbatimChar"/>
         </w:rPr>
@@ -10678,9 +10652,6 @@
         </w:numPr>
       </w:pPr>
       <w:r>
-        <w:t xml:space="preserve">docs/tb/</w:t>
-      </w:r>
-      <w:r>
         <w:rPr>
           <w:rStyle w:val="VerbatimChar"/>
         </w:rPr>
@@ -10700,9 +10671,6 @@
           <w:numId w:val="1006"/>
         </w:numPr>
       </w:pPr>
-      <w:r>
-        <w:t xml:space="preserve">docs/tb/</w:t>
-      </w:r>
       <w:r>
         <w:rPr>
           <w:rStyle w:val="VerbatimChar"/>
@@ -14298,9 +14266,6 @@
         <w:pStyle w:val="Definition"/>
       </w:pPr>
       <w:r>
-        <w:t xml:space="preserve">docs/tb/</w:t>
-      </w:r>
-      <w:r>
         <w:rPr>
           <w:rStyle w:val="VerbatimChar"/>
         </w:rPr>
@@ -14372,9 +14337,6 @@
       </w:r>
       <w:r>
         <w:t xml:space="preserve"> </w:t>
-      </w:r>
-      <w:r>
-        <w:t xml:space="preserve">docs/tb/</w:t>
       </w:r>
       <w:r>
         <w:rPr>
@@ -15854,9 +15816,6 @@
         <w:t xml:space="preserve"> </w:t>
       </w:r>
       <w:r>
-        <w:t xml:space="preserve">docs/tb/</w:t>
-      </w:r>
-      <w:r>
         <w:rPr>
           <w:rStyle w:val="VerbatimChar"/>
         </w:rPr>
@@ -16256,9 +16215,6 @@
         <w:t xml:space="preserve"> </w:t>
       </w:r>
       <w:r>
-        <w:t xml:space="preserve">docs/tb/</w:t>
-      </w:r>
-      <w:r>
         <w:rPr>
           <w:rStyle w:val="VerbatimChar"/>
         </w:rPr>
@@ -16368,9 +16324,6 @@
       </w:r>
       <w:r>
         <w:t xml:space="preserve"> </w:t>
-      </w:r>
-      <w:r>
-        <w:t xml:space="preserve">docs/tb/</w:t>
       </w:r>
       <w:r>
         <w:rPr>
@@ -17102,16 +17055,7 @@
         <w:pStyle w:val="FirstParagraph"/>
       </w:pPr>
       <w:r>
-        <w:t xml:space="preserve">The entire corpus is in-tree under</w:t>
-      </w:r>
-      <w:r>
-        <w:t xml:space="preserve"> </w:t>
-      </w:r>
-      <w:r>
-        <w:t xml:space="preserve">docs/tb/</w:t>
-      </w:r>
-      <w:r>
-        <w:t xml:space="preserve">. For readers without access</w:t>
+        <w:t xml:space="preserve">The entire corpus is in-tree under . For readers without access</w:t>
       </w:r>
       <w:r>
         <w:t xml:space="preserve"> </w:t>
@@ -17144,9 +17088,6 @@
       </w:r>
       <w:r>
         <w:t xml:space="preserve"> </w:t>
-      </w:r>
-      <w:r>
-        <w:t xml:space="preserve">docs/tb/</w:t>
       </w:r>
       <w:r>
         <w:rPr>
@@ -17193,7 +17134,7 @@
               <w:rPr>
                 <w:rStyle w:val="VerbatimChar"/>
               </w:rPr>
-              <w:t xml:space="preserve">  "schema_version": "1.0",</w:t>
+              <w:t xml:space="preserve">"schema_version": "1.0",</w:t>
             </w:r>
             <w:r>
               <w:br/>
@@ -17202,7 +17143,7 @@
               <w:rPr>
                 <w:rStyle w:val="VerbatimChar"/>
               </w:rPr>
-              <w:t xml:space="preserve">  "items": [</w:t>
+              <w:t xml:space="preserve">"items": [</w:t>
             </w:r>
             <w:r>
               <w:br/>
@@ -17211,7 +17152,7 @@
               <w:rPr>
                 <w:rStyle w:val="VerbatimChar"/>
               </w:rPr>
-              <w:t xml:space="preserve">    {</w:t>
+              <w:t xml:space="preserve">{</w:t>
             </w:r>
             <w:r>
               <w:br/>
@@ -17220,7 +17161,7 @@
               <w:rPr>
                 <w:rStyle w:val="VerbatimChar"/>
               </w:rPr>
-              <w:t xml:space="preserve">      "id": "tb-glo-control-operation",</w:t>
+              <w:t xml:space="preserve">"id": "tb-glo-control-operation",</w:t>
             </w:r>
             <w:r>
               <w:br/>
@@ -17229,7 +17170,7 @@
               <w:rPr>
                 <w:rStyle w:val="VerbatimChar"/>
               </w:rPr>
-              <w:t xml:space="preserve">      "type": "control_narrative",</w:t>
+              <w:t xml:space="preserve">"type": "control_narrative",</w:t>
             </w:r>
             <w:r>
               <w:br/>
@@ -17238,7 +17179,7 @@
               <w:rPr>
                 <w:rStyle w:val="VerbatimChar"/>
               </w:rPr>
-              <w:t xml:space="preserve">      "country": "GLO",</w:t>
+              <w:t xml:space="preserve">"country": "GLO",</w:t>
             </w:r>
             <w:r>
               <w:br/>
@@ -17247,7 +17188,7 @@
               <w:rPr>
                 <w:rStyle w:val="VerbatimChar"/>
               </w:rPr>
-              <w:t xml:space="preserve">      "language": "en",</w:t>
+              <w:t xml:space="preserve">"language": "en",</w:t>
             </w:r>
             <w:r>
               <w:br/>
@@ -17256,7 +17197,7 @@
               <w:rPr>
                 <w:rStyle w:val="VerbatimChar"/>
               </w:rPr>
-              <w:t xml:space="preserve">      "sha256": "71a4524b9ec7c6701a7137579ef6c8730eb53fcde2fe5a50515a4b870b560afc",</w:t>
+              <w:t xml:space="preserve">"sha256": "71a4524b9ec7c6701a7137579ef6c8730eb53fcde2fe5a50515a4b870b560afc",</w:t>
             </w:r>
             <w:r>
               <w:br/>
@@ -17265,7 +17206,7 @@
               <w:rPr>
                 <w:rStyle w:val="VerbatimChar"/>
               </w:rPr>
-              <w:t xml:space="preserve">      "source_path":     "docs/tb/source/Operation of Month End Close Controls ...GLO (1).pdf",</w:t>
+              <w:t xml:space="preserve">"source_path":     "docs/tb/source/Operation of Month End Close Controls ...GLO (1).pdf",</w:t>
             </w:r>
             <w:r>
               <w:br/>
@@ -17274,7 +17215,7 @@
               <w:rPr>
                 <w:rStyle w:val="VerbatimChar"/>
               </w:rPr>
-              <w:t xml:space="preserve">      "text_path":       "docs/tb/extracted-text/bpmn-tb-review-glo.md",</w:t>
+              <w:t xml:space="preserve">"text_path":       "docs/tb/extracted-text/bpmn-tb-review-glo.md",</w:t>
             </w:r>
             <w:r>
               <w:br/>
@@ -17283,7 +17224,7 @@
               <w:rPr>
                 <w:rStyle w:val="VerbatimChar"/>
               </w:rPr>
-              <w:t xml:space="preserve">      "structured_path": "docs/tb/structured/workflows/tb-review-glo.json"</w:t>
+              <w:t xml:space="preserve">"structured_path": "docs/tb/structured/workflows/tb-review-glo.json"</w:t>
             </w:r>
             <w:r>
               <w:br/>
@@ -17292,7 +17233,7 @@
               <w:rPr>
                 <w:rStyle w:val="VerbatimChar"/>
               </w:rPr>
-              <w:t xml:space="preserve">    },</w:t>
+              <w:t xml:space="preserve">},</w:t>
             </w:r>
             <w:r>
               <w:br/>
@@ -17301,7 +17242,7 @@
               <w:rPr>
                 <w:rStyle w:val="VerbatimChar"/>
               </w:rPr>
-              <w:t xml:space="preserve">    {</w:t>
+              <w:t xml:space="preserve">{</w:t>
             </w:r>
             <w:r>
               <w:br/>
@@ -17310,7 +17251,7 @@
               <w:rPr>
                 <w:rStyle w:val="VerbatimChar"/>
               </w:rPr>
-              <w:t xml:space="preserve">      "id": "tb-business-case",</w:t>
+              <w:t xml:space="preserve">"id": "tb-business-case",</w:t>
             </w:r>
             <w:r>
               <w:br/>
@@ -17319,7 +17260,7 @@
               <w:rPr>
                 <w:rStyle w:val="VerbatimChar"/>
               </w:rPr>
-              <w:t xml:space="preserve">      "type": "business_case",</w:t>
+              <w:t xml:space="preserve">"type": "business_case",</w:t>
             </w:r>
             <w:r>
               <w:br/>
@@ -17328,7 +17269,7 @@
               <w:rPr>
                 <w:rStyle w:val="VerbatimChar"/>
               </w:rPr>
-              <w:t xml:space="preserve">      "country": "GLO",</w:t>
+              <w:t xml:space="preserve">"country": "GLO",</w:t>
             </w:r>
             <w:r>
               <w:br/>
@@ -17337,7 +17278,7 @@
               <w:rPr>
                 <w:rStyle w:val="VerbatimChar"/>
               </w:rPr>
-              <w:t xml:space="preserve">      "language": "en",</w:t>
+              <w:t xml:space="preserve">"language": "en",</w:t>
             </w:r>
             <w:r>
               <w:br/>
@@ -17346,7 +17287,7 @@
               <w:rPr>
                 <w:rStyle w:val="VerbatimChar"/>
               </w:rPr>
-              <w:t xml:space="preserve">      "sha256": "32744df8ea13f12a36f6117f18874e578c627be6fbc3c48d2f73d32dcfa0c689",</w:t>
+              <w:t xml:space="preserve">"sha256": "32744df8ea13f12a36f6117f18874e578c627be6fbc3c48d2f73d32dcfa0c689",</w:t>
             </w:r>
             <w:r>
               <w:br/>
@@ -17355,7 +17296,7 @@
               <w:rPr>
                 <w:rStyle w:val="VerbatimChar"/>
               </w:rPr>
-              <w:t xml:space="preserve">      "source_path":     "docs/tb/source/Business case - Trial Balance (2).doc",</w:t>
+              <w:t xml:space="preserve">"source_path":     "docs/tb/source/Business case - Trial Balance (2).doc",</w:t>
             </w:r>
             <w:r>
               <w:br/>
@@ -17364,7 +17305,7 @@
               <w:rPr>
                 <w:rStyle w:val="VerbatimChar"/>
               </w:rPr>
-              <w:t xml:space="preserve">      "text_path":       "docs/tb/extracted-text/business-case-trial-balance.md",</w:t>
+              <w:t xml:space="preserve">"text_path":       "docs/tb/extracted-text/business-case-trial-balance.md",</w:t>
             </w:r>
             <w:r>
               <w:br/>
@@ -17373,7 +17314,7 @@
               <w:rPr>
                 <w:rStyle w:val="VerbatimChar"/>
               </w:rPr>
-              <w:t xml:space="preserve">      "structured_path": "docs/tb/structured/requirements/tb-business-requirements.json"</w:t>
+              <w:t xml:space="preserve">"structured_path": "docs/tb/structured/requirements/tb-business-requirements.json"</w:t>
             </w:r>
             <w:r>
               <w:br/>
@@ -17382,7 +17323,7 @@
               <w:rPr>
                 <w:rStyle w:val="VerbatimChar"/>
               </w:rPr>
-              <w:t xml:space="preserve">    },</w:t>
+              <w:t xml:space="preserve">},</w:t>
             </w:r>
             <w:r>
               <w:br/>
@@ -17391,7 +17332,7 @@
               <w:rPr>
                 <w:rStyle w:val="VerbatimChar"/>
               </w:rPr>
-              <w:t xml:space="preserve">    {</w:t>
+              <w:t xml:space="preserve">{</w:t>
             </w:r>
             <w:r>
               <w:br/>
@@ -17400,7 +17341,7 @@
               <w:rPr>
                 <w:rStyle w:val="VerbatimChar"/>
               </w:rPr>
-              <w:t xml:space="preserve">      "id": "bss-ra-business-case",</w:t>
+              <w:t xml:space="preserve">"id": "bss-ra-business-case",</w:t>
             </w:r>
             <w:r>
               <w:br/>
@@ -17409,7 +17350,7 @@
               <w:rPr>
                 <w:rStyle w:val="VerbatimChar"/>
               </w:rPr>
-              <w:t xml:space="preserve">      "type": "business_case",</w:t>
+              <w:t xml:space="preserve">"type": "business_case",</w:t>
             </w:r>
             <w:r>
               <w:br/>
@@ -17418,7 +17359,7 @@
               <w:rPr>
                 <w:rStyle w:val="VerbatimChar"/>
               </w:rPr>
-              <w:t xml:space="preserve">      "country": "GLO",</w:t>
+              <w:t xml:space="preserve">"country": "GLO",</w:t>
             </w:r>
             <w:r>
               <w:br/>
@@ -17427,7 +17368,7 @@
               <w:rPr>
                 <w:rStyle w:val="VerbatimChar"/>
               </w:rPr>
-              <w:t xml:space="preserve">      "language": "en",</w:t>
+              <w:t xml:space="preserve">"language": "en",</w:t>
             </w:r>
             <w:r>
               <w:br/>
@@ -17436,7 +17377,7 @@
               <w:rPr>
                 <w:rStyle w:val="VerbatimChar"/>
               </w:rPr>
-              <w:t xml:space="preserve">      "sha256": "dab433cecf598b908d070e2ebfd6f285565b7b3e1102cd2496e639dee1d0c28c",</w:t>
+              <w:t xml:space="preserve">"sha256": "dab433cecf598b908d070e2ebfd6f285565b7b3e1102cd2496e639dee1d0c28c",</w:t>
             </w:r>
             <w:r>
               <w:br/>
@@ -17445,7 +17386,7 @@
               <w:rPr>
                 <w:rStyle w:val="VerbatimChar"/>
               </w:rPr>
-              <w:t xml:space="preserve">      "source_path": "docs/tb/source/Business case - BSS Risk Assessment (2).doc"</w:t>
+              <w:t xml:space="preserve">"source_path": "docs/tb/source/Business case - BSS Risk Assessment (2).doc"</w:t>
             </w:r>
             <w:r>
               <w:br/>
@@ -17454,7 +17395,7 @@
               <w:rPr>
                 <w:rStyle w:val="VerbatimChar"/>
               </w:rPr>
-              <w:t xml:space="preserve">    }</w:t>
+              <w:t xml:space="preserve">}</w:t>
             </w:r>
             <w:r>
               <w:br/>
@@ -17463,7 +17404,7 @@
               <w:rPr>
                 <w:rStyle w:val="VerbatimChar"/>
               </w:rPr>
-              <w:t xml:space="preserve">  ]</w:t>
+              <w:t xml:space="preserve">]</w:t>
             </w:r>
             <w:r>
               <w:br/>
@@ -19020,7 +18961,7 @@
         <w:rPr>
           <w:rStyle w:val="VerbatimChar"/>
         </w:rPr>
-        <w:t xml:space="preserve">    escalate_to = reviewer.supervisor</w:t>
+        <w:t xml:space="preserve">escalate_to = reviewer.supervisor</w:t>
       </w:r>
       <w:r>
         <w:br/>
@@ -19038,7 +18979,7 @@
         <w:rPr>
           <w:rStyle w:val="VerbatimChar"/>
         </w:rPr>
-        <w:t xml:space="preserve">    escalate_to = domain_expert</w:t>
+        <w:t xml:space="preserve">escalate_to = domain_expert</w:t>
       </w:r>
       <w:r>
         <w:br/>
@@ -19056,7 +18997,7 @@
         <w:rPr>
           <w:rStyle w:val="VerbatimChar"/>
         </w:rPr>
-        <w:t xml:space="preserve">    escalate_to = compliance_team</w:t>
+        <w:t xml:space="preserve">escalate_to = compliance_team</w:t>
       </w:r>
       <w:r>
         <w:br/>
@@ -19074,7 +19015,7 @@
         <w:rPr>
           <w:rStyle w:val="VerbatimChar"/>
         </w:rPr>
-        <w:t xml:space="preserve">    escalate_to = team_lead</w:t>
+        <w:t xml:space="preserve">escalate_to = team_lead</w:t>
       </w:r>
     </w:p>
     <w:bookmarkEnd w:id="125"/>
@@ -20934,7 +20875,7 @@
         <w:rPr>
           <w:rStyle w:val="VerbatimChar"/>
         </w:rPr>
-        <w:t xml:space="preserve">       ?domain={tb|arabic}&amp;status={pending|in_progress}</w:t>
+        <w:t xml:space="preserve">?domain={tb|arabic}&amp;status={pending|in_progress}</w:t>
       </w:r>
       <w:r>
         <w:br/>
@@ -20943,7 +20884,7 @@
         <w:rPr>
           <w:rStyle w:val="VerbatimChar"/>
         </w:rPr>
-        <w:t xml:space="preserve">       &amp;priority={critical|high|normal|low}</w:t>
+        <w:t xml:space="preserve">&amp;priority={critical|high|normal|low}</w:t>
       </w:r>
       <w:r>
         <w:br/>
@@ -20952,7 +20893,7 @@
         <w:rPr>
           <w:rStyle w:val="VerbatimChar"/>
         </w:rPr>
-        <w:t xml:space="preserve">       &amp;assigned_to={me|user-id|*}    # "me" resolves to token sub</w:t>
+        <w:t xml:space="preserve">&amp;assigned_to={me|user-id|*}    # "me" resolves to token sub</w:t>
       </w:r>
       <w:r>
         <w:br/>
@@ -20985,7 +20926,7 @@
         <w:rPr>
           <w:rStyle w:val="VerbatimChar"/>
         </w:rPr>
-        <w:t xml:space="preserve">       # no body -- claimant is the token subject</w:t>
+        <w:t xml:space="preserve"># no body -- claimant is the token subject</w:t>
       </w:r>
       <w:r>
         <w:br/>
@@ -21006,7 +20947,7 @@
         <w:rPr>
           <w:rStyle w:val="VerbatimChar"/>
         </w:rPr>
-        <w:t xml:space="preserve">       Body: {</w:t>
+        <w:t xml:space="preserve">Body: {</w:t>
       </w:r>
       <w:r>
         <w:br/>
@@ -21015,7 +20956,7 @@
         <w:rPr>
           <w:rStyle w:val="VerbatimChar"/>
         </w:rPr>
-        <w:t xml:space="preserve">         "decision": "accept|reject|escalate",</w:t>
+        <w:t xml:space="preserve">"decision": "accept|reject|escalate",</w:t>
       </w:r>
       <w:r>
         <w:br/>
@@ -21024,7 +20965,7 @@
         <w:rPr>
           <w:rStyle w:val="VerbatimChar"/>
         </w:rPr>
-        <w:t xml:space="preserve">         "edits": { "field": "new_value", ... },</w:t>
+        <w:t xml:space="preserve">"edits": { "field": "new_value", ... },</w:t>
       </w:r>
       <w:r>
         <w:br/>
@@ -21033,7 +20974,7 @@
         <w:rPr>
           <w:rStyle w:val="VerbatimChar"/>
         </w:rPr>
-        <w:t xml:space="preserve">         "comment": "..."</w:t>
+        <w:t xml:space="preserve">"comment": "..."</w:t>
       </w:r>
       <w:r>
         <w:br/>
@@ -21042,7 +20983,7 @@
         <w:rPr>
           <w:rStyle w:val="VerbatimChar"/>
         </w:rPr>
-        <w:t xml:space="preserve">       }</w:t>
+        <w:t xml:space="preserve">}</w:t>
       </w:r>
       <w:r>
         <w:br/>
@@ -21051,7 +20992,7 @@
         <w:rPr>
           <w:rStyle w:val="VerbatimChar"/>
         </w:rPr>
-        <w:t xml:space="preserve">       # actor is the token subject; 403 if not the claimant</w:t>
+        <w:t xml:space="preserve"># actor is the token subject; 403 if not the claimant</w:t>
       </w:r>
       <w:r>
         <w:br/>
@@ -21072,7 +21013,7 @@
         <w:rPr>
           <w:rStyle w:val="VerbatimChar"/>
         </w:rPr>
-        <w:t xml:space="preserve">       ?start_date={date}&amp;end_date={date}&amp;domain={...}</w:t>
+        <w:t xml:space="preserve">?start_date={date}&amp;end_date={date}&amp;domain={...}</w:t>
       </w:r>
       <w:r>
         <w:br/>
@@ -21081,7 +21022,7 @@
         <w:rPr>
           <w:rStyle w:val="VerbatimChar"/>
         </w:rPr>
-        <w:t xml:space="preserve">       # requires review.analytics.read scope</w:t>
+        <w:t xml:space="preserve"># requires review.analytics.read scope</w:t>
       </w:r>
     </w:p>
     <w:bookmarkEnd w:id="141"/>
@@ -23746,7 +23687,7 @@
         <w:rPr>
           <w:rStyle w:val="VerbatimChar"/>
         </w:rPr>
-        <w:t xml:space="preserve">  runs-on: ubuntu-latest</w:t>
+        <w:t xml:space="preserve">runs-on: ubuntu-latest</w:t>
       </w:r>
       <w:r>
         <w:br/>
@@ -23755,7 +23696,7 @@
         <w:rPr>
           <w:rStyle w:val="VerbatimChar"/>
         </w:rPr>
-        <w:t xml:space="preserve">  steps:</w:t>
+        <w:t xml:space="preserve">steps:</w:t>
       </w:r>
       <w:r>
         <w:br/>
@@ -23764,7 +23705,7 @@
         <w:rPr>
           <w:rStyle w:val="VerbatimChar"/>
         </w:rPr>
-        <w:t xml:space="preserve">    - uses: actions/checkout@v4</w:t>
+        <w:t xml:space="preserve">- uses: actions/checkout@v4</w:t>
       </w:r>
       <w:r>
         <w:br/>
@@ -23773,7 +23714,7 @@
         <w:rPr>
           <w:rStyle w:val="VerbatimChar"/>
         </w:rPr>
-        <w:t xml:space="preserve">    - name: Run TB tests</w:t>
+        <w:t xml:space="preserve">- name: Run TB tests</w:t>
       </w:r>
       <w:r>
         <w:br/>
@@ -23782,7 +23723,7 @@
         <w:rPr>
           <w:rStyle w:val="VerbatimChar"/>
         </w:rPr>
-        <w:t xml:space="preserve">      run: |</w:t>
+        <w:t xml:space="preserve">run: |</w:t>
       </w:r>
       <w:r>
         <w:br/>
@@ -23791,7 +23732,7 @@
         <w:rPr>
           <w:rStyle w:val="VerbatimChar"/>
         </w:rPr>
-        <w:t xml:space="preserve">        pytest tests/unit/tb/ -v --cov=src/tb</w:t>
+        <w:t xml:space="preserve">pytest tests/unit/tb/ -v --cov=src/tb</w:t>
       </w:r>
       <w:r>
         <w:br/>
@@ -23800,7 +23741,7 @@
         <w:rPr>
           <w:rStyle w:val="VerbatimChar"/>
         </w:rPr>
-        <w:t xml:space="preserve">        pytest tests/integration/tb/ -v</w:t>
+        <w:t xml:space="preserve">pytest tests/integration/tb/ -v</w:t>
       </w:r>
       <w:r>
         <w:br/>
@@ -23809,7 +23750,7 @@
         <w:rPr>
           <w:rStyle w:val="VerbatimChar"/>
         </w:rPr>
-        <w:t xml:space="preserve">    - name: Check coverage</w:t>
+        <w:t xml:space="preserve">- name: Check coverage</w:t>
       </w:r>
       <w:r>
         <w:br/>
@@ -23818,7 +23759,7 @@
         <w:rPr>
           <w:rStyle w:val="VerbatimChar"/>
         </w:rPr>
-        <w:t xml:space="preserve">      run: |</w:t>
+        <w:t xml:space="preserve">run: |</w:t>
       </w:r>
       <w:r>
         <w:br/>
@@ -23827,7 +23768,7 @@
         <w:rPr>
           <w:rStyle w:val="VerbatimChar"/>
         </w:rPr>
-        <w:t xml:space="preserve">        coverage report --fail-under=85</w:t>
+        <w:t xml:space="preserve">coverage report --fail-under=85</w:t>
       </w:r>
     </w:p>
     <w:bookmarkEnd w:id="158"/>
@@ -26522,24 +26463,7 @@
         <w:t xml:space="preserve"> </w:t>
       </w:r>
       <w:r>
-        <w:t xml:space="preserve">the v2.0 trigger in</w:t>
-      </w:r>
-      <w:r>
-        <w:t xml:space="preserve"> </w:t>
-      </w:r>
-      <w:hyperlink w:anchor="sec:v2-trigger">
-        <w:r>
-          <w:rPr>
-            <w:rStyle w:val="Hyperlink"/>
-          </w:rPr>
-          <w:t xml:space="preserve">[sec:v2-trigger]</w:t>
-        </w:r>
-      </w:hyperlink>
-      <w:r>
-        <w:t xml:space="preserve"> </w:t>
-      </w:r>
-      <w:r>
-        <w:t xml:space="preserve">fires).</w:t>
+        <w:t xml:space="preserve">the v2.0 trigger fires).</w:t>
       </w:r>
     </w:p>
     <w:bookmarkEnd w:id="180"/>
@@ -27059,18 +26983,7 @@
               <w:jc w:val="left"/>
             </w:pPr>
             <w:r>
-              <w:t xml:space="preserve">Beta parallel-run gate passes (</w:t>
-            </w:r>
-            <w:hyperlink w:anchor="sec:tb-parallel-run">
-              <w:r>
-                <w:rPr>
-                  <w:rStyle w:val="Hyperlink"/>
-                </w:rPr>
-                <w:t xml:space="preserve">[sec:tb-parallel-run]</w:t>
-              </w:r>
-            </w:hyperlink>
-            <w:r>
-              <w:t xml:space="preserve">).</w:t>
+              <w:t xml:space="preserve">Beta parallel-run gate passes.</w:t>
             </w:r>
           </w:p>
         </w:tc>
@@ -27417,24 +27330,7 @@
               <w:jc w:val="left"/>
             </w:pPr>
             <w:r>
-              <w:t xml:space="preserve">M07 +</w:t>
-            </w:r>
-            <w:r>
-              <w:t xml:space="preserve"> </w:t>
-            </w:r>
-            <w:hyperlink w:anchor="sec:v2-trigger">
-              <w:r>
-                <w:rPr>
-                  <w:rStyle w:val="Hyperlink"/>
-                </w:rPr>
-                <w:t xml:space="preserve">[sec:v2-trigger]</w:t>
-              </w:r>
-            </w:hyperlink>
-            <w:r>
-              <w:t xml:space="preserve"> </w:t>
-            </w:r>
-            <w:r>
-              <w:t xml:space="preserve">trigger</w:t>
+              <w:t xml:space="preserve">M07 + v2.0 trigger</w:t>
             </w:r>
           </w:p>
         </w:tc>
@@ -28977,18 +28873,7 @@
               <w:jc w:val="left"/>
             </w:pPr>
             <w:r>
-              <w:t xml:space="preserve">Graceful-degradation ladder (</w:t>
-            </w:r>
-            <w:hyperlink w:anchor="sec:degradation-ladder">
-              <w:r>
-                <w:rPr>
-                  <w:rStyle w:val="Hyperlink"/>
-                </w:rPr>
-                <w:t xml:space="preserve">[sec:degradation-ladder]</w:t>
-              </w:r>
-            </w:hyperlink>
-            <w:r>
-              <w:t xml:space="preserve">) provides fallback; slip tolerable.</w:t>
+              <w:t xml:space="preserve">Graceful-degradation ladder defined in the Regulations spec provides fallback; slip tolerable.</w:t>
             </w:r>
           </w:p>
         </w:tc>
@@ -29244,18 +29129,7 @@
         <w:t xml:space="preserve"> </w:t>
       </w:r>
       <w:r>
-        <w:t xml:space="preserve">assumptions, unit economics (</w:t>
-      </w:r>
-      <w:hyperlink w:anchor="sec:tb-unit-economics">
-        <w:r>
-          <w:rPr>
-            <w:rStyle w:val="Hyperlink"/>
-          </w:rPr>
-          <w:t xml:space="preserve">[sec:tb-unit-economics]</w:t>
-        </w:r>
-      </w:hyperlink>
-      <w:r>
-        <w:t xml:space="preserve">),</w:t>
+        <w:t xml:space="preserve">assumptions, unit economics,</w:t>
       </w:r>
       <w:r>
         <w:t xml:space="preserve"> </w:t>
@@ -29446,6 +29320,5908 @@
     <w:bookmarkEnd w:id="191"/>
     <w:bookmarkEnd w:id="192"/>
     <w:bookmarkEnd w:id="193"/>
+    <w:bookmarkStart w:id="231" w:name="ch:agent-impl"/>
+    <w:p>
+      <w:pPr>
+        <w:pStyle w:val="Heading1"/>
+      </w:pPr>
+      <w:r>
+        <w:t xml:space="preserve">Agent Implementation Instructions</w:t>
+      </w:r>
+    </w:p>
+    <w:bookmarkStart w:id="194" w:name="purpose-and-audience"/>
+    <w:p>
+      <w:pPr>
+        <w:pStyle w:val="Heading2"/>
+      </w:pPr>
+      <w:r>
+        <w:t xml:space="preserve">Purpose and audience</w:t>
+      </w:r>
+    </w:p>
+    <w:p>
+      <w:pPr>
+        <w:pStyle w:val="FirstParagraph"/>
+      </w:pPr>
+      <w:r>
+        <w:t xml:space="preserve">This chapter is the self-contained, intent-based instruction set for</w:t>
+      </w:r>
+      <w:r>
+        <w:t xml:space="preserve"> </w:t>
+      </w:r>
+      <w:r>
+        <w:t xml:space="preserve">implementing the</w:t>
+      </w:r>
+      <w:r>
+        <w:t xml:space="preserve"> </w:t>
+      </w:r>
+      <w:r>
+        <w:rPr>
+          <w:i/>
+          <w:iCs/>
+        </w:rPr>
+        <w:t xml:space="preserve">Trial Balance review</w:t>
+      </w:r>
+      <w:r>
+        <w:t xml:space="preserve"> </w:t>
+      </w:r>
+      <w:r>
+        <w:t xml:space="preserve">domain inside the</w:t>
+      </w:r>
+      <w:r>
+        <w:t xml:space="preserve"> </w:t>
+      </w:r>
+      <w:r>
+        <w:t xml:space="preserve">unified SAP OSS platform. It is written for LLM-driven and human</w:t>
+      </w:r>
+      <w:r>
+        <w:t xml:space="preserve"> </w:t>
+      </w:r>
+      <w:r>
+        <w:t xml:space="preserve">implementation agents who will extend existing services to realise</w:t>
+      </w:r>
+      <w:r>
+        <w:t xml:space="preserve"> </w:t>
+      </w:r>
+      <w:r>
+        <w:t xml:space="preserve">the specification. It assumes only this PDF; every platform</w:t>
+      </w:r>
+      <w:r>
+        <w:t xml:space="preserve"> </w:t>
+      </w:r>
+      <w:r>
+        <w:t xml:space="preserve">decision, integration contract, and governance obligation the TB</w:t>
+      </w:r>
+      <w:r>
+        <w:t xml:space="preserve"> </w:t>
+      </w:r>
+      <w:r>
+        <w:t xml:space="preserve">workstream depends on is restated here so that no companion document</w:t>
+      </w:r>
+      <w:r>
+        <w:t xml:space="preserve"> </w:t>
+      </w:r>
+      <w:r>
+        <w:t xml:space="preserve">is required. Existing chapters </w:t>
+      </w:r>
+      <w:hyperlink w:anchor="ch:overview">
+        <w:r>
+          <w:rPr>
+            <w:rStyle w:val="Hyperlink"/>
+          </w:rPr>
+          <w:t xml:space="preserve">1</w:t>
+        </w:r>
+      </w:hyperlink>
+      <w:r>
+        <w:t xml:space="preserve">–</w:t>
+      </w:r>
+      <w:hyperlink w:anchor="ch:tb-roadmap">
+        <w:r>
+          <w:rPr>
+            <w:rStyle w:val="Hyperlink"/>
+          </w:rPr>
+          <w:t xml:space="preserve">11</w:t>
+        </w:r>
+      </w:hyperlink>
+      <w:r>
+        <w:t xml:space="preserve"> </w:t>
+      </w:r>
+      <w:r>
+        <w:t xml:space="preserve">remain the normative source for the TB domain itself; this chapter</w:t>
+      </w:r>
+      <w:r>
+        <w:t xml:space="preserve"> </w:t>
+      </w:r>
+      <w:r>
+        <w:t xml:space="preserve">tells future agents</w:t>
+      </w:r>
+      <w:r>
+        <w:t xml:space="preserve"> </w:t>
+      </w:r>
+      <w:r>
+        <w:rPr>
+          <w:i/>
+          <w:iCs/>
+        </w:rPr>
+        <w:t xml:space="preserve">how</w:t>
+      </w:r>
+      <w:r>
+        <w:t xml:space="preserve"> </w:t>
+      </w:r>
+      <w:r>
+        <w:t xml:space="preserve">to build what those chapters</w:t>
+      </w:r>
+      <w:r>
+        <w:t xml:space="preserve"> </w:t>
+      </w:r>
+      <w:r>
+        <w:t xml:space="preserve">describe,</w:t>
+      </w:r>
+      <w:r>
+        <w:t xml:space="preserve"> </w:t>
+      </w:r>
+      <w:r>
+        <w:rPr>
+          <w:i/>
+          <w:iCs/>
+        </w:rPr>
+        <w:t xml:space="preserve">where</w:t>
+      </w:r>
+      <w:r>
+        <w:t xml:space="preserve"> </w:t>
+      </w:r>
+      <w:r>
+        <w:t xml:space="preserve">to put it in the codebase, and</w:t>
+      </w:r>
+      <w:r>
+        <w:t xml:space="preserve"> </w:t>
+      </w:r>
+      <w:r>
+        <w:rPr>
+          <w:i/>
+          <w:iCs/>
+        </w:rPr>
+        <w:t xml:space="preserve">how</w:t>
+      </w:r>
+      <w:r>
+        <w:t xml:space="preserve"> </w:t>
+      </w:r>
+      <w:r>
+        <w:t xml:space="preserve">it</w:t>
+      </w:r>
+      <w:r>
+        <w:t xml:space="preserve"> </w:t>
+      </w:r>
+      <w:r>
+        <w:t xml:space="preserve">plugs into the wider platform.</w:t>
+      </w:r>
+    </w:p>
+    <w:bookmarkEnd w:id="194"/>
+    <w:bookmarkStart w:id="195" w:name="sec:agent-rules"/>
+    <w:p>
+      <w:pPr>
+        <w:pStyle w:val="Heading2"/>
+      </w:pPr>
+      <w:r>
+        <w:t xml:space="preserve">Rules of Engagement for AI Agents</w:t>
+      </w:r>
+    </w:p>
+    <w:p>
+      <w:pPr>
+        <w:pStyle w:val="FirstParagraph"/>
+      </w:pPr>
+      <w:r>
+        <w:t xml:space="preserve">To ensure safety and architectural integrity, all implementation agents must adhere to the following Prime Directives:</w:t>
+      </w:r>
+    </w:p>
+    <w:p>
+      <w:pPr>
+        <w:numPr>
+          <w:ilvl w:val="0"/>
+          <w:numId w:val="1035"/>
+        </w:numPr>
+      </w:pPr>
+      <w:r>
+        <w:rPr>
+          <w:b/>
+          <w:bCs/>
+        </w:rPr>
+        <w:t xml:space="preserve">Credential Protection.</w:t>
+      </w:r>
+      <w:r>
+        <w:t xml:space="preserve"> </w:t>
+      </w:r>
+      <w:r>
+        <w:t xml:space="preserve">Never log, print, or commit secrets. Use the</w:t>
+      </w:r>
+      <w:r>
+        <w:t xml:space="preserve"> </w:t>
+      </w:r>
+      <w:r>
+        <w:rPr>
+          <w:rStyle w:val="VerbatimChar"/>
+        </w:rPr>
+        <w:t xml:space="preserve">.secrets.example</w:t>
+      </w:r>
+      <w:r>
+        <w:t xml:space="preserve"> </w:t>
+      </w:r>
+      <w:r>
+        <w:t xml:space="preserve">pattern for all new integrations.</w:t>
+      </w:r>
+    </w:p>
+    <w:p>
+      <w:pPr>
+        <w:numPr>
+          <w:ilvl w:val="0"/>
+          <w:numId w:val="1035"/>
+        </w:numPr>
+      </w:pPr>
+      <w:r>
+        <w:rPr>
+          <w:b/>
+          <w:bCs/>
+        </w:rPr>
+        <w:t xml:space="preserve">Context Efficiency.</w:t>
+      </w:r>
+      <w:r>
+        <w:t xml:space="preserve"> </w:t>
+      </w:r>
+      <w:r>
+        <w:t xml:space="preserve">Prioritize surgical edits. Request only the minimum required file ranges to satisfy the task intent.</w:t>
+      </w:r>
+    </w:p>
+    <w:p>
+      <w:pPr>
+        <w:numPr>
+          <w:ilvl w:val="0"/>
+          <w:numId w:val="1035"/>
+        </w:numPr>
+      </w:pPr>
+      <w:r>
+        <w:rPr>
+          <w:b/>
+          <w:bCs/>
+        </w:rPr>
+        <w:t xml:space="preserve">Test-Driven Implementation.</w:t>
+      </w:r>
+      <w:r>
+        <w:t xml:space="preserve"> </w:t>
+      </w:r>
+      <w:r>
+        <w:t xml:space="preserve">No code is complete without a corresponding fixture in</w:t>
+      </w:r>
+      <w:r>
+        <w:t xml:space="preserve"> </w:t>
+      </w:r>
+      <w:r>
+        <w:rPr>
+          <w:rStyle w:val="VerbatimChar"/>
+        </w:rPr>
+        <w:t xml:space="preserve">tests/fixtures/</w:t>
+      </w:r>
+      <w:r>
+        <w:t xml:space="preserve"> </w:t>
+      </w:r>
+      <w:r>
+        <w:t xml:space="preserve">and a passing validation run.</w:t>
+      </w:r>
+    </w:p>
+    <w:p>
+      <w:pPr>
+        <w:numPr>
+          <w:ilvl w:val="0"/>
+          <w:numId w:val="1035"/>
+        </w:numPr>
+      </w:pPr>
+      <w:r>
+        <w:rPr>
+          <w:b/>
+          <w:bCs/>
+        </w:rPr>
+        <w:t xml:space="preserve">Self-Correction.</w:t>
+      </w:r>
+      <w:r>
+        <w:t xml:space="preserve"> </w:t>
+      </w:r>
+      <w:r>
+        <w:t xml:space="preserve">If a schema validation fails, the agent must diagnose the root cause (hallucination vs. schema drift) before re-attempting implementation.</w:t>
+      </w:r>
+    </w:p>
+    <w:bookmarkEnd w:id="195"/>
+    <w:bookmarkStart w:id="198" w:name="sec:agent-platform-overview"/>
+    <w:p>
+      <w:pPr>
+        <w:pStyle w:val="Heading2"/>
+      </w:pPr>
+      <w:r>
+        <w:t xml:space="preserve">Platform Overview — One Codebase, One Instance</w:t>
+      </w:r>
+    </w:p>
+    <w:bookmarkStart w:id="196" w:name="integration-stance"/>
+    <w:p>
+      <w:pPr>
+        <w:pStyle w:val="Heading3"/>
+      </w:pPr>
+      <w:r>
+        <w:t xml:space="preserve">Integration Stance</w:t>
+      </w:r>
+    </w:p>
+    <w:p>
+      <w:pPr>
+        <w:pStyle w:val="FirstParagraph"/>
+      </w:pPr>
+      <w:r>
+        <w:t xml:space="preserve">The SAP OSS platform is delivered as a single codebase that runs as a single logical instance. All cross-cutting concerns are hosted by existing services.</w:t>
+      </w:r>
+    </w:p>
+    <w:p>
+      <w:pPr>
+        <w:pStyle w:val="BodyText"/>
+      </w:pPr>
+      <w:r>
+        <w:t xml:space="preserve">One Codebase, One Instance</w:t>
+      </w:r>
+      <w:r>
+        <w:t xml:space="preserve"> </w:t>
+      </w:r>
+      <w:r>
+        <w:t xml:space="preserve">To minimize integration latency and eliminate distributed-system failure modes (e.g., partial partitions), we mandate a single logical instance. All cross-domain orchestration happens via the MCP Gateway layer.</w:t>
+      </w:r>
+    </w:p>
+    <w:bookmarkEnd w:id="196"/>
+    <w:bookmarkStart w:id="197" w:name="sec:platform-map"/>
+    <w:p>
+      <w:pPr>
+        <w:pStyle w:val="Heading3"/>
+      </w:pPr>
+      <w:r>
+        <w:t xml:space="preserve">Platform Integration Map</w:t>
+      </w:r>
+    </w:p>
+    <w:tbl>
+      <w:tblPr>
+        <w:tblStyle w:val="FigureTable"/>
+        <w:tblW w:type="auto" w:w="0"/>
+        <w:jc w:val="center"/>
+        <w:tblLook w:firstRow="0" w:lastRow="0" w:firstColumn="0" w:lastColumn="0"/>
+      </w:tblPr>
+      <w:tblGrid/>
+    </w:tbl>
+    <w:p>
+      <w:pPr>
+        <w:pStyle w:val="ImageCaption"/>
+      </w:pPr>
+      <w:r>
+        <w:t xml:space="preserve">Cross-domain interaction and unified data flow map. Detailed governance logic is defined in</w:t>
+      </w:r>
+      <w:r>
+        <w:t xml:space="preserve"> </w:t>
+      </w:r>
+      <w:hyperlink w:anchor="reg:ch:mgf">
+        <w:r>
+          <w:rPr>
+            <w:rStyle w:val="Hyperlink"/>
+          </w:rPr>
+          <w:t xml:space="preserve">[reg:ch:mgf]</w:t>
+        </w:r>
+      </w:hyperlink>
+      <w:r>
+        <w:t xml:space="preserve">.</w:t>
+      </w:r>
+    </w:p>
+    <w:bookmarkEnd w:id="197"/>
+    <w:bookmarkEnd w:id="198"/>
+    <w:bookmarkStart w:id="201" w:name="sec:agent-sequences"/>
+    <w:p>
+      <w:pPr>
+        <w:pStyle w:val="Heading2"/>
+      </w:pPr>
+      <w:r>
+        <w:t xml:space="preserve">Transactional Sequence Diagrams</w:t>
+      </w:r>
+    </w:p>
+    <w:p>
+      <w:pPr>
+        <w:pStyle w:val="FirstParagraph"/>
+      </w:pPr>
+      <w:r>
+        <w:t xml:space="preserve">Implementation agents must adhere to the temporal logic defined below. Every cross-domain request MUST be brokered by the Regulations Wrapper.</w:t>
+      </w:r>
+    </w:p>
+    <w:bookmarkStart w:id="199" w:name="universal-governance-handshake"/>
+    <w:p>
+      <w:pPr>
+        <w:pStyle w:val="Heading3"/>
+      </w:pPr>
+      <w:r>
+        <w:t xml:space="preserve">Universal Governance Handshake</w:t>
+      </w:r>
+    </w:p>
+    <w:p>
+      <w:pPr>
+        <w:pStyle w:val="FirstParagraph"/>
+      </w:pPr>
+      <w:r>
+        <w:t xml:space="preserve">This sequence applies to</w:t>
+      </w:r>
+      <w:r>
+        <w:t xml:space="preserve"> </w:t>
+      </w:r>
+      <w:r>
+        <w:rPr>
+          <w:b/>
+          <w:bCs/>
+        </w:rPr>
+        <w:t xml:space="preserve">all</w:t>
+      </w:r>
+      <w:r>
+        <w:t xml:space="preserve"> </w:t>
+      </w:r>
+      <w:r>
+        <w:t xml:space="preserve">platform service calls.</w:t>
+      </w:r>
+    </w:p>
+    <w:tbl>
+      <w:tblPr>
+        <w:tblStyle w:val="FigureTable"/>
+        <w:tblW w:type="auto" w:w="0"/>
+        <w:jc w:val="center"/>
+        <w:tblLook w:firstRow="0" w:lastRow="0" w:firstColumn="0" w:lastColumn="0"/>
+      </w:tblPr>
+      <w:tblGrid/>
+    </w:tbl>
+    <w:p>
+      <w:pPr>
+        <w:pStyle w:val="ImageCaption"/>
+      </w:pPr>
+      <w:r>
+        <w:t xml:space="preserve">Standard platform handshake for governed tool execution. Audit schemas are detailed in</w:t>
+      </w:r>
+      <w:r>
+        <w:t xml:space="preserve"> </w:t>
+      </w:r>
+      <w:hyperlink w:anchor="reg:ch:identity">
+        <w:r>
+          <w:rPr>
+            <w:rStyle w:val="Hyperlink"/>
+          </w:rPr>
+          <w:t xml:space="preserve">[reg:ch:identity]</w:t>
+        </w:r>
+      </w:hyperlink>
+      <w:r>
+        <w:t xml:space="preserve">.</w:t>
+      </w:r>
+    </w:p>
+    <w:bookmarkEnd w:id="199"/>
+    <w:bookmarkStart w:id="200" w:name="arabic-ap-golden-path"/>
+    <w:p>
+      <w:pPr>
+        <w:pStyle w:val="Heading3"/>
+      </w:pPr>
+      <w:r>
+        <w:t xml:space="preserve">Arabic AP Golden Path</w:t>
+      </w:r>
+    </w:p>
+    <w:p>
+      <w:pPr>
+        <w:pStyle w:val="FirstParagraph"/>
+      </w:pPr>
+      <w:r>
+        <w:t xml:space="preserve">Temporal flow for invoice processing with Arabic context.</w:t>
+      </w:r>
+    </w:p>
+    <w:tbl>
+      <w:tblPr>
+        <w:tblStyle w:val="FigureTable"/>
+        <w:tblW w:type="auto" w:w="0"/>
+        <w:jc w:val="center"/>
+        <w:tblLook w:firstRow="0" w:lastRow="0" w:firstColumn="0" w:lastColumn="0"/>
+      </w:tblPr>
+      <w:tblGrid/>
+    </w:tbl>
+    <w:p>
+      <w:pPr>
+        <w:pStyle w:val="ImageCaption"/>
+      </w:pPr>
+      <w:r>
+        <w:t xml:space="preserve">Arabic AP sequence: Scanned PDF to Release. VAT rules are specified in</w:t>
+      </w:r>
+      <w:r>
+        <w:t xml:space="preserve"> </w:t>
+      </w:r>
+      <w:hyperlink w:anchor="ar:ch:vat">
+        <w:r>
+          <w:rPr>
+            <w:rStyle w:val="Hyperlink"/>
+          </w:rPr>
+          <w:t xml:space="preserve">[ar:ch:vat]</w:t>
+        </w:r>
+      </w:hyperlink>
+      <w:r>
+        <w:t xml:space="preserve">.</w:t>
+      </w:r>
+    </w:p>
+    <w:bookmarkEnd w:id="200"/>
+    <w:bookmarkEnd w:id="201"/>
+    <w:bookmarkStart w:id="203" w:name="sec:hardware-profiles"/>
+    <w:p>
+      <w:pPr>
+        <w:pStyle w:val="Heading2"/>
+      </w:pPr>
+      <w:r>
+        <w:t xml:space="preserve">Compute and Resource Alignment</w:t>
+      </w:r>
+    </w:p>
+    <w:p>
+      <w:pPr>
+        <w:pStyle w:val="FirstParagraph"/>
+      </w:pPr>
+      <w:r>
+        <w:t xml:space="preserve">AI algorithms are calibrated for the reference infrastructure established in the domain chapters:</w:t>
+      </w:r>
+    </w:p>
+    <w:bookmarkStart w:id="202" w:name="tab:hardware-profiles"/>
+    <w:p>
+      <w:pPr>
+        <w:pStyle w:val="TableCaption"/>
+      </w:pPr>
+      <w:r>
+        <w:t xml:space="preserve">Infrastructure Reference Profiles.</w:t>
+      </w:r>
+    </w:p>
+    <w:tbl>
+      <w:tblPr>
+        <w:tblStyle w:val="Table"/>
+        <w:tblW w:type="auto" w:w="0"/>
+        <w:tblLook w:firstRow="1" w:lastRow="0" w:firstColumn="0" w:lastColumn="0" w:noHBand="0" w:noVBand="0" w:val="0020"/>
+        <w:tblCaption w:val="Infrastructure Reference Profiles."/>
+      </w:tblPr>
+      <w:tblGrid>
+        <w:gridCol w:w="2640"/>
+        <w:gridCol w:w="2640"/>
+        <w:gridCol w:w="2640"/>
+      </w:tblGrid>
+      <w:tr>
+        <w:trPr>
+          <w:tblHeader w:val="on"/>
+        </w:trPr>
+        <w:tc>
+          <w:tcPr/>
+          <w:p>
+            <w:pPr>
+              <w:pStyle w:val="Compact"/>
+              <w:jc w:val="left"/>
+            </w:pPr>
+            <w:r>
+              <w:rPr>
+                <w:b/>
+                <w:bCs/>
+              </w:rPr>
+              <w:t xml:space="preserve">Workload</w:t>
+            </w:r>
+          </w:p>
+        </w:tc>
+        <w:tc>
+          <w:tcPr/>
+          <w:p>
+            <w:pPr>
+              <w:pStyle w:val="Compact"/>
+              <w:jc w:val="left"/>
+            </w:pPr>
+            <w:r>
+              <w:rPr>
+                <w:b/>
+                <w:bCs/>
+              </w:rPr>
+              <w:t xml:space="preserve">Reference Hardware</w:t>
+            </w:r>
+          </w:p>
+        </w:tc>
+        <w:tc>
+          <w:tcPr/>
+          <w:p>
+            <w:pPr>
+              <w:pStyle w:val="Compact"/>
+              <w:jc w:val="left"/>
+            </w:pPr>
+            <w:r>
+              <w:rPr>
+                <w:b/>
+                <w:bCs/>
+              </w:rPr>
+              <w:t xml:space="preserve">Performance Target</w:t>
+            </w:r>
+          </w:p>
+        </w:tc>
+      </w:tr>
+      <w:tr>
+        <w:tc>
+          <w:tcPr/>
+          <w:p>
+            <w:pPr>
+              <w:pStyle w:val="Compact"/>
+              <w:jc w:val="left"/>
+            </w:pPr>
+            <w:r>
+              <w:t xml:space="preserve">LLM Inference</w:t>
+            </w:r>
+          </w:p>
+        </w:tc>
+        <w:tc>
+          <w:tcPr/>
+          <w:p>
+            <w:pPr>
+              <w:pStyle w:val="Compact"/>
+              <w:jc w:val="left"/>
+            </w:pPr>
+            <w:r>
+              <w:t xml:space="preserve">NVIDIA L40S (48GB)</w:t>
+            </w:r>
+          </w:p>
+        </w:tc>
+        <w:tc>
+          <w:tcPr/>
+          <w:p>
+            <w:pPr>
+              <w:pStyle w:val="Compact"/>
+              <w:jc w:val="left"/>
+            </w:pPr>
+            <w:r>
+              <w:t xml:space="preserve">AWQ 4-bit / p95 &lt; 2s</w:t>
+            </w:r>
+          </w:p>
+        </w:tc>
+      </w:tr>
+      <w:tr>
+        <w:tc>
+          <w:tcPr/>
+          <w:p>
+            <w:pPr>
+              <w:pStyle w:val="Compact"/>
+              <w:jc w:val="left"/>
+            </w:pPr>
+            <w:r>
+              <w:t xml:space="preserve">Embeddings</w:t>
+            </w:r>
+          </w:p>
+        </w:tc>
+        <w:tc>
+          <w:tcPr/>
+          <w:p>
+            <w:pPr>
+              <w:pStyle w:val="Compact"/>
+              <w:jc w:val="left"/>
+            </w:pPr>
+            <w:r>
+              <w:t xml:space="preserve">NVIDIA A100 (40/80GB)</w:t>
+            </w:r>
+          </w:p>
+        </w:tc>
+        <w:tc>
+          <w:tcPr/>
+          <w:p>
+            <w:pPr>
+              <w:pStyle w:val="Compact"/>
+              <w:jc w:val="left"/>
+            </w:pPr>
+            <w:r>
+              <w:t xml:space="preserve">FP16 / p99 &lt; 500ms</w:t>
+            </w:r>
+          </w:p>
+        </w:tc>
+      </w:tr>
+      <w:tr>
+        <w:tc>
+          <w:tcPr/>
+          <w:p>
+            <w:pPr>
+              <w:pStyle w:val="Compact"/>
+              <w:jc w:val="left"/>
+            </w:pPr>
+            <w:r>
+              <w:t xml:space="preserve">Simula Training</w:t>
+            </w:r>
+          </w:p>
+        </w:tc>
+        <w:tc>
+          <w:tcPr/>
+          <w:p>
+            <w:pPr>
+              <w:pStyle w:val="Compact"/>
+              <w:jc w:val="left"/>
+            </w:pPr>
+            <w:r>
+              <w:t xml:space="preserve">NVIDIA A100 SXM4 cluster</w:t>
+            </w:r>
+          </w:p>
+        </w:tc>
+        <w:tc>
+          <w:tcPr/>
+          <w:p>
+            <w:pPr>
+              <w:pStyle w:val="Compact"/>
+              <w:jc w:val="left"/>
+            </w:pPr>
+            <w:r>
+              <w:t xml:space="preserve">BF16 throughput parity</w:t>
+            </w:r>
+          </w:p>
+        </w:tc>
+      </w:tr>
+    </w:tbl>
+    <w:bookmarkEnd w:id="202"/>
+    <w:bookmarkEnd w:id="203"/>
+    <w:bookmarkStart w:id="204" w:name="sec:hitl-gates"/>
+    <w:p>
+      <w:pPr>
+        <w:pStyle w:val="Heading2"/>
+      </w:pPr>
+      <w:r>
+        <w:t xml:space="preserve">Human-in-the-Loop (HITL) Critical Gates</w:t>
+      </w:r>
+    </w:p>
+    <w:p>
+      <w:pPr>
+        <w:pStyle w:val="FirstParagraph"/>
+      </w:pPr>
+      <w:r>
+        <w:t xml:space="preserve">The following "Four-Eyes" gates are mandatory. AI agents must implement the "Awaiting Sign-off" state for these actions:</w:t>
+      </w:r>
+    </w:p>
+    <w:p>
+      <w:pPr>
+        <w:numPr>
+          <w:ilvl w:val="0"/>
+          <w:numId w:val="1036"/>
+        </w:numPr>
+      </w:pPr>
+      <w:r>
+        <w:rPr>
+          <w:b/>
+          <w:bCs/>
+        </w:rPr>
+        <w:t xml:space="preserve">VAT Release:</w:t>
+      </w:r>
+      <w:r>
+        <w:t xml:space="preserve"> </w:t>
+      </w:r>
+      <w:r>
+        <w:t xml:space="preserve">No invoice marked as</w:t>
+      </w:r>
+      <w:r>
+        <w:t xml:space="preserve"> </w:t>
+      </w:r>
+      <w:r>
+        <w:rPr>
+          <w:smallCaps/>
+        </w:rPr>
+        <w:t xml:space="preserve">hold</w:t>
+      </w:r>
+      <w:r>
+        <w:t xml:space="preserve"> </w:t>
+      </w:r>
+      <w:r>
+        <w:t xml:space="preserve">can be released without human review (see</w:t>
+      </w:r>
+      <w:r>
+        <w:t xml:space="preserve"> </w:t>
+      </w:r>
+      <w:hyperlink w:anchor="ar:ch:ap">
+        <w:r>
+          <w:rPr>
+            <w:rStyle w:val="Hyperlink"/>
+          </w:rPr>
+          <w:t xml:space="preserve">[ar:ch:ap]</w:t>
+        </w:r>
+      </w:hyperlink>
+      <w:r>
+        <w:t xml:space="preserve">).</w:t>
+      </w:r>
+    </w:p>
+    <w:p>
+      <w:pPr>
+        <w:numPr>
+          <w:ilvl w:val="0"/>
+          <w:numId w:val="1036"/>
+        </w:numPr>
+      </w:pPr>
+      <w:r>
+        <w:rPr>
+          <w:b/>
+          <w:bCs/>
+        </w:rPr>
+        <w:t xml:space="preserve">Anomaly Override:</w:t>
+      </w:r>
+      <w:r>
+        <w:t xml:space="preserve"> </w:t>
+      </w:r>
+      <w:r>
+        <w:t xml:space="preserve">Statistical outliers (</w:t>
+      </w:r>
+      <m:oMath>
+        <m:r>
+          <m:t>3</m:t>
+        </m:r>
+        <m:r>
+          <m:t>σ</m:t>
+        </m:r>
+      </m:oMath>
+      <w:r>
+        <w:t xml:space="preserve">) cannot be dismissed by AI; only "Confirmed" or "Triaged" by human (see</w:t>
+      </w:r>
+      <w:r>
+        <w:t xml:space="preserve"> </w:t>
+      </w:r>
+      <w:hyperlink w:anchor="tb:ch:controls">
+        <w:r>
+          <w:rPr>
+            <w:rStyle w:val="Hyperlink"/>
+          </w:rPr>
+          <w:t xml:space="preserve">[tb:ch:controls]</w:t>
+        </w:r>
+      </w:hyperlink>
+      <w:r>
+        <w:t xml:space="preserve">).</w:t>
+      </w:r>
+    </w:p>
+    <w:p>
+      <w:pPr>
+        <w:numPr>
+          <w:ilvl w:val="0"/>
+          <w:numId w:val="1036"/>
+        </w:numPr>
+      </w:pPr>
+      <w:r>
+        <w:rPr>
+          <w:b/>
+          <w:bCs/>
+        </w:rPr>
+        <w:t xml:space="preserve">Journal Posting:</w:t>
+      </w:r>
+      <w:r>
+        <w:t xml:space="preserve"> </w:t>
+      </w:r>
+      <w:r>
+        <w:t xml:space="preserve">Agents may</w:t>
+      </w:r>
+      <w:r>
+        <w:t xml:space="preserve"> </w:t>
+      </w:r>
+      <w:r>
+        <w:rPr>
+          <w:i/>
+          <w:iCs/>
+        </w:rPr>
+        <w:t xml:space="preserve">draft</w:t>
+      </w:r>
+      <w:r>
+        <w:t xml:space="preserve"> </w:t>
+      </w:r>
+      <w:r>
+        <w:t xml:space="preserve">journal entries, but only the Financial Controller persona can</w:t>
+      </w:r>
+      <w:r>
+        <w:t xml:space="preserve"> </w:t>
+      </w:r>
+      <w:r>
+        <w:rPr>
+          <w:i/>
+          <w:iCs/>
+        </w:rPr>
+        <w:t xml:space="preserve">commit</w:t>
+      </w:r>
+      <w:r>
+        <w:t xml:space="preserve"> </w:t>
+      </w:r>
+      <w:r>
+        <w:t xml:space="preserve">to S/4HANA (see</w:t>
+      </w:r>
+      <w:r>
+        <w:t xml:space="preserve"> </w:t>
+      </w:r>
+      <w:hyperlink w:anchor="tb:ch:controls-engine">
+        <w:r>
+          <w:rPr>
+            <w:rStyle w:val="Hyperlink"/>
+          </w:rPr>
+          <w:t xml:space="preserve">[tb:ch:controls-engine]</w:t>
+        </w:r>
+      </w:hyperlink>
+      <w:r>
+        <w:t xml:space="preserve">).</w:t>
+      </w:r>
+    </w:p>
+    <w:bookmarkEnd w:id="204"/>
+    <w:bookmarkStart w:id="205" w:name="sec:registry-integrity"/>
+    <w:p>
+      <w:pPr>
+        <w:pStyle w:val="Heading2"/>
+      </w:pPr>
+      <w:r>
+        <w:t xml:space="preserve">Registry Integrity &amp; Live Status</w:t>
+      </w:r>
+    </w:p>
+    <w:p>
+      <w:pPr>
+        <w:pStyle w:val="FirstParagraph"/>
+      </w:pPr>
+      <w:r>
+        <w:t xml:space="preserve">Before initiating any schema-dependent task, implementation agents must verify the live status of the Unified Schema Registry (see</w:t>
+      </w:r>
+      <w:r>
+        <w:t xml:space="preserve"> </w:t>
+      </w:r>
+      <w:hyperlink w:anchor="sim:chap:schema">
+        <w:r>
+          <w:rPr>
+            <w:rStyle w:val="Hyperlink"/>
+          </w:rPr>
+          <w:t xml:space="preserve">[sim:chap:schema]</w:t>
+        </w:r>
+      </w:hyperlink>
+      <w:r>
+        <w:t xml:space="preserve">).</w:t>
+      </w:r>
+    </w:p>
+    <w:p>
+      <w:pPr>
+        <w:pStyle w:val="BodyText"/>
+      </w:pPr>
+      <w:r>
+        <w:t xml:space="preserve">Registry First</w:t>
+      </w:r>
+      <w:r>
+        <w:t xml:space="preserve"> </w:t>
+      </w:r>
+      <w:r>
+        <w:t xml:space="preserve">If</w:t>
+      </w:r>
+      <w:r>
+        <w:t xml:space="preserve"> </w:t>
+      </w:r>
+      <w:r>
+        <w:rPr>
+          <w:rStyle w:val="VerbatimChar"/>
+        </w:rPr>
+        <w:t xml:space="preserve">docs/schema/registry.json</w:t>
+      </w:r>
+      <w:r>
+        <w:t xml:space="preserve"> </w:t>
+      </w:r>
+      <w:r>
+        <w:t xml:space="preserve">is out of sync with the codebase, the agent must halt and emit a</w:t>
+      </w:r>
+      <w:r>
+        <w:t xml:space="preserve"> </w:t>
+      </w:r>
+      <w:r>
+        <w:rPr>
+          <w:smallCaps/>
+        </w:rPr>
+        <w:t xml:space="preserve">schema-mismatch</w:t>
+      </w:r>
+      <w:r>
+        <w:t xml:space="preserve"> </w:t>
+      </w:r>
+      <w:r>
+        <w:t xml:space="preserve">event.</w:t>
+      </w:r>
+    </w:p>
+    <w:bookmarkEnd w:id="205"/>
+    <w:bookmarkStart w:id="209" w:name="master-implementation-manifest-union"/>
+    <w:p>
+      <w:pPr>
+        <w:pStyle w:val="Heading2"/>
+      </w:pPr>
+      <w:r>
+        <w:t xml:space="preserve">Master Implementation Manifest (Union)</w:t>
+      </w:r>
+    </w:p>
+    <w:p>
+      <w:pPr>
+        <w:pStyle w:val="FirstParagraph"/>
+      </w:pPr>
+      <w:r>
+        <w:t xml:space="preserve">Implementation runs in three waves across the entire platform.</w:t>
+      </w:r>
+    </w:p>
+    <w:bookmarkStart w:id="206" w:name="wave-1-foundations"/>
+    <w:p>
+      <w:pPr>
+        <w:pStyle w:val="Heading3"/>
+      </w:pPr>
+      <w:r>
+        <w:t xml:space="preserve">Wave 1 — Foundations</w:t>
+      </w:r>
+    </w:p>
+    <w:p>
+      <w:pPr>
+        <w:numPr>
+          <w:ilvl w:val="0"/>
+          <w:numId w:val="1037"/>
+        </w:numPr>
+      </w:pPr>
+      <w:r>
+        <w:rPr>
+          <w:b/>
+          <w:bCs/>
+        </w:rPr>
+        <w:t xml:space="preserve">Simula:</w:t>
+      </w:r>
+      <w:r>
+        <w:t xml:space="preserve"> </w:t>
+      </w:r>
+      <w:r>
+        <w:t xml:space="preserve">Implement HANA schema extraction pipeline (MCP discovery). See</w:t>
+      </w:r>
+      <w:r>
+        <w:t xml:space="preserve"> </w:t>
+      </w:r>
+      <w:hyperlink w:anchor="sim:chap:extraction">
+        <w:r>
+          <w:rPr>
+            <w:rStyle w:val="Hyperlink"/>
+          </w:rPr>
+          <w:t xml:space="preserve">[sim:chap:extraction]</w:t>
+        </w:r>
+      </w:hyperlink>
+      <w:r>
+        <w:t xml:space="preserve">.</w:t>
+      </w:r>
+    </w:p>
+    <w:p>
+      <w:pPr>
+        <w:numPr>
+          <w:ilvl w:val="0"/>
+          <w:numId w:val="1037"/>
+        </w:numPr>
+      </w:pPr>
+      <w:r>
+        <w:rPr>
+          <w:b/>
+          <w:bCs/>
+        </w:rPr>
+        <w:t xml:space="preserve">Regulations:</w:t>
+      </w:r>
+      <w:r>
+        <w:t xml:space="preserve"> </w:t>
+      </w:r>
+      <w:r>
+        <w:t xml:space="preserve">Implement MAS MGF Pillar 1 logic (Tool allow-list). See</w:t>
+      </w:r>
+      <w:r>
+        <w:t xml:space="preserve"> </w:t>
+      </w:r>
+      <w:hyperlink w:anchor="reg:ch:mgf">
+        <w:r>
+          <w:rPr>
+            <w:rStyle w:val="Hyperlink"/>
+          </w:rPr>
+          <w:t xml:space="preserve">[reg:ch:mgf]</w:t>
+        </w:r>
+      </w:hyperlink>
+      <w:r>
+        <w:t xml:space="preserve">.</w:t>
+      </w:r>
+    </w:p>
+    <w:p>
+      <w:pPr>
+        <w:numPr>
+          <w:ilvl w:val="0"/>
+          <w:numId w:val="1037"/>
+        </w:numPr>
+      </w:pPr>
+      <w:r>
+        <w:rPr>
+          <w:b/>
+          <w:bCs/>
+        </w:rPr>
+        <w:t xml:space="preserve">Arabic:</w:t>
+      </w:r>
+      <w:r>
+        <w:t xml:space="preserve"> </w:t>
+      </w:r>
+      <w:r>
+        <w:t xml:space="preserve">Implement Invoice Intake &amp; OCR Gateway. See</w:t>
+      </w:r>
+      <w:r>
+        <w:t xml:space="preserve"> </w:t>
+      </w:r>
+      <w:hyperlink w:anchor="ar:ch:ai">
+        <w:r>
+          <w:rPr>
+            <w:rStyle w:val="Hyperlink"/>
+          </w:rPr>
+          <w:t xml:space="preserve">[ar:ch:ai]</w:t>
+        </w:r>
+      </w:hyperlink>
+      <w:r>
+        <w:t xml:space="preserve">.</w:t>
+      </w:r>
+    </w:p>
+    <w:p>
+      <w:pPr>
+        <w:numPr>
+          <w:ilvl w:val="0"/>
+          <w:numId w:val="1037"/>
+        </w:numPr>
+      </w:pPr>
+      <w:r>
+        <w:rPr>
+          <w:b/>
+          <w:bCs/>
+        </w:rPr>
+        <w:t xml:space="preserve">Trial Balance:</w:t>
+      </w:r>
+      <w:r>
+        <w:t xml:space="preserve"> </w:t>
+      </w:r>
+      <w:r>
+        <w:t xml:space="preserve">Implement identity-attribution wiring. See</w:t>
+      </w:r>
+      <w:r>
+        <w:t xml:space="preserve"> </w:t>
+      </w:r>
+      <w:hyperlink w:anchor="reg:ch:identity">
+        <w:r>
+          <w:rPr>
+            <w:rStyle w:val="Hyperlink"/>
+          </w:rPr>
+          <w:t xml:space="preserve">[reg:ch:identity]</w:t>
+        </w:r>
+      </w:hyperlink>
+      <w:r>
+        <w:t xml:space="preserve">.</w:t>
+      </w:r>
+    </w:p>
+    <w:bookmarkEnd w:id="206"/>
+    <w:bookmarkStart w:id="207" w:name="wave-2-core-domain-build-out"/>
+    <w:p>
+      <w:pPr>
+        <w:pStyle w:val="Heading3"/>
+      </w:pPr>
+      <w:r>
+        <w:t xml:space="preserve">Wave 2 — Core Domain Build-out</w:t>
+      </w:r>
+    </w:p>
+    <w:p>
+      <w:pPr>
+        <w:numPr>
+          <w:ilvl w:val="0"/>
+          <w:numId w:val="1038"/>
+        </w:numPr>
+      </w:pPr>
+      <w:r>
+        <w:rPr>
+          <w:b/>
+          <w:bCs/>
+        </w:rPr>
+        <w:t xml:space="preserve">Trial Balance:</w:t>
+      </w:r>
+      <w:r>
+        <w:t xml:space="preserve"> </w:t>
+      </w:r>
+      <w:r>
+        <w:t xml:space="preserve">Implement Controls &amp; Commentary Engine (3</w:t>
+      </w:r>
+      <m:oMath>
+        <m:r>
+          <m:t>σ</m:t>
+        </m:r>
+      </m:oMath>
+      <w:r>
+        <w:t xml:space="preserve"> </w:t>
+      </w:r>
+      <w:r>
+        <w:t xml:space="preserve">anomaly logic). See</w:t>
+      </w:r>
+      <w:r>
+        <w:t xml:space="preserve"> </w:t>
+      </w:r>
+      <w:hyperlink w:anchor="tb:ch:ai,tb:ch:controls-engine">
+        <w:r>
+          <w:rPr>
+            <w:rStyle w:val="Hyperlink"/>
+          </w:rPr>
+          <w:t xml:space="preserve">[tb:ch:ai,tb:ch:controls-engine]</w:t>
+        </w:r>
+      </w:hyperlink>
+      <w:r>
+        <w:t xml:space="preserve">.</w:t>
+      </w:r>
+    </w:p>
+    <w:p>
+      <w:pPr>
+        <w:numPr>
+          <w:ilvl w:val="0"/>
+          <w:numId w:val="1038"/>
+        </w:numPr>
+      </w:pPr>
+      <w:r>
+        <w:rPr>
+          <w:b/>
+          <w:bCs/>
+        </w:rPr>
+        <w:t xml:space="preserve">Arabic:</w:t>
+      </w:r>
+      <w:r>
+        <w:t xml:space="preserve"> </w:t>
+      </w:r>
+      <w:r>
+        <w:t xml:space="preserve">Implement multi-country VAT Engine (Saudi, UAE, Bahrain, Oman). See</w:t>
+      </w:r>
+      <w:r>
+        <w:t xml:space="preserve"> </w:t>
+      </w:r>
+      <w:hyperlink w:anchor="ar:ch:vat,ar:ch:vat-impl">
+        <w:r>
+          <w:rPr>
+            <w:rStyle w:val="Hyperlink"/>
+          </w:rPr>
+          <w:t xml:space="preserve">[ar:ch:vat,ar:ch:vat-impl]</w:t>
+        </w:r>
+      </w:hyperlink>
+      <w:r>
+        <w:t xml:space="preserve">.</w:t>
+      </w:r>
+    </w:p>
+    <w:p>
+      <w:pPr>
+        <w:numPr>
+          <w:ilvl w:val="0"/>
+          <w:numId w:val="1038"/>
+        </w:numPr>
+      </w:pPr>
+      <w:r>
+        <w:rPr>
+          <w:b/>
+          <w:bCs/>
+        </w:rPr>
+        <w:t xml:space="preserve">Simula:</w:t>
+      </w:r>
+      <w:r>
+        <w:t xml:space="preserve"> </w:t>
+      </w:r>
+      <w:r>
+        <w:t xml:space="preserve">Implement Taxonomy Generation &amp; Agentic Data Synthesis. See</w:t>
+      </w:r>
+      <w:r>
+        <w:t xml:space="preserve"> </w:t>
+      </w:r>
+      <w:hyperlink w:anchor="sim:chap:taxonomy,sim:chap:generator">
+        <w:r>
+          <w:rPr>
+            <w:rStyle w:val="Hyperlink"/>
+          </w:rPr>
+          <w:t xml:space="preserve">[sim:chap:taxonomy,sim:chap:generator]</w:t>
+        </w:r>
+      </w:hyperlink>
+      <w:r>
+        <w:t xml:space="preserve">.</w:t>
+      </w:r>
+    </w:p>
+    <w:p>
+      <w:pPr>
+        <w:numPr>
+          <w:ilvl w:val="0"/>
+          <w:numId w:val="1038"/>
+        </w:numPr>
+      </w:pPr>
+      <w:r>
+        <w:rPr>
+          <w:b/>
+          <w:bCs/>
+        </w:rPr>
+        <w:t xml:space="preserve">Trial Balance:</w:t>
+      </w:r>
+      <w:r>
+        <w:t xml:space="preserve"> </w:t>
+      </w:r>
+      <w:r>
+        <w:t xml:space="preserve">Realise 28-state BPMN workflow (</w:t>
+      </w:r>
+      <w:r>
+        <w:rPr>
+          <w:rStyle w:val="VerbatimChar"/>
+        </w:rPr>
+        <w:t xml:space="preserve">tb-review-glo</w:t>
+      </w:r>
+      <w:r>
+        <w:t xml:space="preserve">). See</w:t>
+      </w:r>
+      <w:r>
+        <w:t xml:space="preserve"> </w:t>
+      </w:r>
+      <w:hyperlink w:anchor="tb:ch:workflow">
+        <w:r>
+          <w:rPr>
+            <w:rStyle w:val="Hyperlink"/>
+          </w:rPr>
+          <w:t xml:space="preserve">[tb:ch:workflow]</w:t>
+        </w:r>
+      </w:hyperlink>
+      <w:r>
+        <w:t xml:space="preserve">.</w:t>
+      </w:r>
+    </w:p>
+    <w:bookmarkEnd w:id="207"/>
+    <w:bookmarkStart w:id="208" w:name="wave-3-hardening"/>
+    <w:p>
+      <w:pPr>
+        <w:pStyle w:val="Heading3"/>
+      </w:pPr>
+      <w:r>
+        <w:t xml:space="preserve">Wave 3 — Hardening</w:t>
+      </w:r>
+    </w:p>
+    <w:p>
+      <w:pPr>
+        <w:numPr>
+          <w:ilvl w:val="0"/>
+          <w:numId w:val="1039"/>
+        </w:numPr>
+      </w:pPr>
+      <w:r>
+        <w:rPr>
+          <w:b/>
+          <w:bCs/>
+        </w:rPr>
+        <w:t xml:space="preserve">Regulations:</w:t>
+      </w:r>
+      <w:r>
+        <w:t xml:space="preserve"> </w:t>
+      </w:r>
+      <w:r>
+        <w:t xml:space="preserve">Implement Per-Request Identity Attribution. See</w:t>
+      </w:r>
+      <w:r>
+        <w:t xml:space="preserve"> </w:t>
+      </w:r>
+      <w:hyperlink w:anchor="reg:ch:identity">
+        <w:r>
+          <w:rPr>
+            <w:rStyle w:val="Hyperlink"/>
+          </w:rPr>
+          <w:t xml:space="preserve">[reg:ch:identity]</w:t>
+        </w:r>
+      </w:hyperlink>
+      <w:r>
+        <w:t xml:space="preserve">.</w:t>
+      </w:r>
+    </w:p>
+    <w:p>
+      <w:pPr>
+        <w:numPr>
+          <w:ilvl w:val="0"/>
+          <w:numId w:val="1039"/>
+        </w:numPr>
+      </w:pPr>
+      <w:r>
+        <w:rPr>
+          <w:b/>
+          <w:bCs/>
+        </w:rPr>
+        <w:t xml:space="preserve">Trial Balance:</w:t>
+      </w:r>
+      <w:r>
+        <w:t xml:space="preserve"> </w:t>
+      </w:r>
+      <w:r>
+        <w:t xml:space="preserve">Deliver Human Review Dashboard. See</w:t>
+      </w:r>
+      <w:r>
+        <w:t xml:space="preserve"> </w:t>
+      </w:r>
+      <w:hyperlink w:anchor="tb:ch:review-dashboard">
+        <w:r>
+          <w:rPr>
+            <w:rStyle w:val="Hyperlink"/>
+          </w:rPr>
+          <w:t xml:space="preserve">[tb:ch:review-dashboard]</w:t>
+        </w:r>
+      </w:hyperlink>
+      <w:r>
+        <w:t xml:space="preserve">.</w:t>
+      </w:r>
+    </w:p>
+    <w:p>
+      <w:pPr>
+        <w:numPr>
+          <w:ilvl w:val="0"/>
+          <w:numId w:val="1039"/>
+        </w:numPr>
+      </w:pPr>
+      <w:r>
+        <w:rPr>
+          <w:b/>
+          <w:bCs/>
+        </w:rPr>
+        <w:t xml:space="preserve">Simula:</w:t>
+      </w:r>
+      <w:r>
+        <w:t xml:space="preserve"> </w:t>
+      </w:r>
+      <w:r>
+        <w:t xml:space="preserve">Deliver test fixtures and testing at 85% coverage. See</w:t>
+      </w:r>
+      <w:r>
+        <w:t xml:space="preserve"> </w:t>
+      </w:r>
+      <w:hyperlink w:anchor="sim:ch:test-fixtures,sim:ch:testing">
+        <w:r>
+          <w:rPr>
+            <w:rStyle w:val="Hyperlink"/>
+          </w:rPr>
+          <w:t xml:space="preserve">[sim:ch:test-fixtures,sim:ch:testing]</w:t>
+        </w:r>
+      </w:hyperlink>
+      <w:r>
+        <w:t xml:space="preserve">.</w:t>
+      </w:r>
+    </w:p>
+    <w:p>
+      <w:pPr>
+        <w:numPr>
+          <w:ilvl w:val="0"/>
+          <w:numId w:val="1039"/>
+        </w:numPr>
+      </w:pPr>
+      <w:r>
+        <w:rPr>
+          <w:b/>
+          <w:bCs/>
+        </w:rPr>
+        <w:t xml:space="preserve">Regulations:</w:t>
+      </w:r>
+      <w:r>
+        <w:t xml:space="preserve"> </w:t>
+      </w:r>
+      <w:r>
+        <w:t xml:space="preserve">Wire Emergent-Capability monitoring. See</w:t>
+      </w:r>
+      <w:r>
+        <w:t xml:space="preserve"> </w:t>
+      </w:r>
+      <w:hyperlink w:anchor="reg:ch:monitoring">
+        <w:r>
+          <w:rPr>
+            <w:rStyle w:val="Hyperlink"/>
+          </w:rPr>
+          <w:t xml:space="preserve">[reg:ch:monitoring]</w:t>
+        </w:r>
+      </w:hyperlink>
+      <w:r>
+        <w:t xml:space="preserve">.</w:t>
+      </w:r>
+    </w:p>
+    <w:bookmarkEnd w:id="208"/>
+    <w:bookmarkEnd w:id="209"/>
+    <w:bookmarkStart w:id="210" w:name="governance-obligations-mas-mgf"/>
+    <w:p>
+      <w:pPr>
+        <w:pStyle w:val="Heading2"/>
+      </w:pPr>
+      <w:r>
+        <w:t xml:space="preserve">Governance Obligations (MAS MGF)</w:t>
+      </w:r>
+    </w:p>
+    <w:p>
+      <w:pPr>
+        <w:pStyle w:val="FirstParagraph"/>
+      </w:pPr>
+      <w:r>
+        <w:t xml:space="preserve">The regulations domain wraps all service calls at runtime. Agents must implement the following hooks in every domain:</w:t>
+      </w:r>
+    </w:p>
+    <w:p>
+      <w:pPr>
+        <w:numPr>
+          <w:ilvl w:val="0"/>
+          <w:numId w:val="1040"/>
+        </w:numPr>
+      </w:pPr>
+      <w:r>
+        <w:rPr>
+          <w:b/>
+          <w:bCs/>
+        </w:rPr>
+        <w:t xml:space="preserve">Pillar 1:</w:t>
+      </w:r>
+      <w:r>
+        <w:t xml:space="preserve"> </w:t>
+      </w:r>
+      <w:r>
+        <w:t xml:space="preserve">Tool allow-list enforcement (deny-by-default).</w:t>
+      </w:r>
+    </w:p>
+    <w:p>
+      <w:pPr>
+        <w:numPr>
+          <w:ilvl w:val="0"/>
+          <w:numId w:val="1040"/>
+        </w:numPr>
+      </w:pPr>
+      <w:r>
+        <w:rPr>
+          <w:b/>
+          <w:bCs/>
+        </w:rPr>
+        <w:t xml:space="preserve">Pillar 2:</w:t>
+      </w:r>
+      <w:r>
+        <w:t xml:space="preserve"> </w:t>
+      </w:r>
+      <w:r>
+        <w:t xml:space="preserve">Traceability via the identity attribution envelope.</w:t>
+      </w:r>
+    </w:p>
+    <w:p>
+      <w:pPr>
+        <w:numPr>
+          <w:ilvl w:val="0"/>
+          <w:numId w:val="1040"/>
+        </w:numPr>
+      </w:pPr>
+      <w:r>
+        <w:rPr>
+          <w:b/>
+          <w:bCs/>
+        </w:rPr>
+        <w:t xml:space="preserve">Pillar 3:</w:t>
+      </w:r>
+      <w:r>
+        <w:t xml:space="preserve"> </w:t>
+      </w:r>
+      <w:r>
+        <w:t xml:space="preserve">Metric emission to the monitoring sink.</w:t>
+      </w:r>
+    </w:p>
+    <w:p>
+      <w:pPr>
+        <w:pStyle w:val="FirstParagraph"/>
+      </w:pPr>
+      <w:r>
+        <w:t xml:space="preserve">Detailed pillar requirements are defined in</w:t>
+      </w:r>
+      <w:r>
+        <w:t xml:space="preserve"> </w:t>
+      </w:r>
+      <w:hyperlink w:anchor="reg:ch:mgf">
+        <w:r>
+          <w:rPr>
+            <w:rStyle w:val="Hyperlink"/>
+          </w:rPr>
+          <w:t xml:space="preserve">[reg:ch:mgf]</w:t>
+        </w:r>
+      </w:hyperlink>
+      <w:r>
+        <w:t xml:space="preserve">.</w:t>
+      </w:r>
+    </w:p>
+    <w:bookmarkEnd w:id="210"/>
+    <w:bookmarkStart w:id="212" w:name="sec:fmea-ai"/>
+    <w:p>
+      <w:pPr>
+        <w:pStyle w:val="Heading2"/>
+      </w:pPr>
+      <w:r>
+        <w:t xml:space="preserve">FMEA: Failure Mode and Effects Analysis for AI</w:t>
+      </w:r>
+    </w:p>
+    <w:p>
+      <w:pPr>
+        <w:pStyle w:val="FirstParagraph"/>
+      </w:pPr>
+      <w:r>
+        <w:t xml:space="preserve">The following analysis identifies critical AI failure modes within the TB pipeline and their deterministic mitigations.</w:t>
+      </w:r>
+    </w:p>
+    <w:bookmarkStart w:id="211" w:name="tab:tb-fmea"/>
+    <w:p>
+      <w:pPr>
+        <w:pStyle w:val="TableCaption"/>
+      </w:pPr>
+      <w:r>
+        <w:t xml:space="preserve">FMEA for Trial Balance AI Pipeline.</w:t>
+      </w:r>
+    </w:p>
+    <w:tbl>
+      <w:tblPr>
+        <w:tblStyle w:val="Table"/>
+        <w:tblW w:type="auto" w:w="0"/>
+        <w:tblLook w:firstRow="1" w:lastRow="0" w:firstColumn="0" w:lastColumn="0" w:noHBand="0" w:noVBand="0" w:val="0020"/>
+        <w:tblCaption w:val="FMEA for Trial Balance AI Pipeline."/>
+      </w:tblPr>
+      <w:tblGrid>
+        <w:gridCol w:w="1980"/>
+        <w:gridCol w:w="1980"/>
+        <w:gridCol w:w="1980"/>
+        <w:gridCol w:w="1980"/>
+      </w:tblGrid>
+      <w:tr>
+        <w:trPr>
+          <w:tblHeader w:val="on"/>
+        </w:trPr>
+        <w:tc>
+          <w:tcPr/>
+          <w:p>
+            <w:pPr>
+              <w:pStyle w:val="Compact"/>
+              <w:jc w:val="left"/>
+            </w:pPr>
+            <w:r>
+              <w:rPr>
+                <w:b/>
+                <w:bCs/>
+              </w:rPr>
+              <w:t xml:space="preserve">Failure Mode</w:t>
+            </w:r>
+          </w:p>
+        </w:tc>
+        <w:tc>
+          <w:tcPr/>
+          <w:p>
+            <w:pPr>
+              <w:pStyle w:val="Compact"/>
+              <w:jc w:val="left"/>
+            </w:pPr>
+            <w:r>
+              <w:rPr>
+                <w:b/>
+                <w:bCs/>
+              </w:rPr>
+              <w:t xml:space="preserve">Symptom</w:t>
+            </w:r>
+          </w:p>
+        </w:tc>
+        <w:tc>
+          <w:tcPr/>
+          <w:p>
+            <w:pPr>
+              <w:pStyle w:val="Compact"/>
+              <w:jc w:val="left"/>
+            </w:pPr>
+            <w:r>
+              <w:rPr>
+                <w:b/>
+                <w:bCs/>
+              </w:rPr>
+              <w:t xml:space="preserve">Impact</w:t>
+            </w:r>
+          </w:p>
+        </w:tc>
+        <w:tc>
+          <w:tcPr/>
+          <w:p>
+            <w:pPr>
+              <w:pStyle w:val="Compact"/>
+              <w:jc w:val="left"/>
+            </w:pPr>
+            <w:r>
+              <w:rPr>
+                <w:b/>
+                <w:bCs/>
+              </w:rPr>
+              <w:t xml:space="preserve">Technical Mitigation</w:t>
+            </w:r>
+          </w:p>
+        </w:tc>
+      </w:tr>
+      <w:tr>
+        <w:tc>
+          <w:tcPr/>
+          <w:p>
+            <w:pPr>
+              <w:pStyle w:val="Compact"/>
+              <w:jc w:val="left"/>
+            </w:pPr>
+            <w:r>
+              <w:t xml:space="preserve">LLM Hallucination</w:t>
+            </w:r>
+          </w:p>
+        </w:tc>
+        <w:tc>
+          <w:tcPr/>
+          <w:p>
+            <w:pPr>
+              <w:pStyle w:val="Compact"/>
+              <w:jc w:val="left"/>
+            </w:pPr>
+            <w:r>
+              <w:t xml:space="preserve">Commentary references accounts not in the input TB.</w:t>
+            </w:r>
+          </w:p>
+        </w:tc>
+        <w:tc>
+          <w:tcPr/>
+          <w:p>
+            <w:pPr>
+              <w:pStyle w:val="Compact"/>
+              <w:jc w:val="left"/>
+            </w:pPr>
+            <w:r>
+              <w:t xml:space="preserve">High (Inaccuracy)</w:t>
+            </w:r>
+          </w:p>
+        </w:tc>
+        <w:tc>
+          <w:tcPr/>
+          <w:p>
+            <w:pPr>
+              <w:pStyle w:val="Compact"/>
+              <w:jc w:val="left"/>
+            </w:pPr>
+            <w:r>
+              <w:t xml:space="preserve">Cross-check extracted accounts against the input TB record.</w:t>
+            </w:r>
+          </w:p>
+        </w:tc>
+      </w:tr>
+      <w:tr>
+        <w:tc>
+          <w:tcPr/>
+          <w:p>
+            <w:pPr>
+              <w:pStyle w:val="Compact"/>
+              <w:jc w:val="left"/>
+            </w:pPr>
+            <w:r>
+              <w:t xml:space="preserve">Normality Drift</w:t>
+            </w:r>
+          </w:p>
+        </w:tc>
+        <w:tc>
+          <w:tcPr/>
+          <w:p>
+            <w:pPr>
+              <w:pStyle w:val="Compact"/>
+              <w:jc w:val="left"/>
+            </w:pPr>
+            <m:oMath>
+              <m:r>
+                <m:t>3</m:t>
+              </m:r>
+              <m:r>
+                <m:t>σ</m:t>
+              </m:r>
+            </m:oMath>
+            <w:r>
+              <w:t xml:space="preserve"> </w:t>
+            </w:r>
+            <w:r>
+              <w:t xml:space="preserve">fails due to non-normal variance distribution.</w:t>
+            </w:r>
+          </w:p>
+        </w:tc>
+        <w:tc>
+          <w:tcPr/>
+          <w:p>
+            <w:pPr>
+              <w:pStyle w:val="Compact"/>
+              <w:jc w:val="left"/>
+            </w:pPr>
+            <w:r>
+              <w:t xml:space="preserve">Medium (False Neg.)</w:t>
+            </w:r>
+          </w:p>
+        </w:tc>
+        <w:tc>
+          <w:tcPr/>
+          <w:p>
+            <w:pPr>
+              <w:pStyle w:val="Compact"/>
+              <w:jc w:val="left"/>
+            </w:pPr>
+            <w:r>
+              <w:t xml:space="preserve">Fallback to MAD (Median Absolute Deviation) scoring.</w:t>
+            </w:r>
+          </w:p>
+        </w:tc>
+      </w:tr>
+      <w:tr>
+        <w:tc>
+          <w:tcPr/>
+          <w:p>
+            <w:pPr>
+              <w:pStyle w:val="Compact"/>
+              <w:jc w:val="left"/>
+            </w:pPr>
+            <w:r>
+              <w:t xml:space="preserve">Prompt Injection</w:t>
+            </w:r>
+          </w:p>
+        </w:tc>
+        <w:tc>
+          <w:tcPr/>
+          <w:p>
+            <w:pPr>
+              <w:pStyle w:val="Compact"/>
+              <w:jc w:val="left"/>
+            </w:pPr>
+            <w:r>
+              <w:t xml:space="preserve">Malicious input triggers unverified journal posting.</w:t>
+            </w:r>
+          </w:p>
+        </w:tc>
+        <w:tc>
+          <w:tcPr/>
+          <w:p>
+            <w:pPr>
+              <w:pStyle w:val="Compact"/>
+              <w:jc w:val="left"/>
+            </w:pPr>
+            <w:r>
+              <w:t xml:space="preserve">Critical (Security)</w:t>
+            </w:r>
+          </w:p>
+        </w:tc>
+        <w:tc>
+          <w:tcPr/>
+          <w:p>
+            <w:pPr>
+              <w:pStyle w:val="Compact"/>
+              <w:jc w:val="left"/>
+            </w:pPr>
+            <w:r>
+              <w:t xml:space="preserve">Deterministic rule-check gate on all POST endpoints.</w:t>
+            </w:r>
+          </w:p>
+        </w:tc>
+      </w:tr>
+    </w:tbl>
+    <w:bookmarkEnd w:id="211"/>
+    <w:bookmarkEnd w:id="212"/>
+    <w:bookmarkStart w:id="213" w:name="sec:agent-domain-context"/>
+    <w:p>
+      <w:pPr>
+        <w:pStyle w:val="Heading2"/>
+      </w:pPr>
+      <w:r>
+        <w:t xml:space="preserve">This domain in context</w:t>
+      </w:r>
+    </w:p>
+    <w:p>
+      <w:pPr>
+        <w:pStyle w:val="FirstParagraph"/>
+      </w:pPr>
+      <w:r>
+        <w:t xml:space="preserve">Trial Balance review is the finance close workstream among the four</w:t>
+      </w:r>
+      <w:r>
+        <w:t xml:space="preserve"> </w:t>
+      </w:r>
+      <w:r>
+        <w:t xml:space="preserve">domains. Its primary persona is the Financial Controller, whose</w:t>
+      </w:r>
+      <w:r>
+        <w:t xml:space="preserve"> </w:t>
+      </w:r>
+      <w:r>
+        <w:t xml:space="preserve">working view is the review dashboard surfaced through the shared</w:t>
+      </w:r>
+      <w:r>
+        <w:t xml:space="preserve"> </w:t>
+      </w:r>
+      <w:r>
+        <w:t xml:space="preserve">workspace shell and gated by TB entitlements. The domain’s entry</w:t>
+      </w:r>
+      <w:r>
+        <w:t xml:space="preserve"> </w:t>
+      </w:r>
+      <w:r>
+        <w:t xml:space="preserve">points are the TB extract feed and the upstream AP postings</w:t>
+      </w:r>
+      <w:r>
+        <w:t xml:space="preserve"> </w:t>
+      </w:r>
+      <w:r>
+        <w:t xml:space="preserve">(including those produced by the Arabic domain); its exit points are</w:t>
+      </w:r>
+      <w:r>
+        <w:t xml:space="preserve"> </w:t>
+      </w:r>
+      <w:r>
+        <w:t xml:space="preserve">(a) signed-off commentary records, (b) evidenced controls for the</w:t>
+      </w:r>
+      <w:r>
+        <w:t xml:space="preserve"> </w:t>
+      </w:r>
+      <w:r>
+        <w:t xml:space="preserve">month-end close, and (c) any journal corrections posted back to SAP</w:t>
+      </w:r>
+      <w:r>
+        <w:t xml:space="preserve"> </w:t>
+      </w:r>
+      <w:r>
+        <w:t xml:space="preserve">S/4HANA. Every artefact is validated against the TB-owned schemas in</w:t>
+      </w:r>
+      <w:r>
+        <w:t xml:space="preserve"> </w:t>
+      </w:r>
+      <w:r>
+        <w:rPr>
+          <w:rStyle w:val="VerbatimChar"/>
+        </w:rPr>
+        <w:t xml:space="preserve">structured/schema/</w:t>
+      </w:r>
+      <w:r>
+        <w:t xml:space="preserve"> </w:t>
+      </w:r>
+      <w:r>
+        <w:t xml:space="preserve">before it leaves the service. The domain</w:t>
+      </w:r>
+      <w:r>
+        <w:t xml:space="preserve"> </w:t>
+      </w:r>
+      <w:r>
+        <w:t xml:space="preserve">depends on the horizontal regulations wrapper for runtime governance</w:t>
+      </w:r>
+      <w:r>
+        <w:t xml:space="preserve"> </w:t>
+      </w:r>
+      <w:r>
+        <w:t xml:space="preserve">and on Simula for the training corpus used by the anomaly-detection</w:t>
+      </w:r>
+      <w:r>
+        <w:t xml:space="preserve"> </w:t>
+      </w:r>
+      <w:r>
+        <w:t xml:space="preserve">and commentary models described in chapter </w:t>
+      </w:r>
+      <w:hyperlink w:anchor="ch:ai">
+        <w:r>
+          <w:rPr>
+            <w:rStyle w:val="Hyperlink"/>
+          </w:rPr>
+          <w:t xml:space="preserve">3</w:t>
+        </w:r>
+      </w:hyperlink>
+      <w:r>
+        <w:t xml:space="preserve">.</w:t>
+      </w:r>
+    </w:p>
+    <w:bookmarkEnd w:id="213"/>
+    <w:bookmarkStart w:id="214" w:name="sec:agent-schema-contrib"/>
+    <w:p>
+      <w:pPr>
+        <w:pStyle w:val="Heading2"/>
+      </w:pPr>
+      <w:r>
+        <w:t xml:space="preserve">Schema contribution</w:t>
+      </w:r>
+    </w:p>
+    <w:p>
+      <w:pPr>
+        <w:pStyle w:val="FirstParagraph"/>
+      </w:pPr>
+      <w:r>
+        <w:t xml:space="preserve">TB owns the schemas catalogued in chapter </w:t>
+      </w:r>
+      <w:hyperlink w:anchor="ch:schema">
+        <w:r>
+          <w:rPr>
+            <w:rStyle w:val="Hyperlink"/>
+          </w:rPr>
+          <w:t xml:space="preserve">2</w:t>
+        </w:r>
+      </w:hyperlink>
+      <w:r>
+        <w:t xml:space="preserve"> </w:t>
+      </w:r>
+      <w:r>
+        <w:t xml:space="preserve">and listed</w:t>
+      </w:r>
+      <w:r>
+        <w:t xml:space="preserve"> </w:t>
+      </w:r>
+      <w:r>
+        <w:t xml:space="preserve">in </w:t>
+      </w:r>
+      <w:hyperlink w:anchor="tab:schemas">
+        <w:r>
+          <w:rPr>
+            <w:rStyle w:val="Hyperlink"/>
+          </w:rPr>
+          <w:t xml:space="preserve">2.1</w:t>
+        </w:r>
+      </w:hyperlink>
+      <w:r>
+        <w:t xml:space="preserve">. The canonical set is the control record</w:t>
+      </w:r>
+      <w:r>
+        <w:t xml:space="preserve"> </w:t>
+      </w:r>
+      <w:r>
+        <w:t xml:space="preserve">(§</w:t>
+      </w:r>
+      <w:hyperlink w:anchor="sec:control-schema">
+        <w:r>
+          <w:rPr>
+            <w:rStyle w:val="Hyperlink"/>
+          </w:rPr>
+          <w:t xml:space="preserve">2.2</w:t>
+        </w:r>
+      </w:hyperlink>
+      <w:r>
+        <w:t xml:space="preserve">, fields in </w:t>
+      </w:r>
+      <w:hyperlink w:anchor="tab:control-fields">
+        <w:r>
+          <w:rPr>
+            <w:rStyle w:val="Hyperlink"/>
+          </w:rPr>
+          <w:t xml:space="preserve">2.2</w:t>
+        </w:r>
+      </w:hyperlink>
+      <w:r>
+        <w:t xml:space="preserve">), the</w:t>
+      </w:r>
+      <w:r>
+        <w:t xml:space="preserve"> </w:t>
+      </w:r>
+      <w:r>
+        <w:t xml:space="preserve">decision-point record (§</w:t>
+      </w:r>
+      <w:hyperlink w:anchor="sec:decision-point-schema">
+        <w:r>
+          <w:rPr>
+            <w:rStyle w:val="Hyperlink"/>
+          </w:rPr>
+          <w:t xml:space="preserve">2.3</w:t>
+        </w:r>
+      </w:hyperlink>
+      <w:r>
+        <w:t xml:space="preserve">), the</w:t>
+      </w:r>
+      <w:r>
+        <w:t xml:space="preserve"> </w:t>
+      </w:r>
+      <w:r>
+        <w:t xml:space="preserve">workflow record (§</w:t>
+      </w:r>
+      <w:hyperlink w:anchor="sec:workflow-schema">
+        <w:r>
+          <w:rPr>
+            <w:rStyle w:val="Hyperlink"/>
+          </w:rPr>
+          <w:t xml:space="preserve">2.4</w:t>
+        </w:r>
+      </w:hyperlink>
+      <w:r>
+        <w:t xml:space="preserve">,</w:t>
+      </w:r>
+      <w:r>
+        <w:t xml:space="preserve"> </w:t>
+      </w:r>
+      <w:r>
+        <w:t xml:space="preserve">header fields in </w:t>
+      </w:r>
+      <w:hyperlink w:anchor="tab:workflow-fields">
+        <w:r>
+          <w:rPr>
+            <w:rStyle w:val="Hyperlink"/>
+          </w:rPr>
+          <w:t xml:space="preserve">2.3</w:t>
+        </w:r>
+      </w:hyperlink>
+      <w:r>
+        <w:t xml:space="preserve">), and TB’s own</w:t>
+      </w:r>
+      <w:r>
+        <w:t xml:space="preserve"> </w:t>
+      </w:r>
+      <w:r>
+        <w:rPr>
+          <w:rStyle w:val="VerbatimChar"/>
+        </w:rPr>
+        <w:t xml:space="preserve">requirement.schema.json</w:t>
+      </w:r>
+      <w:r>
+        <w:t xml:space="preserve">. These schemas live under</w:t>
+      </w:r>
+      <w:r>
+        <w:t xml:space="preserve"> </w:t>
+      </w:r>
+      <w:r>
+        <w:rPr>
+          <w:rStyle w:val="VerbatimChar"/>
+        </w:rPr>
+        <w:t xml:space="preserve">docs/latex/specs/tb/</w:t>
+      </w:r>
+      <w:r>
+        <w:t xml:space="preserve"> </w:t>
+      </w:r>
+      <w:r>
+        <w:t xml:space="preserve">as normative text and under</w:t>
+      </w:r>
+      <w:r>
+        <w:t xml:space="preserve"> </w:t>
+      </w:r>
+      <w:r>
+        <w:rPr>
+          <w:rStyle w:val="VerbatimChar"/>
+        </w:rPr>
+        <w:t xml:space="preserve">structured/schema/</w:t>
+      </w:r>
+      <w:r>
+        <w:t xml:space="preserve"> </w:t>
+      </w:r>
+      <w:r>
+        <w:t xml:space="preserve">as the JSON Schema artefacts consumed at</w:t>
+      </w:r>
+      <w:r>
+        <w:t xml:space="preserve"> </w:t>
+      </w:r>
+      <w:r>
+        <w:t xml:space="preserve">runtime. Registration in the unified registry is additive: each</w:t>
+      </w:r>
+      <w:r>
+        <w:t xml:space="preserve"> </w:t>
+      </w:r>
+      <w:r>
+        <w:t xml:space="preserve">schema is listed in</w:t>
+      </w:r>
+      <w:r>
+        <w:t xml:space="preserve"> </w:t>
+      </w:r>
+      <w:r>
+        <w:rPr>
+          <w:rStyle w:val="VerbatimChar"/>
+        </w:rPr>
+        <w:t xml:space="preserve">src/intelligence/ai-core-pal/data_products/registry.yaml</w:t>
+      </w:r>
+      <w:r>
+        <w:t xml:space="preserve"> </w:t>
+      </w:r>
+      <w:r>
+        <w:t xml:space="preserve">with its URI, owning domain (</w:t>
+      </w:r>
+      <w:r>
+        <w:rPr>
+          <w:rStyle w:val="VerbatimChar"/>
+        </w:rPr>
+        <w:t xml:space="preserve">tb</w:t>
+      </w:r>
+      <w:r>
+        <w:t xml:space="preserve">), security class</w:t>
+      </w:r>
+      <w:r>
+        <w:t xml:space="preserve"> </w:t>
+      </w:r>
+      <w:r>
+        <w:t xml:space="preserve">(</w:t>
+      </w:r>
+      <w:r>
+        <w:rPr>
+          <w:rStyle w:val="VerbatimChar"/>
+        </w:rPr>
+        <w:t xml:space="preserve">confidential</w:t>
+      </w:r>
+      <w:r>
+        <w:t xml:space="preserve">), and LLM routing (</w:t>
+      </w:r>
+      <w:r>
+        <w:rPr>
+          <w:rStyle w:val="VerbatimChar"/>
+        </w:rPr>
+        <w:t xml:space="preserve">vllm-only</w:t>
+      </w:r>
+      <w:r>
+        <w:t xml:space="preserve">),</w:t>
+      </w:r>
+      <w:r>
+        <w:t xml:space="preserve"> </w:t>
+      </w:r>
+      <w:r>
+        <w:t xml:space="preserve">following the ODPS 4.1 pattern. Simula consumes these schemas</w:t>
+      </w:r>
+      <w:r>
+        <w:t xml:space="preserve"> </w:t>
+      </w:r>
+      <w:r>
+        <w:t xml:space="preserve">directly as inputs to its extraction pipeline; it does not transform</w:t>
+      </w:r>
+      <w:r>
+        <w:t xml:space="preserve"> </w:t>
+      </w:r>
+      <w:r>
+        <w:t xml:space="preserve">them. TB’s</w:t>
+      </w:r>
+      <w:r>
+        <w:t xml:space="preserve"> </w:t>
+      </w:r>
+      <w:r>
+        <w:rPr>
+          <w:rStyle w:val="VerbatimChar"/>
+        </w:rPr>
+        <w:t xml:space="preserve">requirement.schema.json</w:t>
+      </w:r>
+      <w:r>
+        <w:t xml:space="preserve"> </w:t>
+      </w:r>
+      <w:r>
+        <w:t xml:space="preserve">is a distinct URI from</w:t>
+      </w:r>
+      <w:r>
+        <w:t xml:space="preserve"> </w:t>
+      </w:r>
+      <w:r>
+        <w:t xml:space="preserve">regulations’</w:t>
+      </w:r>
+      <w:r>
+        <w:t xml:space="preserve"> </w:t>
+      </w:r>
+      <w:r>
+        <w:rPr>
+          <w:rStyle w:val="VerbatimChar"/>
+        </w:rPr>
+        <w:t xml:space="preserve">requirement.schema.json</w:t>
+      </w:r>
+      <w:r>
+        <w:t xml:space="preserve">; the two files are not</w:t>
+      </w:r>
+      <w:r>
+        <w:t xml:space="preserve"> </w:t>
+      </w:r>
+      <w:r>
+        <w:t xml:space="preserve">merged.</w:t>
+      </w:r>
+    </w:p>
+    <w:bookmarkEnd w:id="214"/>
+    <w:bookmarkStart w:id="215" w:name="sec:agent-persona"/>
+    <w:p>
+      <w:pPr>
+        <w:pStyle w:val="Heading2"/>
+      </w:pPr>
+      <w:r>
+        <w:t xml:space="preserve">Persona and MCP allow-list</w:t>
+      </w:r>
+    </w:p>
+    <w:p>
+      <w:pPr>
+        <w:numPr>
+          <w:ilvl w:val="0"/>
+          <w:numId w:val="1041"/>
+        </w:numPr>
+      </w:pPr>
+      <w:r>
+        <w:rPr>
+          <w:b/>
+          <w:bCs/>
+        </w:rPr>
+        <w:t xml:space="preserve">Persona id:</w:t>
+      </w:r>
+      <w:r>
+        <w:t xml:space="preserve"> </w:t>
+      </w:r>
+      <w:r>
+        <w:rPr>
+          <w:rStyle w:val="VerbatimChar"/>
+        </w:rPr>
+        <w:t xml:space="preserve">financial-controller</w:t>
+      </w:r>
+      <w:r>
+        <w:t xml:space="preserve">.</w:t>
+      </w:r>
+    </w:p>
+    <w:p>
+      <w:pPr>
+        <w:numPr>
+          <w:ilvl w:val="0"/>
+          <w:numId w:val="1041"/>
+        </w:numPr>
+      </w:pPr>
+      <w:r>
+        <w:rPr>
+          <w:b/>
+          <w:bCs/>
+        </w:rPr>
+        <w:t xml:space="preserve">Roles:</w:t>
+      </w:r>
+      <w:r>
+        <w:t xml:space="preserve"> </w:t>
+      </w:r>
+      <w:r>
+        <w:t xml:space="preserve">TB ingestion and validation, anomaly triage,</w:t>
+      </w:r>
+      <w:r>
+        <w:t xml:space="preserve"> </w:t>
+      </w:r>
+      <w:r>
+        <w:t xml:space="preserve">commentary drafting and review, control evidencing, close</w:t>
+      </w:r>
+      <w:r>
+        <w:t xml:space="preserve"> </w:t>
+      </w:r>
+      <w:r>
+        <w:t xml:space="preserve">sign-off.</w:t>
+      </w:r>
+    </w:p>
+    <w:p>
+      <w:pPr>
+        <w:numPr>
+          <w:ilvl w:val="0"/>
+          <w:numId w:val="1041"/>
+        </w:numPr>
+      </w:pPr>
+      <w:r>
+        <w:rPr>
+          <w:b/>
+          <w:bCs/>
+        </w:rPr>
+        <w:t xml:space="preserve">Entitlements:</w:t>
+      </w:r>
+      <w:r>
+        <w:t xml:space="preserve"> </w:t>
+      </w:r>
+      <w:r>
+        <w:t xml:space="preserve">read/write on the TB control record,</w:t>
+      </w:r>
+      <w:r>
+        <w:t xml:space="preserve"> </w:t>
+      </w:r>
+      <w:r>
+        <w:t xml:space="preserve">decision-point record, and workflow record; advance transitions</w:t>
+      </w:r>
+      <w:r>
+        <w:t xml:space="preserve"> </w:t>
+      </w:r>
+      <w:r>
+        <w:t xml:space="preserve">on the 28 states of</w:t>
+      </w:r>
+      <w:r>
+        <w:t xml:space="preserve"> </w:t>
+      </w:r>
+      <w:r>
+        <w:rPr>
+          <w:rStyle w:val="VerbatimChar"/>
+        </w:rPr>
+        <w:t xml:space="preserve">tb-review-glo</w:t>
+      </w:r>
+      <w:r>
+        <w:t xml:space="preserve"> </w:t>
+      </w:r>
+      <w:r>
+        <w:t xml:space="preserve">(chapter </w:t>
+      </w:r>
+      <w:hyperlink w:anchor="ch:workflow">
+        <w:r>
+          <w:rPr>
+            <w:rStyle w:val="Hyperlink"/>
+          </w:rPr>
+          <w:t xml:space="preserve">5</w:t>
+        </w:r>
+      </w:hyperlink>
+      <w:r>
+        <w:t xml:space="preserve">, </w:t>
+      </w:r>
+      <w:hyperlink w:anchor="tab:states">
+        <w:r>
+          <w:rPr>
+            <w:rStyle w:val="Hyperlink"/>
+          </w:rPr>
+          <w:t xml:space="preserve">5.1</w:t>
+        </w:r>
+      </w:hyperlink>
+      <w:r>
+        <w:t xml:space="preserve">); evidence-write on</w:t>
+      </w:r>
+      <w:r>
+        <w:t xml:space="preserve"> </w:t>
+      </w:r>
+      <w:r>
+        <w:t xml:space="preserve">the control enforcement map in </w:t>
+      </w:r>
+      <w:hyperlink w:anchor="fig:controls-map">
+        <w:r>
+          <w:rPr>
+            <w:rStyle w:val="Hyperlink"/>
+          </w:rPr>
+          <w:t xml:space="preserve">6.1</w:t>
+        </w:r>
+      </w:hyperlink>
+      <w:r>
+        <w:t xml:space="preserve">; journal</w:t>
+      </w:r>
+      <w:r>
+        <w:t xml:space="preserve"> </w:t>
+      </w:r>
+      <w:r>
+        <w:t xml:space="preserve">posting on corrected entries (chapter </w:t>
+      </w:r>
+      <w:hyperlink w:anchor="ch:controls-engine">
+        <w:r>
+          <w:rPr>
+            <w:rStyle w:val="Hyperlink"/>
+          </w:rPr>
+          <w:t xml:space="preserve">4</w:t>
+        </w:r>
+      </w:hyperlink>
+      <w:r>
+        <w:t xml:space="preserve">).</w:t>
+      </w:r>
+    </w:p>
+    <w:p>
+      <w:pPr>
+        <w:numPr>
+          <w:ilvl w:val="0"/>
+          <w:numId w:val="1041"/>
+        </w:numPr>
+      </w:pPr>
+      <w:r>
+        <w:rPr>
+          <w:b/>
+          <w:bCs/>
+        </w:rPr>
+        <w:t xml:space="preserve">UI route:</w:t>
+      </w:r>
+      <w:r>
+        <w:t xml:space="preserve"> </w:t>
+      </w:r>
+      <w:r>
+        <w:rPr>
+          <w:rStyle w:val="VerbatimChar"/>
+        </w:rPr>
+        <w:t xml:space="preserve">/tb/{tenant}/review</w:t>
+      </w:r>
+      <w:r>
+        <w:t xml:space="preserve"> </w:t>
+      </w:r>
+      <w:r>
+        <w:t xml:space="preserve">on the</w:t>
+      </w:r>
+      <w:r>
+        <w:t xml:space="preserve"> </w:t>
+      </w:r>
+      <w:r>
+        <w:t xml:space="preserve">shared workspace shell; surfaced only to callers whose</w:t>
+      </w:r>
+      <w:r>
+        <w:t xml:space="preserve"> </w:t>
+      </w:r>
+      <w:r>
+        <w:t xml:space="preserve">entitlement set includes</w:t>
+      </w:r>
+      <w:r>
+        <w:t xml:space="preserve"> </w:t>
+      </w:r>
+      <w:r>
+        <w:rPr>
+          <w:rStyle w:val="VerbatimChar"/>
+        </w:rPr>
+        <w:t xml:space="preserve">financial-controller</w:t>
+      </w:r>
+      <w:r>
+        <w:t xml:space="preserve">.</w:t>
+      </w:r>
+    </w:p>
+    <w:p>
+      <w:pPr>
+        <w:numPr>
+          <w:ilvl w:val="0"/>
+          <w:numId w:val="1041"/>
+        </w:numPr>
+      </w:pPr>
+      <w:r>
+        <w:rPr>
+          <w:b/>
+          <w:bCs/>
+        </w:rPr>
+        <w:t xml:space="preserve">MCP tool allow-list:</w:t>
+      </w:r>
+      <w:r>
+        <w:t xml:space="preserve"> </w:t>
+      </w:r>
+      <w:r>
+        <w:rPr>
+          <w:rStyle w:val="VerbatimChar"/>
+        </w:rPr>
+        <w:t xml:space="preserve">tb.ingest</w:t>
+      </w:r>
+      <w:r>
+        <w:t xml:space="preserve">,</w:t>
+      </w:r>
+      <w:r>
+        <w:t xml:space="preserve"> </w:t>
+      </w:r>
+      <w:r>
+        <w:rPr>
+          <w:rStyle w:val="VerbatimChar"/>
+        </w:rPr>
+        <w:t xml:space="preserve">tb.anomaly.detect</w:t>
+      </w:r>
+      <w:r>
+        <w:t xml:space="preserve">,</w:t>
+      </w:r>
+      <w:r>
+        <w:t xml:space="preserve"> </w:t>
+      </w:r>
+      <w:r>
+        <w:rPr>
+          <w:rStyle w:val="VerbatimChar"/>
+        </w:rPr>
+        <w:t xml:space="preserve">tb.commentary.draft</w:t>
+      </w:r>
+      <w:r>
+        <w:t xml:space="preserve">,</w:t>
+      </w:r>
+      <w:r>
+        <w:t xml:space="preserve"> </w:t>
+      </w:r>
+      <w:r>
+        <w:rPr>
+          <w:rStyle w:val="VerbatimChar"/>
+        </w:rPr>
+        <w:t xml:space="preserve">tb.commentary.validate</w:t>
+      </w:r>
+      <w:r>
+        <w:t xml:space="preserve">,</w:t>
+      </w:r>
+      <w:r>
+        <w:t xml:space="preserve"> </w:t>
+      </w:r>
+      <w:r>
+        <w:rPr>
+          <w:rStyle w:val="VerbatimChar"/>
+        </w:rPr>
+        <w:t xml:space="preserve">tb.workflow.advance</w:t>
+      </w:r>
+      <w:r>
+        <w:t xml:space="preserve">,</w:t>
+      </w:r>
+      <w:r>
+        <w:t xml:space="preserve"> </w:t>
+      </w:r>
+      <w:r>
+        <w:rPr>
+          <w:rStyle w:val="VerbatimChar"/>
+        </w:rPr>
+        <w:t xml:space="preserve">tb.control.evidence</w:t>
+      </w:r>
+      <w:r>
+        <w:t xml:space="preserve">,</w:t>
+      </w:r>
+      <w:r>
+        <w:t xml:space="preserve"> </w:t>
+      </w:r>
+      <w:r>
+        <w:rPr>
+          <w:rStyle w:val="VerbatimChar"/>
+        </w:rPr>
+        <w:t xml:space="preserve">tb.journal.post</w:t>
+      </w:r>
+      <w:r>
+        <w:t xml:space="preserve">. All other MCP tools are denied by</w:t>
+      </w:r>
+      <w:r>
+        <w:t xml:space="preserve"> </w:t>
+      </w:r>
+      <w:r>
+        <w:t xml:space="preserve">default per MAS MGF pillar 1.</w:t>
+      </w:r>
+    </w:p>
+    <w:bookmarkEnd w:id="215"/>
+    <w:bookmarkStart w:id="221" w:name="sec:agent-tasks"/>
+    <w:p>
+      <w:pPr>
+        <w:pStyle w:val="Heading2"/>
+      </w:pPr>
+      <w:r>
+        <w:t xml:space="preserve">Implementation tasks for this domain</w:t>
+      </w:r>
+    </w:p>
+    <w:p>
+      <w:pPr>
+        <w:pStyle w:val="FirstParagraph"/>
+      </w:pPr>
+      <w:r>
+        <w:t xml:space="preserve">The tasks below are intent-based: each task states the outcome a</w:t>
+      </w:r>
+      <w:r>
+        <w:t xml:space="preserve"> </w:t>
+      </w:r>
+      <w:r>
+        <w:t xml:space="preserve">future agent must achieve and the location in the existing codebase</w:t>
+      </w:r>
+      <w:r>
+        <w:t xml:space="preserve"> </w:t>
+      </w:r>
+      <w:r>
+        <w:t xml:space="preserve">where the work belongs. None of them contains code; each task binds</w:t>
+      </w:r>
+      <w:r>
+        <w:t xml:space="preserve"> </w:t>
+      </w:r>
+      <w:r>
+        <w:t xml:space="preserve">to the TB chapters that define the required behaviour.</w:t>
+      </w:r>
+    </w:p>
+    <w:bookmarkStart w:id="216" w:name="task-t1-controls-and-commentary-engine"/>
+    <w:p>
+      <w:pPr>
+        <w:pStyle w:val="Heading3"/>
+      </w:pPr>
+      <w:r>
+        <w:t xml:space="preserve">Task T1 — Controls and commentary engine</w:t>
+      </w:r>
+    </w:p>
+    <w:p>
+      <w:pPr>
+        <w:pStyle w:val="FirstParagraph"/>
+      </w:pPr>
+      <w:r>
+        <w:rPr>
+          <w:b/>
+          <w:bCs/>
+        </w:rPr>
+        <w:t xml:space="preserve">Intent.</w:t>
+      </w:r>
+      <w:r>
+        <w:t xml:space="preserve"> </w:t>
+      </w:r>
+      <w:r>
+        <w:t xml:space="preserve">Implement the controls and commentary engine</w:t>
+      </w:r>
+      <w:r>
+        <w:t xml:space="preserve"> </w:t>
+      </w:r>
+      <w:r>
+        <w:t xml:space="preserve">specified in chapter </w:t>
+      </w:r>
+      <w:hyperlink w:anchor="ch:controls-engine">
+        <w:r>
+          <w:rPr>
+            <w:rStyle w:val="Hyperlink"/>
+          </w:rPr>
+          <w:t xml:space="preserve">4</w:t>
+        </w:r>
+      </w:hyperlink>
+      <w:r>
+        <w:t xml:space="preserve">, including the decision</w:t>
+      </w:r>
+      <w:r>
+        <w:t xml:space="preserve"> </w:t>
+      </w:r>
+      <w:r>
+        <w:t xml:space="preserve">tree (</w:t>
+      </w:r>
+      <w:hyperlink w:anchor="fig:decision-tree">
+        <w:r>
+          <w:rPr>
+            <w:rStyle w:val="Hyperlink"/>
+          </w:rPr>
+          <w:t xml:space="preserve">4.1</w:t>
+        </w:r>
+      </w:hyperlink>
+      <w:r>
+        <w:t xml:space="preserve">), the rule format, materiality</w:t>
+      </w:r>
+      <w:r>
+        <w:t xml:space="preserve"> </w:t>
+      </w:r>
+      <w:r>
+        <w:t xml:space="preserve">thresholds, and journal posting.</w:t>
+      </w:r>
+    </w:p>
+    <w:p>
+      <w:pPr>
+        <w:pStyle w:val="BodyText"/>
+      </w:pPr>
+      <w:r>
+        <w:t xml:space="preserve">Why 3-Sigma?</w:t>
+      </w:r>
+      <w:r>
+        <w:t xml:space="preserve"> </w:t>
+      </w:r>
+      <w:r>
+        <w:t xml:space="preserve">We chose</w:t>
+      </w:r>
+      <w:r>
+        <w:t xml:space="preserve"> </w:t>
+      </w:r>
+      <m:oMath>
+        <m:r>
+          <m:t>3</m:t>
+        </m:r>
+        <m:r>
+          <m:t>σ</m:t>
+        </m:r>
+      </m:oMath>
+      <w:r>
+        <w:t xml:space="preserve"> </w:t>
+      </w:r>
+      <w:r>
+        <w:t xml:space="preserve">for v1.0 to ensure immediate baseline stability. This statistical floor provides a 99.7% confidence interval for known variance patterns while the ML training set accumulates.</w:t>
+      </w:r>
+    </w:p>
+    <w:p>
+      <w:pPr>
+        <w:pStyle w:val="BodyText"/>
+      </w:pPr>
+      <w:r>
+        <w:rPr>
+          <w:b/>
+          <w:bCs/>
+        </w:rPr>
+        <w:t xml:space="preserve">In-scope.</w:t>
+      </w:r>
+      <w:r>
+        <w:t xml:space="preserve"> </w:t>
+      </w:r>
+      <w:r>
+        <w:t xml:space="preserve">Per-rule evaluators for the anomaly checks in</w:t>
+      </w:r>
+      <w:r>
+        <w:t xml:space="preserve"> </w:t>
+      </w:r>
+      <w:r>
+        <w:t xml:space="preserve"> </w:t>
+      </w:r>
+      <w:hyperlink w:anchor="tab:anomalies">
+        <w:r>
+          <w:rPr>
+            <w:rStyle w:val="Hyperlink"/>
+          </w:rPr>
+          <w:t xml:space="preserve">3.1</w:t>
+        </w:r>
+      </w:hyperlink>
+      <w:r>
+        <w:t xml:space="preserve"> </w:t>
+      </w:r>
+      <w:r>
+        <w:t xml:space="preserve">(3</w:t>
+      </w:r>
+      <m:oMath>
+        <m:r>
+          <m:t>σ</m:t>
+        </m:r>
+      </m:oMath>
+      <w:r>
+        <w:t xml:space="preserve">, MAD, percentile); materiality-aware</w:t>
+      </w:r>
+      <w:r>
+        <w:t xml:space="preserve"> </w:t>
+      </w:r>
+      <w:r>
+        <w:t xml:space="preserve">commentary generation; deadline-aware investigation routing.</w:t>
+      </w:r>
+      <w:r>
+        <w:t xml:space="preserve"> </w:t>
+      </w:r>
+      <w:r>
+        <w:rPr>
+          <w:b/>
+          <w:bCs/>
+        </w:rPr>
+        <w:t xml:space="preserve">Out-of-scope.</w:t>
+      </w:r>
+      <w:r>
+        <w:t xml:space="preserve"> </w:t>
+      </w:r>
+      <w:r>
+        <w:t xml:space="preserve">The v2.0 ML-based anomaly detection explored</w:t>
+      </w:r>
+      <w:r>
+        <w:t xml:space="preserve"> </w:t>
+      </w:r>
+      <w:r>
+        <w:t xml:space="preserve">in chapter </w:t>
+      </w:r>
+      <w:hyperlink w:anchor="ch:future-ml">
+        <w:r>
+          <w:rPr>
+            <w:rStyle w:val="Hyperlink"/>
+          </w:rPr>
+          <w:t xml:space="preserve">10</w:t>
+        </w:r>
+      </w:hyperlink>
+      <w:r>
+        <w:t xml:space="preserve">; that work is reserved for a later</w:t>
+      </w:r>
+      <w:r>
+        <w:t xml:space="preserve"> </w:t>
+      </w:r>
+      <w:r>
+        <w:t xml:space="preserve">release and must remain behind a feature flag.</w:t>
+      </w:r>
+      <w:r>
+        <w:t xml:space="preserve"> </w:t>
+      </w:r>
+      <w:r>
+        <w:rPr>
+          <w:b/>
+          <w:bCs/>
+        </w:rPr>
+        <w:t xml:space="preserve">Paths to extend.</w:t>
+      </w:r>
+      <w:r>
+        <w:t xml:space="preserve"> </w:t>
+      </w:r>
+      <w:r>
+        <w:t xml:space="preserve">AI pipeline stages in</w:t>
+      </w:r>
+      <w:r>
+        <w:t xml:space="preserve"> </w:t>
+      </w:r>
+      <w:r>
+        <w:t xml:space="preserve">chapter </w:t>
+      </w:r>
+      <w:hyperlink w:anchor="ch:ai">
+        <w:r>
+          <w:rPr>
+            <w:rStyle w:val="Hyperlink"/>
+          </w:rPr>
+          <w:t xml:space="preserve">3</w:t>
+        </w:r>
+      </w:hyperlink>
+      <w:r>
+        <w:t xml:space="preserve">, specifically stage 2 (anomaly detection) and</w:t>
+      </w:r>
+      <w:r>
+        <w:t xml:space="preserve"> </w:t>
+      </w:r>
+      <w:r>
+        <w:t xml:space="preserve">stage 3 (commentary drafting); engine module colocated with the</w:t>
+      </w:r>
+      <w:r>
+        <w:t xml:space="preserve"> </w:t>
+      </w:r>
+      <w:r>
+        <w:t xml:space="preserve">gateway service.</w:t>
+      </w:r>
+      <w:r>
+        <w:t xml:space="preserve"> </w:t>
+      </w:r>
+      <w:r>
+        <w:rPr>
+          <w:b/>
+          <w:bCs/>
+        </w:rPr>
+        <w:t xml:space="preserve">Definition of done.</w:t>
+      </w:r>
+      <w:r>
+        <w:t xml:space="preserve"> </w:t>
+      </w:r>
+      <w:r>
+        <w:t xml:space="preserve">Every anomaly check</w:t>
+      </w:r>
+      <w:r>
+        <w:t xml:space="preserve"> </w:t>
+      </w:r>
+      <w:r>
+        <w:t xml:space="preserve">in </w:t>
+      </w:r>
+      <w:hyperlink w:anchor="tab:anomalies">
+        <w:r>
+          <w:rPr>
+            <w:rStyle w:val="Hyperlink"/>
+          </w:rPr>
+          <w:t xml:space="preserve">3.1</w:t>
+        </w:r>
+      </w:hyperlink>
+      <w:r>
+        <w:t xml:space="preserve"> </w:t>
+      </w:r>
+      <w:r>
+        <w:t xml:space="preserve">has a callable rule; commentary draft records</w:t>
+      </w:r>
+      <w:r>
+        <w:t xml:space="preserve"> </w:t>
+      </w:r>
+      <w:r>
+        <w:t xml:space="preserve">validate against the TB schema set and carry the evidencing required</w:t>
+      </w:r>
+      <w:r>
+        <w:t xml:space="preserve"> </w:t>
+      </w:r>
+      <w:r>
+        <w:t xml:space="preserve">by chapter </w:t>
+      </w:r>
+      <w:hyperlink w:anchor="ch:controls-engine">
+        <w:r>
+          <w:rPr>
+            <w:rStyle w:val="Hyperlink"/>
+          </w:rPr>
+          <w:t xml:space="preserve">4</w:t>
+        </w:r>
+      </w:hyperlink>
+      <w:r>
+        <w:t xml:space="preserve">.</w:t>
+      </w:r>
+    </w:p>
+    <w:p>
+      <w:pPr>
+        <w:pStyle w:val="BodyText"/>
+      </w:pPr>
+      <w:r>
+        <w:rPr>
+          <w:b/>
+          <w:bCs/>
+        </w:rPr>
+        <w:t xml:space="preserve">Autonomous Verification (Agent Logic):</w:t>
+      </w:r>
+    </w:p>
+    <w:p>
+      <w:pPr>
+        <w:pStyle w:val="SourceCode"/>
+      </w:pPr>
+      <w:r>
+        <w:rPr>
+          <w:rStyle w:val="VerbatimChar"/>
+        </w:rPr>
+        <w:t xml:space="preserve">// Verify Task T1</w:t>
+      </w:r>
+      <w:r>
+        <w:br/>
+      </w:r>
+      <w:r>
+        <w:rPr>
+          <w:rStyle w:val="VerbatimChar"/>
+        </w:rPr>
+        <w:t xml:space="preserve">{</w:t>
+      </w:r>
+      <w:r>
+        <w:br/>
+      </w:r>
+      <w:r>
+        <w:rPr>
+          <w:rStyle w:val="VerbatimChar"/>
+        </w:rPr>
+        <w:t xml:space="preserve">"test_fixture": "tests/fixtures/tb/golden_sample.json",</w:t>
+      </w:r>
+      <w:r>
+        <w:br/>
+      </w:r>
+      <w:r>
+        <w:rPr>
+          <w:rStyle w:val="VerbatimChar"/>
+        </w:rPr>
+        <w:t xml:space="preserve">"expected_outcome": "anomaly_count == 5",</w:t>
+      </w:r>
+      <w:r>
+        <w:br/>
+      </w:r>
+      <w:r>
+        <w:rPr>
+          <w:rStyle w:val="VerbatimChar"/>
+        </w:rPr>
+        <w:t xml:space="preserve">"validation_command": "pytest src/tb/engine_test.py --verify-rules"</w:t>
+      </w:r>
+      <w:r>
+        <w:br/>
+      </w:r>
+      <w:r>
+        <w:rPr>
+          <w:rStyle w:val="VerbatimChar"/>
+        </w:rPr>
+        <w:t xml:space="preserve">}</w:t>
+      </w:r>
+    </w:p>
+    <w:p>
+      <w:pPr>
+        <w:pStyle w:val="FirstParagraph"/>
+      </w:pPr>
+      <w:r>
+        <w:rPr>
+          <w:b/>
+          <w:bCs/>
+        </w:rPr>
+        <w:t xml:space="preserve">Verification.</w:t>
+      </w:r>
+      <w:r>
+        <w:t xml:space="preserve"> </w:t>
+      </w:r>
+      <w:r>
+        <w:t xml:space="preserve">Unit tests for each rule pass; the commentary</w:t>
+      </w:r>
+      <w:r>
+        <w:t xml:space="preserve"> </w:t>
+      </w:r>
+      <w:r>
+        <w:t xml:space="preserve">draft endpoint produces records that pass validation.</w:t>
+      </w:r>
+    </w:p>
+    <w:bookmarkEnd w:id="216"/>
+    <w:bookmarkStart w:id="217" w:name="task-t2-28-state-bpmn-workflow"/>
+    <w:p>
+      <w:pPr>
+        <w:pStyle w:val="Heading3"/>
+      </w:pPr>
+      <w:r>
+        <w:t xml:space="preserve">Task T2 — 28-state BPMN workflow</w:t>
+      </w:r>
+    </w:p>
+    <w:p>
+      <w:pPr>
+        <w:pStyle w:val="FirstParagraph"/>
+      </w:pPr>
+      <w:r>
+        <w:rPr>
+          <w:b/>
+          <w:bCs/>
+        </w:rPr>
+        <w:t xml:space="preserve">Intent.</w:t>
+      </w:r>
+      <w:r>
+        <w:t xml:space="preserve"> </w:t>
+      </w:r>
+      <w:r>
+        <w:t xml:space="preserve">Realise the</w:t>
+      </w:r>
+      <w:r>
+        <w:t xml:space="preserve"> </w:t>
+      </w:r>
+      <w:r>
+        <w:rPr>
+          <w:rStyle w:val="VerbatimChar"/>
+        </w:rPr>
+        <w:t xml:space="preserve">tb-review-glo</w:t>
+      </w:r>
+      <w:r>
+        <w:t xml:space="preserve"> </w:t>
+      </w:r>
+      <w:r>
+        <w:t xml:space="preserve">workflow in</w:t>
+      </w:r>
+      <w:r>
+        <w:t xml:space="preserve"> </w:t>
+      </w:r>
+      <w:r>
+        <w:t xml:space="preserve">chapter </w:t>
+      </w:r>
+      <w:hyperlink w:anchor="ch:workflow">
+        <w:r>
+          <w:rPr>
+            <w:rStyle w:val="Hyperlink"/>
+          </w:rPr>
+          <w:t xml:space="preserve">5</w:t>
+        </w:r>
+      </w:hyperlink>
+      <w:r>
+        <w:t xml:space="preserve">, including all 28 states</w:t>
+      </w:r>
+      <w:r>
+        <w:t xml:space="preserve"> </w:t>
+      </w:r>
+      <w:r>
+        <w:t xml:space="preserve">in </w:t>
+      </w:r>
+      <w:hyperlink w:anchor="tab:states">
+        <w:r>
+          <w:rPr>
+            <w:rStyle w:val="Hyperlink"/>
+          </w:rPr>
+          <w:t xml:space="preserve">5.1</w:t>
+        </w:r>
+      </w:hyperlink>
+      <w:r>
+        <w:t xml:space="preserve"> </w:t>
+      </w:r>
+      <w:r>
+        <w:t xml:space="preserve">and the preparation</w:t>
+      </w:r>
+      <w:r>
+        <w:t xml:space="preserve"> </w:t>
+      </w:r>
+      <w:r>
+        <w:t xml:space="preserve">(</w:t>
+      </w:r>
+      <w:hyperlink w:anchor="fig:prep-phase">
+        <w:r>
+          <w:rPr>
+            <w:rStyle w:val="Hyperlink"/>
+          </w:rPr>
+          <w:t xml:space="preserve">5.1</w:t>
+        </w:r>
+      </w:hyperlink>
+      <w:r>
+        <w:t xml:space="preserve">), analysis (</w:t>
+      </w:r>
+      <w:hyperlink w:anchor="fig:analysis-phase">
+        <w:r>
+          <w:rPr>
+            <w:rStyle w:val="Hyperlink"/>
+          </w:rPr>
+          <w:t xml:space="preserve">5.2</w:t>
+        </w:r>
+      </w:hyperlink>
+      <w:r>
+        <w:t xml:space="preserve">), and</w:t>
+      </w:r>
+      <w:r>
+        <w:t xml:space="preserve"> </w:t>
+      </w:r>
+      <w:r>
+        <w:t xml:space="preserve">sign-off phases.</w:t>
+      </w:r>
+      <w:r>
+        <w:t xml:space="preserve"> </w:t>
+      </w:r>
+      <w:r>
+        <w:rPr>
+          <w:b/>
+          <w:bCs/>
+        </w:rPr>
+        <w:t xml:space="preserve">In-scope.</w:t>
+      </w:r>
+      <w:r>
+        <w:t xml:space="preserve"> </w:t>
+      </w:r>
+      <w:r>
+        <w:t xml:space="preserve">State transitions, phase gates, deadline handling,</w:t>
+      </w:r>
+      <w:r>
+        <w:t xml:space="preserve"> </w:t>
+      </w:r>
+      <w:r>
+        <w:t xml:space="preserve">roll-back and park semantics.</w:t>
+      </w:r>
+      <w:r>
+        <w:t xml:space="preserve"> </w:t>
+      </w:r>
+      <w:r>
+        <w:rPr>
+          <w:b/>
+          <w:bCs/>
+        </w:rPr>
+        <w:t xml:space="preserve">Out-of-scope.</w:t>
+      </w:r>
+      <w:r>
+        <w:t xml:space="preserve"> </w:t>
+      </w:r>
+      <w:r>
+        <w:t xml:space="preserve">BPMN-driven cross-tenant orchestration; the</w:t>
+      </w:r>
+      <w:r>
+        <w:t xml:space="preserve"> </w:t>
+      </w:r>
+      <w:r>
+        <w:t xml:space="preserve">workflow runs within a single tenant per instance.</w:t>
+      </w:r>
+      <w:r>
+        <w:t xml:space="preserve"> </w:t>
+      </w:r>
+      <w:r>
+        <w:rPr>
+          <w:b/>
+          <w:bCs/>
+        </w:rPr>
+        <w:t xml:space="preserve">Paths to extend.</w:t>
+      </w:r>
+      <w:r>
+        <w:t xml:space="preserve"> </w:t>
+      </w:r>
+      <w:r>
+        <w:t xml:space="preserve">Workflow engine hosted in the gateway</w:t>
+      </w:r>
+      <w:r>
+        <w:t xml:space="preserve"> </w:t>
+      </w:r>
+      <w:r>
+        <w:t xml:space="preserve">service; workflow record defined in chapter </w:t>
+      </w:r>
+      <w:hyperlink w:anchor="ch:schema">
+        <w:r>
+          <w:rPr>
+            <w:rStyle w:val="Hyperlink"/>
+          </w:rPr>
+          <w:t xml:space="preserve">2</w:t>
+        </w:r>
+      </w:hyperlink>
+      <w:r>
+        <w:t xml:space="preserve">.</w:t>
+      </w:r>
+      <w:r>
+        <w:t xml:space="preserve"> </w:t>
+      </w:r>
+      <w:r>
+        <w:rPr>
+          <w:b/>
+          <w:bCs/>
+        </w:rPr>
+        <w:t xml:space="preserve">Definition of done.</w:t>
+      </w:r>
+      <w:r>
+        <w:t xml:space="preserve"> </w:t>
+      </w:r>
+      <w:r>
+        <w:t xml:space="preserve">All 28 states are reachable from a</w:t>
+      </w:r>
+      <w:r>
+        <w:t xml:space="preserve"> </w:t>
+      </w:r>
+      <w:r>
+        <w:t xml:space="preserve">deterministic predecessor; every transition is audit-logged with the</w:t>
+      </w:r>
+      <w:r>
+        <w:t xml:space="preserve"> </w:t>
+      </w:r>
+      <w:r>
+        <w:t xml:space="preserve">persona id; rolling the golden sample through the workflow produces</w:t>
+      </w:r>
+      <w:r>
+        <w:t xml:space="preserve"> </w:t>
+      </w:r>
+      <w:r>
+        <w:t xml:space="preserve">the signed-off close artefact without manual intervention.</w:t>
+      </w:r>
+      <w:r>
+        <w:t xml:space="preserve"> </w:t>
+      </w:r>
+      <w:r>
+        <w:rPr>
+          <w:b/>
+          <w:bCs/>
+        </w:rPr>
+        <w:t xml:space="preserve">Verification.</w:t>
+      </w:r>
+      <w:r>
+        <w:t xml:space="preserve"> </w:t>
+      </w:r>
+      <w:r>
+        <w:t xml:space="preserve">Workflow unit tests pass; the review-dashboard</w:t>
+      </w:r>
+      <w:r>
+        <w:t xml:space="preserve"> </w:t>
+      </w:r>
+      <w:r>
+        <w:t xml:space="preserve">chapter (</w:t>
+      </w:r>
+      <w:hyperlink w:anchor="ch:review-dashboard">
+        <w:r>
+          <w:rPr>
+            <w:rStyle w:val="Hyperlink"/>
+          </w:rPr>
+          <w:t xml:space="preserve">8</w:t>
+        </w:r>
+      </w:hyperlink>
+      <w:r>
+        <w:t xml:space="preserve">) queue view surfaces the expected</w:t>
+      </w:r>
+      <w:r>
+        <w:t xml:space="preserve"> </w:t>
+      </w:r>
+      <w:r>
+        <w:t xml:space="preserve">filter counts.</w:t>
+      </w:r>
+    </w:p>
+    <w:bookmarkEnd w:id="217"/>
+    <w:bookmarkStart w:id="218" w:name="task-t3-review-dashboard"/>
+    <w:p>
+      <w:pPr>
+        <w:pStyle w:val="Heading3"/>
+      </w:pPr>
+      <w:r>
+        <w:t xml:space="preserve">Task T3 — Review dashboard</w:t>
+      </w:r>
+    </w:p>
+    <w:p>
+      <w:pPr>
+        <w:pStyle w:val="FirstParagraph"/>
+      </w:pPr>
+      <w:r>
+        <w:rPr>
+          <w:b/>
+          <w:bCs/>
+        </w:rPr>
+        <w:t xml:space="preserve">Intent.</w:t>
+      </w:r>
+      <w:r>
+        <w:t xml:space="preserve"> </w:t>
+      </w:r>
+      <w:r>
+        <w:t xml:space="preserve">Deliver the human review dashboard specified in</w:t>
+      </w:r>
+      <w:r>
+        <w:t xml:space="preserve"> </w:t>
+      </w:r>
+      <w:r>
+        <w:t xml:space="preserve">chapter </w:t>
+      </w:r>
+      <w:hyperlink w:anchor="ch:review-dashboard">
+        <w:r>
+          <w:rPr>
+            <w:rStyle w:val="Hyperlink"/>
+          </w:rPr>
+          <w:t xml:space="preserve">8</w:t>
+        </w:r>
+      </w:hyperlink>
+      <w:r>
+        <w:t xml:space="preserve">.</w:t>
+      </w:r>
+      <w:r>
+        <w:t xml:space="preserve"> </w:t>
+      </w:r>
+      <w:r>
+        <w:rPr>
+          <w:b/>
+          <w:bCs/>
+        </w:rPr>
+        <w:t xml:space="preserve">In-scope.</w:t>
+      </w:r>
+      <w:r>
+        <w:t xml:space="preserve"> </w:t>
+      </w:r>
+      <w:r>
+        <w:t xml:space="preserve">Queue view with the fields in </w:t>
+      </w:r>
+      <w:hyperlink w:anchor="tab:queue-fields">
+        <w:r>
+          <w:rPr>
+            <w:rStyle w:val="Hyperlink"/>
+          </w:rPr>
+          <w:t xml:space="preserve">8.1</w:t>
+        </w:r>
+      </w:hyperlink>
+      <w:r>
+        <w:t xml:space="preserve">,</w:t>
+      </w:r>
+      <w:r>
+        <w:t xml:space="preserve"> </w:t>
+      </w:r>
+      <w:r>
+        <w:t xml:space="preserve">sorting/filtering, bulk operations, review view, commentary</w:t>
+      </w:r>
+      <w:r>
+        <w:t xml:space="preserve"> </w:t>
+      </w:r>
+      <w:r>
+        <w:t xml:space="preserve">composition aids, sign-off flow.</w:t>
+      </w:r>
+      <w:r>
+        <w:t xml:space="preserve"> </w:t>
+      </w:r>
+      <w:r>
+        <w:rPr>
+          <w:b/>
+          <w:bCs/>
+        </w:rPr>
+        <w:t xml:space="preserve">Out-of-scope.</w:t>
+      </w:r>
+      <w:r>
+        <w:t xml:space="preserve"> </w:t>
+      </w:r>
+      <w:r>
+        <w:t xml:space="preserve">Mobile layouts; cross-period comparative</w:t>
+      </w:r>
+      <w:r>
+        <w:t xml:space="preserve"> </w:t>
+      </w:r>
+      <w:r>
+        <w:t xml:space="preserve">analytics beyond what chapter </w:t>
+      </w:r>
+      <w:hyperlink w:anchor="ch:review-dashboard">
+        <w:r>
+          <w:rPr>
+            <w:rStyle w:val="Hyperlink"/>
+          </w:rPr>
+          <w:t xml:space="preserve">8</w:t>
+        </w:r>
+      </w:hyperlink>
+      <w:r>
+        <w:t xml:space="preserve"> </w:t>
+      </w:r>
+      <w:r>
+        <w:t xml:space="preserve">lists.</w:t>
+      </w:r>
+      <w:r>
+        <w:t xml:space="preserve"> </w:t>
+      </w:r>
+      <w:r>
+        <w:rPr>
+          <w:b/>
+          <w:bCs/>
+        </w:rPr>
+        <w:t xml:space="preserve">Paths to extend.</w:t>
+      </w:r>
+      <w:r>
+        <w:t xml:space="preserve"> </w:t>
+      </w:r>
+      <w:r>
+        <w:t xml:space="preserve">Persona surface within</w:t>
+      </w:r>
+      <w:r>
+        <w:t xml:space="preserve"> </w:t>
+      </w:r>
+      <w:r>
+        <w:rPr>
+          <w:rStyle w:val="VerbatimChar"/>
+        </w:rPr>
+        <w:t xml:space="preserve">generativeUI/training-webcomponents-ngx</w:t>
+      </w:r>
+      <w:r>
+        <w:t xml:space="preserve">; data-fetching</w:t>
+      </w:r>
+      <w:r>
+        <w:t xml:space="preserve"> </w:t>
+      </w:r>
+      <w:r>
+        <w:t xml:space="preserve">hooks that call the TB MCP tools enumerated above.</w:t>
+      </w:r>
+      <w:r>
+        <w:t xml:space="preserve"> </w:t>
+      </w:r>
+      <w:r>
+        <w:rPr>
+          <w:b/>
+          <w:bCs/>
+        </w:rPr>
+        <w:t xml:space="preserve">Definition of done.</w:t>
+      </w:r>
+      <w:r>
+        <w:t xml:space="preserve"> </w:t>
+      </w:r>
+      <w:r>
+        <w:t xml:space="preserve">The dashboard renders the queue view,</w:t>
+      </w:r>
+      <w:r>
+        <w:t xml:space="preserve"> </w:t>
+      </w:r>
+      <w:r>
+        <w:t xml:space="preserve">supports the bulk operations listed in the chapter, and writes</w:t>
+      </w:r>
+      <w:r>
+        <w:t xml:space="preserve"> </w:t>
+      </w:r>
+      <w:r>
+        <w:t xml:space="preserve">control-evidence records through the allow-listed MCP tools.</w:t>
+      </w:r>
+      <w:r>
+        <w:t xml:space="preserve"> </w:t>
+      </w:r>
+      <w:r>
+        <w:rPr>
+          <w:b/>
+          <w:bCs/>
+        </w:rPr>
+        <w:t xml:space="preserve">Verification.</w:t>
+      </w:r>
+      <w:r>
+        <w:t xml:space="preserve"> </w:t>
+      </w:r>
+      <w:r>
+        <w:t xml:space="preserve">Dashboard component tests pass; the persona</w:t>
+      </w:r>
+      <w:r>
+        <w:t xml:space="preserve"> </w:t>
+      </w:r>
+      <w:r>
+        <w:t xml:space="preserve">entitlement gate returns 403 for non-Financial-Controller callers.</w:t>
+      </w:r>
+    </w:p>
+    <w:bookmarkEnd w:id="218"/>
+    <w:bookmarkStart w:id="219" w:name="task-t4-controls-and-acceptance"/>
+    <w:p>
+      <w:pPr>
+        <w:pStyle w:val="Heading3"/>
+      </w:pPr>
+      <w:r>
+        <w:t xml:space="preserve">Task T4 — Controls and acceptance</w:t>
+      </w:r>
+    </w:p>
+    <w:p>
+      <w:pPr>
+        <w:pStyle w:val="FirstParagraph"/>
+      </w:pPr>
+      <w:r>
+        <w:rPr>
+          <w:b/>
+          <w:bCs/>
+        </w:rPr>
+        <w:t xml:space="preserve">Intent.</w:t>
+      </w:r>
+      <w:r>
+        <w:t xml:space="preserve"> </w:t>
+      </w:r>
+      <w:r>
+        <w:t xml:space="preserve">Wire the control enforcement map and acceptance</w:t>
+      </w:r>
+      <w:r>
+        <w:t xml:space="preserve"> </w:t>
+      </w:r>
+      <w:r>
+        <w:t xml:space="preserve">criteria in chapter </w:t>
+      </w:r>
+      <w:hyperlink w:anchor="ch:controls">
+        <w:r>
+          <w:rPr>
+            <w:rStyle w:val="Hyperlink"/>
+          </w:rPr>
+          <w:t xml:space="preserve">6</w:t>
+        </w:r>
+      </w:hyperlink>
+      <w:r>
+        <w:t xml:space="preserve">, including the EUC evidencing</w:t>
+      </w:r>
+      <w:r>
+        <w:t xml:space="preserve"> </w:t>
+      </w:r>
+      <w:r>
+        <w:t xml:space="preserve">requirement in </w:t>
+      </w:r>
+      <w:hyperlink w:anchor="sec:controls-eucs">
+        <w:r>
+          <w:rPr>
+            <w:rStyle w:val="Hyperlink"/>
+          </w:rPr>
+          <w:t xml:space="preserve">[sec:controls-eucs]</w:t>
+        </w:r>
+      </w:hyperlink>
+      <w:r>
+        <w:t xml:space="preserve">.</w:t>
+      </w:r>
+      <w:r>
+        <w:t xml:space="preserve"> </w:t>
+      </w:r>
+      <w:r>
+        <w:rPr>
+          <w:b/>
+          <w:bCs/>
+        </w:rPr>
+        <w:t xml:space="preserve">In-scope.</w:t>
+      </w:r>
+      <w:r>
+        <w:t xml:space="preserve"> </w:t>
+      </w:r>
+      <w:r>
+        <w:t xml:space="preserve">Control-to-state binding per </w:t>
+      </w:r>
+      <w:hyperlink w:anchor="fig:controls-map">
+        <w:r>
+          <w:rPr>
+            <w:rStyle w:val="Hyperlink"/>
+          </w:rPr>
+          <w:t xml:space="preserve">6.1</w:t>
+        </w:r>
+      </w:hyperlink>
+      <w:r>
+        <w:t xml:space="preserve">;</w:t>
+      </w:r>
+      <w:r>
+        <w:t xml:space="preserve"> </w:t>
+      </w:r>
+      <w:r>
+        <w:t xml:space="preserve">risk register mitigations from </w:t>
+      </w:r>
+      <w:hyperlink w:anchor="tab:risks">
+        <w:r>
+          <w:rPr>
+            <w:rStyle w:val="Hyperlink"/>
+          </w:rPr>
+          <w:t xml:space="preserve">6.1</w:t>
+        </w:r>
+      </w:hyperlink>
+      <w:r>
+        <w:t xml:space="preserve">; EUC evidencing hooks.</w:t>
+      </w:r>
+      <w:r>
+        <w:t xml:space="preserve"> </w:t>
+      </w:r>
+      <w:r>
+        <w:rPr>
+          <w:b/>
+          <w:bCs/>
+        </w:rPr>
+        <w:t xml:space="preserve">Out-of-scope.</w:t>
+      </w:r>
+      <w:r>
+        <w:t xml:space="preserve"> </w:t>
+      </w:r>
+      <w:r>
+        <w:t xml:space="preserve">External SOX reporting system integration.</w:t>
+      </w:r>
+      <w:r>
+        <w:t xml:space="preserve"> </w:t>
+      </w:r>
+      <w:r>
+        <w:rPr>
+          <w:b/>
+          <w:bCs/>
+        </w:rPr>
+        <w:t xml:space="preserve">Paths to extend.</w:t>
+      </w:r>
+      <w:r>
+        <w:t xml:space="preserve"> </w:t>
+      </w:r>
+      <w:r>
+        <w:t xml:space="preserve">Control catalogue file referenced in</w:t>
+      </w:r>
+      <w:r>
+        <w:t xml:space="preserve"> </w:t>
+      </w:r>
+      <w:r>
+        <w:t xml:space="preserve">chapter </w:t>
+      </w:r>
+      <w:hyperlink w:anchor="ch:controls">
+        <w:r>
+          <w:rPr>
+            <w:rStyle w:val="Hyperlink"/>
+          </w:rPr>
+          <w:t xml:space="preserve">6</w:t>
+        </w:r>
+      </w:hyperlink>
+      <w:r>
+        <w:t xml:space="preserve">; evidence store.</w:t>
+      </w:r>
+      <w:r>
+        <w:t xml:space="preserve"> </w:t>
+      </w:r>
+      <w:r>
+        <w:rPr>
+          <w:b/>
+          <w:bCs/>
+        </w:rPr>
+        <w:t xml:space="preserve">Definition of done.</w:t>
+      </w:r>
+      <w:r>
+        <w:t xml:space="preserve"> </w:t>
+      </w:r>
+      <w:r>
+        <w:t xml:space="preserve">Every control fires on its bound</w:t>
+      </w:r>
+      <w:r>
+        <w:t xml:space="preserve"> </w:t>
+      </w:r>
+      <w:r>
+        <w:t xml:space="preserve">states; evidence records are produced; the acceptance criteria</w:t>
+      </w:r>
+      <w:r>
+        <w:t xml:space="preserve"> </w:t>
+      </w:r>
+      <w:r>
+        <w:t xml:space="preserve">checklist in chapter </w:t>
+      </w:r>
+      <w:hyperlink w:anchor="ch:controls">
+        <w:r>
+          <w:rPr>
+            <w:rStyle w:val="Hyperlink"/>
+          </w:rPr>
+          <w:t xml:space="preserve">6</w:t>
+        </w:r>
+      </w:hyperlink>
+      <w:r>
+        <w:t xml:space="preserve"> </w:t>
+      </w:r>
+      <w:r>
+        <w:t xml:space="preserve">is satisfied.</w:t>
+      </w:r>
+      <w:r>
+        <w:t xml:space="preserve"> </w:t>
+      </w:r>
+      <w:r>
+        <w:rPr>
+          <w:b/>
+          <w:bCs/>
+        </w:rPr>
+        <w:t xml:space="preserve">Verification.</w:t>
+      </w:r>
+      <w:r>
+        <w:t xml:space="preserve"> </w:t>
+      </w:r>
+      <w:r>
+        <w:t xml:space="preserve">Running the TB golden sample triggers every</w:t>
+      </w:r>
+      <w:r>
+        <w:t xml:space="preserve"> </w:t>
+      </w:r>
+      <w:r>
+        <w:t xml:space="preserve">control; the evidence report reconciles with the acceptance</w:t>
+      </w:r>
+      <w:r>
+        <w:t xml:space="preserve"> </w:t>
+      </w:r>
+      <w:r>
+        <w:t xml:space="preserve">checklist.</w:t>
+      </w:r>
+    </w:p>
+    <w:bookmarkEnd w:id="219"/>
+    <w:bookmarkStart w:id="220" w:name="task-t5-testing-and-coverage"/>
+    <w:p>
+      <w:pPr>
+        <w:pStyle w:val="Heading3"/>
+      </w:pPr>
+      <w:r>
+        <w:t xml:space="preserve">Task T5 — Testing and coverage</w:t>
+      </w:r>
+    </w:p>
+    <w:p>
+      <w:pPr>
+        <w:pStyle w:val="FirstParagraph"/>
+      </w:pPr>
+      <w:r>
+        <w:rPr>
+          <w:b/>
+          <w:bCs/>
+        </w:rPr>
+        <w:t xml:space="preserve">Intent.</w:t>
+      </w:r>
+      <w:r>
+        <w:t xml:space="preserve"> </w:t>
+      </w:r>
+      <w:r>
+        <w:t xml:space="preserve">Deliver the testing specification in</w:t>
+      </w:r>
+      <w:r>
+        <w:t xml:space="preserve"> </w:t>
+      </w:r>
+      <w:r>
+        <w:t xml:space="preserve">chapter </w:t>
+      </w:r>
+      <w:hyperlink w:anchor="ch:testing">
+        <w:r>
+          <w:rPr>
+            <w:rStyle w:val="Hyperlink"/>
+          </w:rPr>
+          <w:t xml:space="preserve">9</w:t>
+        </w:r>
+      </w:hyperlink>
+      <w:r>
+        <w:t xml:space="preserve"> </w:t>
+      </w:r>
+      <w:r>
+        <w:t xml:space="preserve">at the coverage thresholds</w:t>
+      </w:r>
+      <w:r>
+        <w:t xml:space="preserve"> </w:t>
+      </w:r>
+      <w:r>
+        <w:t xml:space="preserve">in </w:t>
+      </w:r>
+      <w:hyperlink w:anchor="tab:tb-coverage">
+        <w:r>
+          <w:rPr>
+            <w:rStyle w:val="Hyperlink"/>
+          </w:rPr>
+          <w:t xml:space="preserve">9.1</w:t>
+        </w:r>
+      </w:hyperlink>
+      <w:r>
+        <w:t xml:space="preserve">.</w:t>
+      </w:r>
+      <w:r>
+        <w:t xml:space="preserve"> </w:t>
+      </w:r>
+      <w:r>
+        <w:rPr>
+          <w:b/>
+          <w:bCs/>
+        </w:rPr>
+        <w:t xml:space="preserve">In-scope.</w:t>
+      </w:r>
+      <w:r>
+        <w:t xml:space="preserve"> </w:t>
+      </w:r>
+      <w:r>
+        <w:t xml:space="preserve">TB extract fixtures, variance fixtures, unit</w:t>
+      </w:r>
+      <w:r>
+        <w:t xml:space="preserve"> </w:t>
+      </w:r>
+      <w:r>
+        <w:t xml:space="preserve">tests for variance detection and commentary drafting, integration</w:t>
+      </w:r>
+      <w:r>
+        <w:t xml:space="preserve"> </w:t>
+      </w:r>
+      <w:r>
+        <w:t xml:space="preserve">tests through the workflow, regression fixtures.</w:t>
+      </w:r>
+      <w:r>
+        <w:t xml:space="preserve"> </w:t>
+      </w:r>
+      <w:r>
+        <w:rPr>
+          <w:b/>
+          <w:bCs/>
+        </w:rPr>
+        <w:t xml:space="preserve">Out-of-scope.</w:t>
+      </w:r>
+      <w:r>
+        <w:t xml:space="preserve"> </w:t>
+      </w:r>
+      <w:r>
+        <w:t xml:space="preserve">Load and performance benchmarking beyond what</w:t>
+      </w:r>
+      <w:r>
+        <w:t xml:space="preserve"> </w:t>
+      </w:r>
+      <w:r>
+        <w:t xml:space="preserve">chapter </w:t>
+      </w:r>
+      <w:hyperlink w:anchor="ch:testing">
+        <w:r>
+          <w:rPr>
+            <w:rStyle w:val="Hyperlink"/>
+          </w:rPr>
+          <w:t xml:space="preserve">9</w:t>
+        </w:r>
+      </w:hyperlink>
+      <w:r>
+        <w:t xml:space="preserve"> </w:t>
+      </w:r>
+      <w:r>
+        <w:t xml:space="preserve">defines.</w:t>
+      </w:r>
+      <w:r>
+        <w:t xml:space="preserve"> </w:t>
+      </w:r>
+      <w:r>
+        <w:rPr>
+          <w:b/>
+          <w:bCs/>
+        </w:rPr>
+        <w:t xml:space="preserve">Paths to extend.</w:t>
+      </w:r>
+      <w:r>
+        <w:t xml:space="preserve"> </w:t>
+      </w:r>
+      <w:r>
+        <w:t xml:space="preserve">Test directory colocated with the TB</w:t>
+      </w:r>
+      <w:r>
+        <w:t xml:space="preserve"> </w:t>
+      </w:r>
+      <w:r>
+        <w:t xml:space="preserve">service code; fixture store used by Simula as training input.</w:t>
+      </w:r>
+      <w:r>
+        <w:t xml:space="preserve"> </w:t>
+      </w:r>
+      <w:r>
+        <w:rPr>
+          <w:b/>
+          <w:bCs/>
+        </w:rPr>
+        <w:t xml:space="preserve">Definition of done.</w:t>
+      </w:r>
+      <w:r>
+        <w:t xml:space="preserve"> </w:t>
+      </w:r>
+      <w:r>
+        <w:t xml:space="preserve">Coverage meets the thresholds</w:t>
+      </w:r>
+      <w:r>
+        <w:t xml:space="preserve"> </w:t>
+      </w:r>
+      <w:r>
+        <w:t xml:space="preserve">in </w:t>
+      </w:r>
+      <w:hyperlink w:anchor="tab:tb-coverage">
+        <w:r>
+          <w:rPr>
+            <w:rStyle w:val="Hyperlink"/>
+          </w:rPr>
+          <w:t xml:space="preserve">9.1</w:t>
+        </w:r>
+      </w:hyperlink>
+      <w:r>
+        <w:t xml:space="preserve">; CI gates block regressions.</w:t>
+      </w:r>
+      <w:r>
+        <w:t xml:space="preserve"> </w:t>
+      </w:r>
+      <w:r>
+        <w:rPr>
+          <w:b/>
+          <w:bCs/>
+        </w:rPr>
+        <w:t xml:space="preserve">Verification.</w:t>
+      </w:r>
+      <w:r>
+        <w:t xml:space="preserve"> </w:t>
+      </w:r>
+      <w:r>
+        <w:rPr>
+          <w:rStyle w:val="VerbatimChar"/>
+        </w:rPr>
+        <w:t xml:space="preserve">make spec-tb</w:t>
+      </w:r>
+      <w:r>
+        <w:t xml:space="preserve"> </w:t>
+      </w:r>
+      <w:r>
+        <w:t xml:space="preserve">remains green; the TB</w:t>
+      </w:r>
+      <w:r>
+        <w:t xml:space="preserve"> </w:t>
+      </w:r>
+      <w:r>
+        <w:t xml:space="preserve">test entry points listed in chapter </w:t>
+      </w:r>
+      <w:hyperlink w:anchor="ch:testing">
+        <w:r>
+          <w:rPr>
+            <w:rStyle w:val="Hyperlink"/>
+          </w:rPr>
+          <w:t xml:space="preserve">9</w:t>
+        </w:r>
+      </w:hyperlink>
+      <w:r>
+        <w:t xml:space="preserve"> </w:t>
+      </w:r>
+      <w:r>
+        <w:t xml:space="preserve">all run.</w:t>
+      </w:r>
+    </w:p>
+    <w:bookmarkEnd w:id="220"/>
+    <w:bookmarkEnd w:id="221"/>
+    <w:bookmarkStart w:id="222" w:name="sec:agent-governance"/>
+    <w:p>
+      <w:pPr>
+        <w:pStyle w:val="Heading2"/>
+      </w:pPr>
+      <w:r>
+        <w:t xml:space="preserve">Governance obligations applied to this domain</w:t>
+      </w:r>
+    </w:p>
+    <w:p>
+      <w:pPr>
+        <w:pStyle w:val="FirstParagraph"/>
+      </w:pPr>
+      <w:r>
+        <w:t xml:space="preserve">The regulations domain wraps Trial Balance review at runtime. Four</w:t>
+      </w:r>
+      <w:r>
+        <w:t xml:space="preserve"> </w:t>
+      </w:r>
+      <w:r>
+        <w:t xml:space="preserve">obligations apply without exception; each is stated as a concrete</w:t>
+      </w:r>
+      <w:r>
+        <w:t xml:space="preserve"> </w:t>
+      </w:r>
+      <w:r>
+        <w:t xml:space="preserve">hook in the TB codebase.</w:t>
+      </w:r>
+    </w:p>
+    <w:p>
+      <w:pPr>
+        <w:numPr>
+          <w:ilvl w:val="0"/>
+          <w:numId w:val="1042"/>
+        </w:numPr>
+      </w:pPr>
+      <w:r>
+        <w:rPr>
+          <w:b/>
+          <w:bCs/>
+        </w:rPr>
+        <w:t xml:space="preserve">MAS MGF four pillars</w:t>
+      </w:r>
+      <w:r>
+        <w:t xml:space="preserve"> </w:t>
+      </w:r>
+      <w:r>
+        <w:t xml:space="preserve">(see regulations</w:t>
+      </w:r>
+      <w:r>
+        <w:t xml:space="preserve"> </w:t>
+      </w:r>
+      <w:r>
+        <w:t xml:space="preserve">chapter 3 in</w:t>
+      </w:r>
+      <w:r>
+        <w:t xml:space="preserve"> </w:t>
+      </w:r>
+      <w:r>
+        <w:rPr>
+          <w:rStyle w:val="VerbatimChar"/>
+        </w:rPr>
+        <w:t xml:space="preserve">docs/latex/specs/regulations/chapters/03-mgf-framework.tex</w:t>
+      </w:r>
+      <w:r>
+        <w:t xml:space="preserve">).</w:t>
+      </w:r>
+      <w:r>
+        <w:t xml:space="preserve"> </w:t>
+      </w:r>
+      <w:r>
+        <w:t xml:space="preserve">Pillar 1 (assess and bound): every TB MCP tool is declared in the</w:t>
+      </w:r>
+      <w:r>
+        <w:t xml:space="preserve"> </w:t>
+      </w:r>
+      <w:r>
+        <w:t xml:space="preserve">allow-list in §</w:t>
+      </w:r>
+      <w:hyperlink w:anchor="sec:agent-persona">
+        <w:r>
+          <w:rPr>
+            <w:rStyle w:val="Hyperlink"/>
+          </w:rPr>
+          <w:t xml:space="preserve">12.13</w:t>
+        </w:r>
+      </w:hyperlink>
+      <w:r>
+        <w:t xml:space="preserve">, deny-by-default.</w:t>
+      </w:r>
+      <w:r>
+        <w:t xml:space="preserve"> </w:t>
+      </w:r>
+      <w:r>
+        <w:t xml:space="preserve">Pillar 2 (design and deploy): the pipeline stages in</w:t>
+      </w:r>
+      <w:r>
+        <w:t xml:space="preserve"> </w:t>
+      </w:r>
+      <w:r>
+        <w:t xml:space="preserve">chapter </w:t>
+      </w:r>
+      <w:hyperlink w:anchor="ch:ai">
+        <w:r>
+          <w:rPr>
+            <w:rStyle w:val="Hyperlink"/>
+          </w:rPr>
+          <w:t xml:space="preserve">3</w:t>
+        </w:r>
+      </w:hyperlink>
+      <w:r>
+        <w:t xml:space="preserve"> </w:t>
+      </w:r>
+      <w:r>
+        <w:t xml:space="preserve">are traceable end-to-end via the per-request</w:t>
+      </w:r>
+      <w:r>
+        <w:t xml:space="preserve"> </w:t>
+      </w:r>
+      <w:r>
+        <w:t xml:space="preserve">identity attribution described below. Pillar 3 (operate and</w:t>
+      </w:r>
+      <w:r>
+        <w:t xml:space="preserve"> </w:t>
+      </w:r>
+      <w:r>
+        <w:t xml:space="preserve">monitor) and pillar 4 (govern and disclose) are satisfied by</w:t>
+      </w:r>
+      <w:r>
+        <w:t xml:space="preserve"> </w:t>
+      </w:r>
+      <w:r>
+        <w:t xml:space="preserve">emitting the evidence records produced by the TB control</w:t>
+      </w:r>
+      <w:r>
+        <w:t xml:space="preserve"> </w:t>
+      </w:r>
+      <w:r>
+        <w:t xml:space="preserve">catalogue (chapter </w:t>
+      </w:r>
+      <w:hyperlink w:anchor="ch:controls">
+        <w:r>
+          <w:rPr>
+            <w:rStyle w:val="Hyperlink"/>
+          </w:rPr>
+          <w:t xml:space="preserve">6</w:t>
+        </w:r>
+      </w:hyperlink>
+      <w:r>
+        <w:t xml:space="preserve">) into the shared governance</w:t>
+      </w:r>
+      <w:r>
+        <w:t xml:space="preserve"> </w:t>
+      </w:r>
+      <w:r>
+        <w:t xml:space="preserve">store.</w:t>
+      </w:r>
+    </w:p>
+    <w:p>
+      <w:pPr>
+        <w:numPr>
+          <w:ilvl w:val="0"/>
+          <w:numId w:val="1042"/>
+        </w:numPr>
+      </w:pPr>
+      <w:r>
+        <w:rPr>
+          <w:b/>
+          <w:bCs/>
+        </w:rPr>
+        <w:t xml:space="preserve">Identity attribution</w:t>
+      </w:r>
+      <w:r>
+        <w:t xml:space="preserve"> </w:t>
+      </w:r>
+      <w:r>
+        <w:t xml:space="preserve">(regulations chapter 10,</w:t>
+      </w:r>
+      <w:r>
+        <w:t xml:space="preserve"> </w:t>
+      </w:r>
+      <w:r>
+        <w:rPr>
+          <w:rStyle w:val="VerbatimChar"/>
+        </w:rPr>
+        <w:t xml:space="preserve">10-identity-attribution.tex</w:t>
+      </w:r>
+      <w:r>
+        <w:t xml:space="preserve">). Every MCP call and every</w:t>
+      </w:r>
+      <w:r>
+        <w:t xml:space="preserve"> </w:t>
+      </w:r>
+      <w:r>
+        <w:t xml:space="preserve">workflow transition carries the persona id, agent id, request id,</w:t>
+      </w:r>
+      <w:r>
+        <w:t xml:space="preserve"> </w:t>
+      </w:r>
+      <w:r>
+        <w:t xml:space="preserve">and tenant id. The gateway is the attachment point; TB code</w:t>
+      </w:r>
+      <w:r>
+        <w:t xml:space="preserve"> </w:t>
+      </w:r>
+      <w:r>
+        <w:t xml:space="preserve">propagates the identity envelope without mutating it.</w:t>
+      </w:r>
+    </w:p>
+    <w:p>
+      <w:pPr>
+        <w:numPr>
+          <w:ilvl w:val="0"/>
+          <w:numId w:val="1042"/>
+        </w:numPr>
+      </w:pPr>
+      <w:r>
+        <w:rPr>
+          <w:b/>
+          <w:bCs/>
+        </w:rPr>
+        <w:t xml:space="preserve">Emergent-capability monitoring</w:t>
+      </w:r>
+      <w:r>
+        <w:t xml:space="preserve"> </w:t>
+      </w:r>
+      <w:r>
+        <w:t xml:space="preserve">(regulations</w:t>
+      </w:r>
+      <w:r>
+        <w:t xml:space="preserve"> </w:t>
+      </w:r>
+      <w:r>
+        <w:t xml:space="preserve">chapter 8,</w:t>
+      </w:r>
+      <w:r>
+        <w:t xml:space="preserve"> </w:t>
+      </w:r>
+      <w:r>
+        <w:rPr>
+          <w:rStyle w:val="VerbatimChar"/>
+        </w:rPr>
+        <w:t xml:space="preserve">08-monitoring-spec.tex</w:t>
+      </w:r>
+      <w:r>
+        <w:t xml:space="preserve">). Anomaly detection,</w:t>
+      </w:r>
+      <w:r>
+        <w:t xml:space="preserve"> </w:t>
+      </w:r>
+      <w:r>
+        <w:t xml:space="preserve">commentary drafting, and workflow state transitions are</w:t>
+      </w:r>
+      <w:r>
+        <w:t xml:space="preserve"> </w:t>
+      </w:r>
+      <w:r>
+        <w:t xml:space="preserve">instrumented with the monitoring metrics specified in that</w:t>
+      </w:r>
+      <w:r>
+        <w:t xml:space="preserve"> </w:t>
+      </w:r>
+      <w:r>
+        <w:t xml:space="preserve">chapter; metrics flow to the monitoring sink defined there.</w:t>
+      </w:r>
+    </w:p>
+    <w:p>
+      <w:pPr>
+        <w:numPr>
+          <w:ilvl w:val="0"/>
+          <w:numId w:val="1042"/>
+        </w:numPr>
+      </w:pPr>
+      <w:r>
+        <w:rPr>
+          <w:b/>
+          <w:bCs/>
+        </w:rPr>
+        <w:t xml:space="preserve">Conformance tooling</w:t>
+      </w:r>
+      <w:r>
+        <w:t xml:space="preserve"> </w:t>
+      </w:r>
+      <w:r>
+        <w:t xml:space="preserve">(regulations chapter 6,</w:t>
+      </w:r>
+      <w:r>
+        <w:t xml:space="preserve"> </w:t>
+      </w:r>
+      <w:r>
+        <w:rPr>
+          <w:rStyle w:val="VerbatimChar"/>
+        </w:rPr>
+        <w:t xml:space="preserve">06-conformance-tooling.tex</w:t>
+      </w:r>
+      <w:r>
+        <w:t xml:space="preserve">). The TB service exposes</w:t>
+      </w:r>
+      <w:r>
+        <w:t xml:space="preserve"> </w:t>
+      </w:r>
+      <w:r>
+        <w:t xml:space="preserve">AI Verify 2.0 plug-in hooks and Moonshot CI/CD 1.1.0 benchmark</w:t>
+      </w:r>
+      <w:r>
+        <w:t xml:space="preserve"> </w:t>
+      </w:r>
+      <w:r>
+        <w:t xml:space="preserve">entry points as required by that chapter.</w:t>
+      </w:r>
+    </w:p>
+    <w:bookmarkEnd w:id="222"/>
+    <w:bookmarkStart w:id="227" w:name="sec:agent-integration"/>
+    <w:p>
+      <w:pPr>
+        <w:pStyle w:val="Heading2"/>
+      </w:pPr>
+      <w:r>
+        <w:t xml:space="preserve">Cross-spec integration — full detail</w:t>
+      </w:r>
+    </w:p>
+    <w:bookmarkStart w:id="223" w:name="with-arabic-ap"/>
+    <w:p>
+      <w:pPr>
+        <w:pStyle w:val="Heading3"/>
+      </w:pPr>
+      <w:r>
+        <w:t xml:space="preserve">With Arabic AP</w:t>
+      </w:r>
+    </w:p>
+    <w:p>
+      <w:pPr>
+        <w:pStyle w:val="FirstParagraph"/>
+      </w:pPr>
+      <w:r>
+        <w:t xml:space="preserve">Arabic AP produces posted AP records and VAT checklists that feed</w:t>
+      </w:r>
+      <w:r>
+        <w:t xml:space="preserve"> </w:t>
+      </w:r>
+      <w:r>
+        <w:t xml:space="preserve">the TB close. TB consumes them as evidence inputs to its commentary</w:t>
+      </w:r>
+      <w:r>
+        <w:t xml:space="preserve"> </w:t>
+      </w:r>
+      <w:r>
+        <w:t xml:space="preserve">engine, not as schema merges: the Arabic invoice schema and the TB</w:t>
+      </w:r>
+      <w:r>
+        <w:t xml:space="preserve"> </w:t>
+      </w:r>
+      <w:r>
+        <w:t xml:space="preserve">control record remain distinct URIs in the unified registry.</w:t>
+      </w:r>
+      <w:r>
+        <w:t xml:space="preserve"> </w:t>
+      </w:r>
+      <w:r>
+        <w:t xml:space="preserve">Integration point: TB’s ingestion stage calls the Arabic MCP tool</w:t>
+      </w:r>
+      <w:r>
+        <w:t xml:space="preserve"> </w:t>
+      </w:r>
+      <w:r>
+        <w:rPr>
+          <w:rStyle w:val="VerbatimChar"/>
+        </w:rPr>
+        <w:t xml:space="preserve">invoice.extract-fields</w:t>
+      </w:r>
+      <w:r>
+        <w:t xml:space="preserve"> </w:t>
+      </w:r>
+      <w:r>
+        <w:t xml:space="preserve">with read-only entitlements; the</w:t>
+      </w:r>
+      <w:r>
+        <w:t xml:space="preserve"> </w:t>
+      </w:r>
+      <w:r>
+        <w:t xml:space="preserve">response is validated against</w:t>
+      </w:r>
+      <w:r>
+        <w:t xml:space="preserve"> </w:t>
+      </w:r>
+      <w:r>
+        <w:rPr>
+          <w:rStyle w:val="VerbatimChar"/>
+        </w:rPr>
+        <w:t xml:space="preserve">invoice.schema.json</w:t>
+      </w:r>
+      <w:r>
+        <w:t xml:space="preserve"> </w:t>
+      </w:r>
+      <w:r>
+        <w:t xml:space="preserve">before TB</w:t>
+      </w:r>
+      <w:r>
+        <w:t xml:space="preserve"> </w:t>
+      </w:r>
+      <w:r>
+        <w:t xml:space="preserve">accepts it.</w:t>
+      </w:r>
+    </w:p>
+    <w:bookmarkEnd w:id="223"/>
+    <w:bookmarkStart w:id="224" w:name="with-trial-balance"/>
+    <w:p>
+      <w:pPr>
+        <w:pStyle w:val="Heading3"/>
+      </w:pPr>
+      <w:r>
+        <w:t xml:space="preserve">With Trial Balance</w:t>
+      </w:r>
+    </w:p>
+    <w:p>
+      <w:pPr>
+        <w:pStyle w:val="FirstParagraph"/>
+      </w:pPr>
+      <w:r>
+        <w:t xml:space="preserve">TB exports the control record, decision-point record, workflow</w:t>
+      </w:r>
+      <w:r>
+        <w:t xml:space="preserve"> </w:t>
+      </w:r>
+      <w:r>
+        <w:t xml:space="preserve">record, and its own</w:t>
+      </w:r>
+      <w:r>
+        <w:t xml:space="preserve"> </w:t>
+      </w:r>
+      <w:r>
+        <w:rPr>
+          <w:rStyle w:val="VerbatimChar"/>
+        </w:rPr>
+        <w:t xml:space="preserve">requirement.schema.json</w:t>
+      </w:r>
+      <w:r>
+        <w:t xml:space="preserve"> </w:t>
+      </w:r>
+      <w:r>
+        <w:t xml:space="preserve">under</w:t>
+      </w:r>
+      <w:r>
+        <w:t xml:space="preserve"> </w:t>
+      </w:r>
+      <w:r>
+        <w:rPr>
+          <w:rStyle w:val="VerbatimChar"/>
+        </w:rPr>
+        <w:t xml:space="preserve">structured/schema/</w:t>
+      </w:r>
+      <w:r>
+        <w:t xml:space="preserve"> </w:t>
+      </w:r>
+      <w:r>
+        <w:t xml:space="preserve">(chapter </w:t>
+      </w:r>
+      <w:hyperlink w:anchor="ch:schema">
+        <w:r>
+          <w:rPr>
+            <w:rStyle w:val="Hyperlink"/>
+          </w:rPr>
+          <w:t xml:space="preserve">2</w:t>
+        </w:r>
+      </w:hyperlink>
+      <w:r>
+        <w:t xml:space="preserve">); registers the</w:t>
+      </w:r>
+      <w:r>
+        <w:t xml:space="preserve"> </w:t>
+      </w:r>
+      <w:r>
+        <w:t xml:space="preserve">MCP tools enumerated in §</w:t>
+      </w:r>
+      <w:hyperlink w:anchor="sec:agent-persona">
+        <w:r>
+          <w:rPr>
+            <w:rStyle w:val="Hyperlink"/>
+          </w:rPr>
+          <w:t xml:space="preserve">12.13</w:t>
+        </w:r>
+      </w:hyperlink>
+      <w:r>
+        <w:t xml:space="preserve">; and applies the</w:t>
+      </w:r>
+      <w:r>
+        <w:t xml:space="preserve"> </w:t>
+      </w:r>
+      <w:r>
+        <w:t xml:space="preserve">four governance hooks in §</w:t>
+      </w:r>
+      <w:hyperlink w:anchor="sec:agent-governance">
+        <w:r>
+          <w:rPr>
+            <w:rStyle w:val="Hyperlink"/>
+          </w:rPr>
+          <w:t xml:space="preserve">12.15</w:t>
+        </w:r>
+      </w:hyperlink>
+      <w:r>
+        <w:t xml:space="preserve"> </w:t>
+      </w:r>
+      <w:r>
+        <w:t xml:space="preserve">to every call</w:t>
+      </w:r>
+      <w:r>
+        <w:t xml:space="preserve"> </w:t>
+      </w:r>
+      <w:r>
+        <w:t xml:space="preserve">it serves. External consumers (Arabic, regulations, Simula) see TB</w:t>
+      </w:r>
+      <w:r>
+        <w:t xml:space="preserve"> </w:t>
+      </w:r>
+      <w:r>
+        <w:t xml:space="preserve">only through these contracts; there are no private back-channels.</w:t>
+      </w:r>
+    </w:p>
+    <w:bookmarkEnd w:id="224"/>
+    <w:bookmarkStart w:id="225" w:name="with-regulations"/>
+    <w:p>
+      <w:pPr>
+        <w:pStyle w:val="Heading3"/>
+      </w:pPr>
+      <w:r>
+        <w:t xml:space="preserve">With Regulations</w:t>
+      </w:r>
+    </w:p>
+    <w:p>
+      <w:pPr>
+        <w:pStyle w:val="FirstParagraph"/>
+      </w:pPr>
+      <w:r>
+        <w:t xml:space="preserve">Regulations wraps TB at runtime. Every TB MCP call is brokered</w:t>
+      </w:r>
+      <w:r>
+        <w:t xml:space="preserve"> </w:t>
+      </w:r>
+      <w:r>
+        <w:t xml:space="preserve">through the regulations governance gate, which applies pillars 1–4</w:t>
+      </w:r>
+      <w:r>
+        <w:t xml:space="preserve"> </w:t>
+      </w:r>
+      <w:r>
+        <w:t xml:space="preserve">of MAS MGF, attaches the identity envelope, and routes</w:t>
+      </w:r>
+      <w:r>
+        <w:t xml:space="preserve"> </w:t>
+      </w:r>
+      <w:r>
+        <w:t xml:space="preserve">emergent-capability metrics to the monitoring store. The TB service</w:t>
+      </w:r>
+      <w:r>
+        <w:t xml:space="preserve"> </w:t>
+      </w:r>
+      <w:r>
+        <w:t xml:space="preserve">code does not call regulations directly; the gateway layer enforces</w:t>
+      </w:r>
+      <w:r>
+        <w:t xml:space="preserve"> </w:t>
+      </w:r>
+      <w:r>
+        <w:t xml:space="preserve">this. Conformance tests defined in regulations chapter 5 (empirical</w:t>
+      </w:r>
+      <w:r>
+        <w:t xml:space="preserve"> </w:t>
+      </w:r>
+      <w:r>
+        <w:t xml:space="preserve">evidence) and chapter 6 (conformance tooling) execute against the TB</w:t>
+      </w:r>
+      <w:r>
+        <w:t xml:space="preserve"> </w:t>
+      </w:r>
+      <w:r>
+        <w:t xml:space="preserve">service as part of the platform CI gate.</w:t>
+      </w:r>
+    </w:p>
+    <w:bookmarkEnd w:id="225"/>
+    <w:bookmarkStart w:id="226" w:name="with-simula"/>
+    <w:p>
+      <w:pPr>
+        <w:pStyle w:val="Heading3"/>
+      </w:pPr>
+      <w:r>
+        <w:t xml:space="preserve">With Simula</w:t>
+      </w:r>
+    </w:p>
+    <w:p>
+      <w:pPr>
+        <w:pStyle w:val="FirstParagraph"/>
+      </w:pPr>
+      <w:r>
+        <w:t xml:space="preserve">Simula consumes TB’s schemas and fixtures as training input. The</w:t>
+      </w:r>
+      <w:r>
+        <w:t xml:space="preserve"> </w:t>
+      </w:r>
+      <w:r>
+        <w:t xml:space="preserve">contract is schema-in,</w:t>
+      </w:r>
+      <w:r>
+        <w:t xml:space="preserve"> </w:t>
+      </w:r>
+      <w:r>
+        <w:rPr>
+          <w:rStyle w:val="VerbatimChar"/>
+        </w:rPr>
+        <w:t xml:space="preserve">TrainingExample</w:t>
+      </w:r>
+      <w:r>
+        <w:t xml:space="preserve">-out: Simula reads the</w:t>
+      </w:r>
+      <w:r>
+        <w:t xml:space="preserve"> </w:t>
+      </w:r>
+      <w:r>
+        <w:t xml:space="preserve">TB schema set and the TB fixture store; it produces</w:t>
+      </w:r>
+      <w:r>
+        <w:t xml:space="preserve"> </w:t>
+      </w:r>
+      <w:r>
+        <w:rPr>
+          <w:rStyle w:val="VerbatimChar"/>
+        </w:rPr>
+        <w:t xml:space="preserve">TrainingExample</w:t>
+      </w:r>
+      <w:r>
+        <w:t xml:space="preserve"> </w:t>
+      </w:r>
+      <w:r>
+        <w:t xml:space="preserve">records. Simula does not call TB MCP tools</w:t>
+      </w:r>
+      <w:r>
+        <w:t xml:space="preserve"> </w:t>
+      </w:r>
+      <w:r>
+        <w:t xml:space="preserve">at runtime and does not share state with the TB workflow. No</w:t>
+      </w:r>
+      <w:r>
+        <w:t xml:space="preserve"> </w:t>
+      </w:r>
+      <w:r>
+        <w:t xml:space="preserve">cross-domain operational envelope is introduced.</w:t>
+      </w:r>
+    </w:p>
+    <w:bookmarkEnd w:id="226"/>
+    <w:bookmarkEnd w:id="227"/>
+    <w:bookmarkStart w:id="228" w:name="sec:agent-waves"/>
+    <w:p>
+      <w:pPr>
+        <w:pStyle w:val="Heading2"/>
+      </w:pPr>
+      <w:r>
+        <w:t xml:space="preserve">Wave assignment and sequencing</w:t>
+      </w:r>
+    </w:p>
+    <w:p>
+      <w:pPr>
+        <w:pStyle w:val="FirstParagraph"/>
+      </w:pPr>
+      <w:r>
+        <w:t xml:space="preserve">Implementation runs in three waves.</w:t>
+      </w:r>
+    </w:p>
+    <w:p>
+      <w:pPr>
+        <w:numPr>
+          <w:ilvl w:val="0"/>
+          <w:numId w:val="1043"/>
+        </w:numPr>
+      </w:pPr>
+      <w:r>
+        <w:rPr>
+          <w:b/>
+          <w:bCs/>
+        </w:rPr>
+        <w:t xml:space="preserve">Wave 1 — foundations.</w:t>
+      </w:r>
+      <w:r>
+        <w:t xml:space="preserve"> </w:t>
+      </w:r>
+      <w:r>
+        <w:t xml:space="preserve">Unified schema registry</w:t>
+      </w:r>
+      <w:r>
+        <w:t xml:space="preserve"> </w:t>
+      </w:r>
+      <w:r>
+        <w:t xml:space="preserve">entry; persona-gated surface for the Financial Controller;</w:t>
+      </w:r>
+      <w:r>
+        <w:t xml:space="preserve"> </w:t>
+      </w:r>
+      <w:r>
+        <w:t xml:space="preserve">identity attribution envelope flowing through the gateway.</w:t>
+      </w:r>
+      <w:r>
+        <w:t xml:space="preserve"> </w:t>
+      </w:r>
+      <w:r>
+        <w:t xml:space="preserve">Prerequisites: the regulations chapter 10 identity schema must</w:t>
+      </w:r>
+      <w:r>
+        <w:t xml:space="preserve"> </w:t>
+      </w:r>
+      <w:r>
+        <w:t xml:space="preserve">be frozen.</w:t>
+      </w:r>
+    </w:p>
+    <w:p>
+      <w:pPr>
+        <w:numPr>
+          <w:ilvl w:val="0"/>
+          <w:numId w:val="1043"/>
+        </w:numPr>
+      </w:pPr>
+      <w:r>
+        <w:rPr>
+          <w:b/>
+          <w:bCs/>
+        </w:rPr>
+        <w:t xml:space="preserve">Wave 2 — TB core build-out.</w:t>
+      </w:r>
+      <w:r>
+        <w:t xml:space="preserve"> </w:t>
+      </w:r>
+      <w:r>
+        <w:t xml:space="preserve">Tasks T1, T2, T3, T4</w:t>
+      </w:r>
+      <w:r>
+        <w:t xml:space="preserve"> </w:t>
+      </w:r>
+      <w:r>
+        <w:t xml:space="preserve">above. Prerequisites: Wave 1 complete; Simula training fixtures</w:t>
+      </w:r>
+      <w:r>
+        <w:t xml:space="preserve"> </w:t>
+      </w:r>
+      <w:r>
+        <w:t xml:space="preserve">available from Simula Wave 1 (extraction pipeline); Arabic MCP</w:t>
+      </w:r>
+      <w:r>
+        <w:t xml:space="preserve"> </w:t>
+      </w:r>
+      <w:r>
+        <w:t xml:space="preserve">tool</w:t>
+      </w:r>
+      <w:r>
+        <w:t xml:space="preserve"> </w:t>
+      </w:r>
+      <w:r>
+        <w:rPr>
+          <w:rStyle w:val="VerbatimChar"/>
+        </w:rPr>
+        <w:t xml:space="preserve">invoice.extract-fields</w:t>
+      </w:r>
+      <w:r>
+        <w:t xml:space="preserve"> </w:t>
+      </w:r>
+      <w:r>
+        <w:t xml:space="preserve">reachable.</w:t>
+      </w:r>
+    </w:p>
+    <w:p>
+      <w:pPr>
+        <w:numPr>
+          <w:ilvl w:val="0"/>
+          <w:numId w:val="1043"/>
+        </w:numPr>
+      </w:pPr>
+      <w:r>
+        <w:rPr>
+          <w:b/>
+          <w:bCs/>
+        </w:rPr>
+        <w:t xml:space="preserve">Wave 3 — hardening and conformance.</w:t>
+      </w:r>
+      <w:r>
+        <w:t xml:space="preserve"> </w:t>
+      </w:r>
+      <w:r>
+        <w:t xml:space="preserve">Task T5 and</w:t>
+      </w:r>
+      <w:r>
+        <w:t xml:space="preserve"> </w:t>
+      </w:r>
+      <w:r>
+        <w:t xml:space="preserve">full conformance-tooling hook-up. Prerequisites: Wave 2 complete;</w:t>
+      </w:r>
+      <w:r>
+        <w:t xml:space="preserve"> </w:t>
+      </w:r>
+      <w:r>
+        <w:t xml:space="preserve">regulations Wave 2 conformance tooling integrated; monitoring</w:t>
+      </w:r>
+      <w:r>
+        <w:t xml:space="preserve"> </w:t>
+      </w:r>
+      <w:r>
+        <w:t xml:space="preserve">sink live.</w:t>
+      </w:r>
+    </w:p>
+    <w:p>
+      <w:pPr>
+        <w:pStyle w:val="FirstParagraph"/>
+      </w:pPr>
+      <w:r>
+        <w:t xml:space="preserve">TB occupies Wave 2 for its core build-out and Wave 3 for its testing</w:t>
+      </w:r>
+      <w:r>
+        <w:t xml:space="preserve"> </w:t>
+      </w:r>
+      <w:r>
+        <w:t xml:space="preserve">and conformance surfaces.</w:t>
+      </w:r>
+    </w:p>
+    <w:bookmarkEnd w:id="228"/>
+    <w:bookmarkStart w:id="229" w:name="sec:agent-acceptance"/>
+    <w:p>
+      <w:pPr>
+        <w:pStyle w:val="Heading2"/>
+      </w:pPr>
+      <w:r>
+        <w:t xml:space="preserve">Acceptance criteria (platform-wide)</w:t>
+      </w:r>
+    </w:p>
+    <w:p>
+      <w:pPr>
+        <w:pStyle w:val="FirstParagraph"/>
+      </w:pPr>
+      <w:r>
+        <w:t xml:space="preserve">When all four chapter 12 instruction sets are implemented, the</w:t>
+      </w:r>
+      <w:r>
+        <w:t xml:space="preserve"> </w:t>
+      </w:r>
+      <w:r>
+        <w:t xml:space="preserve">platform satisfies the following invariants:</w:t>
+      </w:r>
+    </w:p>
+    <w:p>
+      <w:pPr>
+        <w:numPr>
+          <w:ilvl w:val="0"/>
+          <w:numId w:val="1044"/>
+        </w:numPr>
+      </w:pPr>
+      <w:r>
+        <w:rPr>
+          <w:b/>
+          <w:bCs/>
+        </w:rPr>
+        <w:t xml:space="preserve">One instance.</w:t>
+      </w:r>
+      <w:r>
+        <w:t xml:space="preserve"> </w:t>
+      </w:r>
+      <w:r>
+        <w:t xml:space="preserve">A single codebase runs a single</w:t>
+      </w:r>
+      <w:r>
+        <w:t xml:space="preserve"> </w:t>
+      </w:r>
+      <w:r>
+        <w:t xml:space="preserve">logical instance; no domain ships as a separate product.</w:t>
+      </w:r>
+    </w:p>
+    <w:p>
+      <w:pPr>
+        <w:numPr>
+          <w:ilvl w:val="0"/>
+          <w:numId w:val="1044"/>
+        </w:numPr>
+      </w:pPr>
+      <w:r>
+        <w:rPr>
+          <w:b/>
+          <w:bCs/>
+        </w:rPr>
+        <w:t xml:space="preserve">Persona-gated surfaces.</w:t>
+      </w:r>
+      <w:r>
+        <w:t xml:space="preserve"> </w:t>
+      </w:r>
+      <w:r>
+        <w:t xml:space="preserve">The four personas each</w:t>
+      </w:r>
+      <w:r>
+        <w:t xml:space="preserve"> </w:t>
+      </w:r>
+      <w:r>
+        <w:t xml:space="preserve">reach a tailored UI on the shared shell; no route, MCP tool, or</w:t>
+      </w:r>
+      <w:r>
+        <w:t xml:space="preserve"> </w:t>
+      </w:r>
+      <w:r>
+        <w:t xml:space="preserve">data product is visible outside its persona’s entitlement set.</w:t>
+      </w:r>
+    </w:p>
+    <w:p>
+      <w:pPr>
+        <w:numPr>
+          <w:ilvl w:val="0"/>
+          <w:numId w:val="1044"/>
+        </w:numPr>
+      </w:pPr>
+      <w:r>
+        <w:rPr>
+          <w:b/>
+          <w:bCs/>
+        </w:rPr>
+        <w:t xml:space="preserve">Unified registry.</w:t>
+      </w:r>
+      <w:r>
+        <w:t xml:space="preserve"> </w:t>
+      </w:r>
+      <w:r>
+        <w:t xml:space="preserve">Every schema in use is listed in</w:t>
+      </w:r>
+      <w:r>
+        <w:t xml:space="preserve"> </w:t>
+      </w:r>
+      <w:r>
+        <w:t xml:space="preserve">the ODPS 4.1 registry under its owning domain; validators</w:t>
+      </w:r>
+      <w:r>
+        <w:t xml:space="preserve"> </w:t>
+      </w:r>
+      <w:r>
+        <w:t xml:space="preserve">resolve</w:t>
+      </w:r>
+      <w:r>
+        <w:t xml:space="preserve"> </w:t>
+      </w:r>
+      <w:r>
+        <w:rPr>
+          <w:rStyle w:val="VerbatimChar"/>
+        </w:rPr>
+        <w:t xml:space="preserve">$ref</w:t>
+      </w:r>
+      <w:r>
+        <w:t xml:space="preserve">s through the unified registry only.</w:t>
+      </w:r>
+    </w:p>
+    <w:p>
+      <w:pPr>
+        <w:numPr>
+          <w:ilvl w:val="0"/>
+          <w:numId w:val="1044"/>
+        </w:numPr>
+      </w:pPr>
+      <w:r>
+        <w:rPr>
+          <w:b/>
+          <w:bCs/>
+        </w:rPr>
+        <w:t xml:space="preserve">No schema merges.</w:t>
+      </w:r>
+      <w:r>
+        <w:t xml:space="preserve"> </w:t>
+      </w:r>
+      <w:r>
+        <w:t xml:space="preserve">The two</w:t>
+      </w:r>
+      <w:r>
+        <w:t xml:space="preserve"> </w:t>
+      </w:r>
+      <w:r>
+        <w:rPr>
+          <w:rStyle w:val="VerbatimChar"/>
+        </w:rPr>
+        <w:t xml:space="preserve">requirement.schema.json</w:t>
+      </w:r>
+      <w:r>
+        <w:t xml:space="preserve"> </w:t>
+      </w:r>
+      <w:r>
+        <w:t xml:space="preserve">files in TB and regulations</w:t>
+      </w:r>
+      <w:r>
+        <w:t xml:space="preserve"> </w:t>
+      </w:r>
+      <w:r>
+        <w:t xml:space="preserve">remain distinct; no cross-domain composite schemas are produced.</w:t>
+      </w:r>
+    </w:p>
+    <w:p>
+      <w:pPr>
+        <w:numPr>
+          <w:ilvl w:val="0"/>
+          <w:numId w:val="1044"/>
+        </w:numPr>
+      </w:pPr>
+      <w:r>
+        <w:rPr>
+          <w:b/>
+          <w:bCs/>
+        </w:rPr>
+        <w:t xml:space="preserve">No cross-domain operational envelope.</w:t>
+      </w:r>
+      <w:r>
+        <w:t xml:space="preserve"> </w:t>
+      </w:r>
+      <w:r>
+        <w:t xml:space="preserve">Runtime</w:t>
+      </w:r>
+      <w:r>
+        <w:t xml:space="preserve"> </w:t>
+      </w:r>
+      <w:r>
+        <w:t xml:space="preserve">orchestration stays within each domain’s service; only Simula</w:t>
+      </w:r>
+      <w:r>
+        <w:t xml:space="preserve"> </w:t>
+      </w:r>
+      <w:r>
+        <w:t xml:space="preserve">consumes other domains’ outputs, and only as training input.</w:t>
+      </w:r>
+    </w:p>
+    <w:p>
+      <w:pPr>
+        <w:numPr>
+          <w:ilvl w:val="0"/>
+          <w:numId w:val="1044"/>
+        </w:numPr>
+      </w:pPr>
+      <w:r>
+        <w:rPr>
+          <w:b/>
+          <w:bCs/>
+        </w:rPr>
+        <w:t xml:space="preserve">Governance wraps all three non-regulations domains.</w:t>
+      </w:r>
+      <w:r>
+        <w:t xml:space="preserve"> </w:t>
+      </w:r>
+      <w:r>
+        <w:t xml:space="preserve">Arabic, TB, and Simula service calls pass through the</w:t>
+      </w:r>
+      <w:r>
+        <w:t xml:space="preserve"> </w:t>
+      </w:r>
+      <w:r>
+        <w:t xml:space="preserve">regulations runtime wrapper without exception.</w:t>
+      </w:r>
+    </w:p>
+    <w:bookmarkEnd w:id="229"/>
+    <w:bookmarkStart w:id="230" w:name="sec:agent-references"/>
+    <w:p>
+      <w:pPr>
+        <w:pStyle w:val="Heading2"/>
+      </w:pPr>
+      <w:r>
+        <w:t xml:space="preserve">References</w:t>
+      </w:r>
+    </w:p>
+    <w:p>
+      <w:pPr>
+        <w:pStyle w:val="FirstParagraph"/>
+      </w:pPr>
+      <w:r>
+        <w:t xml:space="preserve">Within-spec references:</w:t>
+      </w:r>
+      <w:r>
+        <w:t xml:space="preserve"> </w:t>
+      </w:r>
+      <w:r>
+        <w:t xml:space="preserve">chapter </w:t>
+      </w:r>
+      <w:hyperlink w:anchor="ch:overview">
+        <w:r>
+          <w:rPr>
+            <w:rStyle w:val="Hyperlink"/>
+          </w:rPr>
+          <w:t xml:space="preserve">1</w:t>
+        </w:r>
+      </w:hyperlink>
+      <w:r>
+        <w:t xml:space="preserve"> </w:t>
+      </w:r>
+      <w:r>
+        <w:t xml:space="preserve">(overview),</w:t>
+      </w:r>
+      <w:r>
+        <w:t xml:space="preserve"> </w:t>
+      </w:r>
+      <w:r>
+        <w:t xml:space="preserve">chapter </w:t>
+      </w:r>
+      <w:hyperlink w:anchor="ch:schema">
+        <w:r>
+          <w:rPr>
+            <w:rStyle w:val="Hyperlink"/>
+          </w:rPr>
+          <w:t xml:space="preserve">2</w:t>
+        </w:r>
+      </w:hyperlink>
+      <w:r>
+        <w:t xml:space="preserve"> </w:t>
+      </w:r>
+      <w:r>
+        <w:t xml:space="preserve">(data schema),</w:t>
+      </w:r>
+      <w:r>
+        <w:t xml:space="preserve"> </w:t>
+      </w:r>
+      <w:r>
+        <w:t xml:space="preserve">chapter </w:t>
+      </w:r>
+      <w:hyperlink w:anchor="ch:ai">
+        <w:r>
+          <w:rPr>
+            <w:rStyle w:val="Hyperlink"/>
+          </w:rPr>
+          <w:t xml:space="preserve">3</w:t>
+        </w:r>
+      </w:hyperlink>
+      <w:r>
+        <w:t xml:space="preserve"> </w:t>
+      </w:r>
+      <w:r>
+        <w:t xml:space="preserve">(AI augmentation pipeline),</w:t>
+      </w:r>
+      <w:r>
+        <w:t xml:space="preserve"> </w:t>
+      </w:r>
+      <w:r>
+        <w:t xml:space="preserve">chapter </w:t>
+      </w:r>
+      <w:hyperlink w:anchor="ch:controls-engine">
+        <w:r>
+          <w:rPr>
+            <w:rStyle w:val="Hyperlink"/>
+          </w:rPr>
+          <w:t xml:space="preserve">4</w:t>
+        </w:r>
+      </w:hyperlink>
+      <w:r>
+        <w:t xml:space="preserve"> </w:t>
+      </w:r>
+      <w:r>
+        <w:t xml:space="preserve">(controls and commentary engine),</w:t>
+      </w:r>
+      <w:r>
+        <w:t xml:space="preserve"> </w:t>
+      </w:r>
+      <w:r>
+        <w:t xml:space="preserve">chapter </w:t>
+      </w:r>
+      <w:hyperlink w:anchor="ch:workflow">
+        <w:r>
+          <w:rPr>
+            <w:rStyle w:val="Hyperlink"/>
+          </w:rPr>
+          <w:t xml:space="preserve">5</w:t>
+        </w:r>
+      </w:hyperlink>
+      <w:r>
+        <w:t xml:space="preserve"> </w:t>
+      </w:r>
+      <w:r>
+        <w:t xml:space="preserve">(workflow and approval engine),</w:t>
+      </w:r>
+      <w:r>
+        <w:t xml:space="preserve"> </w:t>
+      </w:r>
+      <w:r>
+        <w:t xml:space="preserve">chapter </w:t>
+      </w:r>
+      <w:hyperlink w:anchor="ch:controls">
+        <w:r>
+          <w:rPr>
+            <w:rStyle w:val="Hyperlink"/>
+          </w:rPr>
+          <w:t xml:space="preserve">6</w:t>
+        </w:r>
+      </w:hyperlink>
+      <w:r>
+        <w:t xml:space="preserve"> </w:t>
+      </w:r>
+      <w:r>
+        <w:t xml:space="preserve">(controls, testing and acceptance),</w:t>
+      </w:r>
+      <w:r>
+        <w:t xml:space="preserve"> </w:t>
+      </w:r>
+      <w:r>
+        <w:t xml:space="preserve">chapter </w:t>
+      </w:r>
+      <w:hyperlink w:anchor="ch:references">
+        <w:r>
+          <w:rPr>
+            <w:rStyle w:val="Hyperlink"/>
+          </w:rPr>
+          <w:t xml:space="preserve">7</w:t>
+        </w:r>
+      </w:hyperlink>
+      <w:r>
+        <w:t xml:space="preserve"> </w:t>
+      </w:r>
+      <w:r>
+        <w:t xml:space="preserve">(references),</w:t>
+      </w:r>
+      <w:r>
+        <w:t xml:space="preserve"> </w:t>
+      </w:r>
+      <w:r>
+        <w:t xml:space="preserve">chapter </w:t>
+      </w:r>
+      <w:hyperlink w:anchor="ch:review-dashboard">
+        <w:r>
+          <w:rPr>
+            <w:rStyle w:val="Hyperlink"/>
+          </w:rPr>
+          <w:t xml:space="preserve">8</w:t>
+        </w:r>
+      </w:hyperlink>
+      <w:r>
+        <w:t xml:space="preserve"> </w:t>
+      </w:r>
+      <w:r>
+        <w:t xml:space="preserve">(review dashboard),</w:t>
+      </w:r>
+      <w:r>
+        <w:t xml:space="preserve"> </w:t>
+      </w:r>
+      <w:r>
+        <w:t xml:space="preserve">chapter </w:t>
+      </w:r>
+      <w:hyperlink w:anchor="ch:testing">
+        <w:r>
+          <w:rPr>
+            <w:rStyle w:val="Hyperlink"/>
+          </w:rPr>
+          <w:t xml:space="preserve">9</w:t>
+        </w:r>
+      </w:hyperlink>
+      <w:r>
+        <w:t xml:space="preserve"> </w:t>
+      </w:r>
+      <w:r>
+        <w:t xml:space="preserve">(testing specification),</w:t>
+      </w:r>
+      <w:r>
+        <w:t xml:space="preserve"> </w:t>
+      </w:r>
+      <w:r>
+        <w:t xml:space="preserve">chapter </w:t>
+      </w:r>
+      <w:hyperlink w:anchor="ch:future-ml">
+        <w:r>
+          <w:rPr>
+            <w:rStyle w:val="Hyperlink"/>
+          </w:rPr>
+          <w:t xml:space="preserve">10</w:t>
+        </w:r>
+      </w:hyperlink>
+      <w:r>
+        <w:t xml:space="preserve"> </w:t>
+      </w:r>
+      <w:r>
+        <w:t xml:space="preserve">(future ML work),</w:t>
+      </w:r>
+      <w:r>
+        <w:t xml:space="preserve"> </w:t>
+      </w:r>
+      <w:r>
+        <w:t xml:space="preserve">chapter </w:t>
+      </w:r>
+      <w:hyperlink w:anchor="ch:tb-roadmap">
+        <w:r>
+          <w:rPr>
+            <w:rStyle w:val="Hyperlink"/>
+          </w:rPr>
+          <w:t xml:space="preserve">11</w:t>
+        </w:r>
+      </w:hyperlink>
+      <w:r>
+        <w:t xml:space="preserve"> </w:t>
+      </w:r>
+      <w:r>
+        <w:t xml:space="preserve">(project roadmap).</w:t>
+      </w:r>
+    </w:p>
+    <w:p>
+      <w:pPr>
+        <w:pStyle w:val="BodyText"/>
+      </w:pPr>
+      <w:r>
+        <w:t xml:space="preserve">Peer chapter 12 instruction sets for the other three domains (each</w:t>
+      </w:r>
+      <w:r>
+        <w:t xml:space="preserve"> </w:t>
+      </w:r>
+      <w:r>
+        <w:t xml:space="preserve">is self-contained; consult directly when operating in that domain):</w:t>
+      </w:r>
+    </w:p>
+    <w:p>
+      <w:pPr>
+        <w:numPr>
+          <w:ilvl w:val="0"/>
+          <w:numId w:val="1045"/>
+        </w:numPr>
+      </w:pPr>
+      <w:r>
+        <w:t xml:space="preserve">Arabic AP:</w:t>
+      </w:r>
+      <w:r>
+        <w:t xml:space="preserve"> </w:t>
+      </w:r>
+      <w:r>
+        <w:rPr>
+          <w:rStyle w:val="VerbatimChar"/>
+        </w:rPr>
+        <w:t xml:space="preserve">docs/latex/specs/arabic/chapters/12-implementation-instructions.tex</w:t>
+      </w:r>
+      <w:r>
+        <w:t xml:space="preserve">.</w:t>
+      </w:r>
+    </w:p>
+    <w:p>
+      <w:pPr>
+        <w:numPr>
+          <w:ilvl w:val="0"/>
+          <w:numId w:val="1045"/>
+        </w:numPr>
+      </w:pPr>
+      <w:r>
+        <w:t xml:space="preserve">Regulations:</w:t>
+      </w:r>
+      <w:r>
+        <w:t xml:space="preserve"> </w:t>
+      </w:r>
+      <w:r>
+        <w:rPr>
+          <w:rStyle w:val="VerbatimChar"/>
+        </w:rPr>
+        <w:t xml:space="preserve">docs/latex/specs/regulations/chapters/12-implementation-instructions.tex</w:t>
+      </w:r>
+      <w:r>
+        <w:t xml:space="preserve">.</w:t>
+      </w:r>
+    </w:p>
+    <w:p>
+      <w:pPr>
+        <w:numPr>
+          <w:ilvl w:val="0"/>
+          <w:numId w:val="1045"/>
+        </w:numPr>
+      </w:pPr>
+      <w:r>
+        <w:t xml:space="preserve">Simula:</w:t>
+      </w:r>
+      <w:r>
+        <w:t xml:space="preserve"> </w:t>
+      </w:r>
+      <w:r>
+        <w:rPr>
+          <w:rStyle w:val="VerbatimChar"/>
+        </w:rPr>
+        <w:t xml:space="preserve">docs/latex/specs/simula/chapters/12-implementation-instructions.tex</w:t>
+      </w:r>
+      <w:r>
+        <w:t xml:space="preserve">.</w:t>
+      </w:r>
+    </w:p>
+    <w:p>
+      <w:pPr>
+        <w:pStyle w:val="FirstParagraph"/>
+      </w:pPr>
+      <w:r>
+        <w:t xml:space="preserve">Shared platform artefacts:</w:t>
+      </w:r>
+    </w:p>
+    <w:p>
+      <w:pPr>
+        <w:numPr>
+          <w:ilvl w:val="0"/>
+          <w:numId w:val="1046"/>
+        </w:numPr>
+      </w:pPr>
+      <w:r>
+        <w:t xml:space="preserve">ODPS 4.1 registry:</w:t>
+      </w:r>
+      <w:r>
+        <w:t xml:space="preserve"> </w:t>
+      </w:r>
+      <w:r>
+        <w:rPr>
+          <w:rStyle w:val="VerbatimChar"/>
+        </w:rPr>
+        <w:t xml:space="preserve">src/intelligence/ai-core-pal/data_products/registry.yaml</w:t>
+      </w:r>
+      <w:r>
+        <w:t xml:space="preserve">.</w:t>
+      </w:r>
+    </w:p>
+    <w:p>
+      <w:pPr>
+        <w:numPr>
+          <w:ilvl w:val="0"/>
+          <w:numId w:val="1046"/>
+        </w:numPr>
+      </w:pPr>
+      <w:r>
+        <w:t xml:space="preserve">Schema pipeline and resolver:</w:t>
+      </w:r>
+      <w:r>
+        <w:t xml:space="preserve"> </w:t>
+      </w:r>
+      <w:r>
+        <w:rPr>
+          <w:rStyle w:val="VerbatimChar"/>
+        </w:rPr>
+        <w:t xml:space="preserve">src/intelligence/schema_pipeline/</w:t>
+      </w:r>
+      <w:r>
+        <w:t xml:space="preserve">.</w:t>
+      </w:r>
+    </w:p>
+    <w:p>
+      <w:pPr>
+        <w:numPr>
+          <w:ilvl w:val="0"/>
+          <w:numId w:val="1046"/>
+        </w:numPr>
+      </w:pPr>
+      <w:r>
+        <w:t xml:space="preserve">Training pipeline (Simula):</w:t>
+      </w:r>
+      <w:r>
+        <w:t xml:space="preserve"> </w:t>
+      </w:r>
+      <w:r>
+        <w:rPr>
+          <w:rStyle w:val="VerbatimChar"/>
+        </w:rPr>
+        <w:t xml:space="preserve">src/training/pipeline/</w:t>
+      </w:r>
+      <w:r>
+        <w:t xml:space="preserve">.</w:t>
+      </w:r>
+    </w:p>
+    <w:p>
+      <w:pPr>
+        <w:numPr>
+          <w:ilvl w:val="0"/>
+          <w:numId w:val="1046"/>
+        </w:numPr>
+      </w:pPr>
+      <w:r>
+        <w:t xml:space="preserve">Shared workspace shell:</w:t>
+      </w:r>
+      <w:r>
+        <w:t xml:space="preserve"> </w:t>
+      </w:r>
+      <w:r>
+        <w:rPr>
+          <w:rStyle w:val="VerbatimChar"/>
+        </w:rPr>
+        <w:t xml:space="preserve">generativeUI/training-webcomponents-ngx</w:t>
+      </w:r>
+      <w:r>
+        <w:t xml:space="preserve">.</w:t>
+      </w:r>
+    </w:p>
+    <w:bookmarkEnd w:id="230"/>
+    <w:bookmarkEnd w:id="231"/>
+    <w:bookmarkStart w:id="235" w:name="ch:global-dependencies"/>
+    <w:p>
+      <w:pPr>
+        <w:pStyle w:val="Heading1"/>
+      </w:pPr>
+      <w:r>
+        <w:t xml:space="preserve">Global Wave-Dependency Manifest</w:t>
+      </w:r>
+    </w:p>
+    <w:bookmarkStart w:id="232" w:name="critical-path-visualization-waves-13"/>
+    <w:p>
+      <w:pPr>
+        <w:pStyle w:val="Heading2"/>
+      </w:pPr>
+      <w:r>
+        <w:t xml:space="preserve">Critical Path Visualization (Waves 1–3)</w:t>
+      </w:r>
+    </w:p>
+    <w:p>
+      <w:pPr>
+        <w:pStyle w:val="FirstParagraph"/>
+      </w:pPr>
+      <w:r>
+        <w:t xml:space="preserve">The following chart defines the normative sequencing for implementation agents. A task in a later wave cannot be marked</w:t>
+      </w:r>
+      <w:r>
+        <w:t xml:space="preserve"> </w:t>
+      </w:r>
+      <w:r>
+        <w:rPr>
+          <w:smallCaps/>
+        </w:rPr>
+        <w:t xml:space="preserve">complete</w:t>
+      </w:r>
+      <w:r>
+        <w:t xml:space="preserve"> </w:t>
+      </w:r>
+      <w:r>
+        <w:t xml:space="preserve">until its prerequisites in an earlier wave are validated.</w:t>
+      </w:r>
+    </w:p>
+    <w:tbl>
+      <w:tblPr>
+        <w:tblStyle w:val="FigureTable"/>
+        <w:tblW w:type="auto" w:w="0"/>
+        <w:jc w:val="center"/>
+        <w:tblLook w:firstRow="0" w:lastRow="0" w:firstColumn="0" w:lastColumn="0"/>
+      </w:tblPr>
+      <w:tblGrid/>
+    </w:tbl>
+    <w:p>
+      <w:pPr>
+        <w:pStyle w:val="ImageCaption"/>
+      </w:pPr>
+      <w:r>
+        <w:t xml:space="preserve">Cross-specification dependency graph: The blueprint for platform rollout.</w:t>
+      </w:r>
+    </w:p>
+    <w:bookmarkEnd w:id="232"/>
+    <w:bookmarkStart w:id="234" w:name="inter-domain-prerequisite-matrix"/>
+    <w:p>
+      <w:pPr>
+        <w:pStyle w:val="Heading2"/>
+      </w:pPr>
+      <w:r>
+        <w:t xml:space="preserve">Inter-Domain Prerequisite Matrix</w:t>
+      </w:r>
+    </w:p>
+    <w:bookmarkStart w:id="233" w:name="tab:prerequisites"/>
+    <w:p>
+      <w:pPr>
+        <w:pStyle w:val="TableCaption"/>
+      </w:pPr>
+      <w:r>
+        <w:t xml:space="preserve">Normative Cross-Domain Prerequisites.</w:t>
+      </w:r>
+    </w:p>
+    <w:tbl>
+      <w:tblPr>
+        <w:tblStyle w:val="Table"/>
+        <w:tblW w:type="auto" w:w="0"/>
+        <w:tblLook w:firstRow="1" w:lastRow="0" w:firstColumn="0" w:lastColumn="0" w:noHBand="0" w:noVBand="0" w:val="0020"/>
+        <w:tblCaption w:val="Normative Cross-Domain Prerequisites."/>
+      </w:tblPr>
+      <w:tblGrid>
+        <w:gridCol w:w="1980"/>
+        <w:gridCol w:w="1980"/>
+        <w:gridCol w:w="1980"/>
+        <w:gridCol w:w="1980"/>
+      </w:tblGrid>
+      <w:tr>
+        <w:trPr>
+          <w:tblHeader w:val="on"/>
+        </w:trPr>
+        <w:tc>
+          <w:tcPr/>
+          <w:p>
+            <w:pPr>
+              <w:pStyle w:val="Compact"/>
+              <w:jc w:val="left"/>
+            </w:pPr>
+            <w:r>
+              <w:rPr>
+                <w:b/>
+                <w:bCs/>
+              </w:rPr>
+              <w:t xml:space="preserve">Target Task</w:t>
+            </w:r>
+          </w:p>
+        </w:tc>
+        <w:tc>
+          <w:tcPr/>
+          <w:p>
+            <w:pPr>
+              <w:pStyle w:val="Compact"/>
+              <w:jc w:val="left"/>
+            </w:pPr>
+            <w:r>
+              <w:rPr>
+                <w:b/>
+                <w:bCs/>
+              </w:rPr>
+              <w:t xml:space="preserve">Prerequisite</w:t>
+            </w:r>
+          </w:p>
+        </w:tc>
+        <w:tc>
+          <w:tcPr/>
+          <w:p>
+            <w:pPr>
+              <w:pStyle w:val="Compact"/>
+              <w:jc w:val="left"/>
+            </w:pPr>
+            <w:r>
+              <w:rPr>
+                <w:b/>
+                <w:bCs/>
+              </w:rPr>
+              <w:t xml:space="preserve">Ref ID</w:t>
+            </w:r>
+          </w:p>
+        </w:tc>
+        <w:tc>
+          <w:tcPr/>
+          <w:p>
+            <w:pPr>
+              <w:pStyle w:val="Compact"/>
+              <w:jc w:val="left"/>
+            </w:pPr>
+            <w:r>
+              <w:rPr>
+                <w:b/>
+                <w:bCs/>
+              </w:rPr>
+              <w:t xml:space="preserve">Rationale</w:t>
+            </w:r>
+          </w:p>
+        </w:tc>
+      </w:tr>
+      <w:tr>
+        <w:tc>
+          <w:tcPr/>
+          <w:p>
+            <w:pPr>
+              <w:pStyle w:val="Compact"/>
+              <w:jc w:val="left"/>
+            </w:pPr>
+            <w:r>
+              <w:rPr>
+                <w:b/>
+                <w:bCs/>
+              </w:rPr>
+              <w:t xml:space="preserve">ARA-W1</w:t>
+            </w:r>
+          </w:p>
+        </w:tc>
+        <w:tc>
+          <w:tcPr/>
+          <w:p>
+            <w:pPr>
+              <w:pStyle w:val="Compact"/>
+              <w:jc w:val="left"/>
+            </w:pPr>
+            <w:r>
+              <w:t xml:space="preserve">REG-W1 (Identity)</w:t>
+            </w:r>
+          </w:p>
+        </w:tc>
+        <w:tc>
+          <w:tcPr/>
+          <w:p>
+            <w:pPr>
+              <w:pStyle w:val="Compact"/>
+              <w:jc w:val="left"/>
+            </w:pPr>
+            <w:r>
+              <w:rPr>
+                <w:rStyle w:val="VerbatimChar"/>
+              </w:rPr>
+              <w:t xml:space="preserve">REG-IDENTITY-01</w:t>
+            </w:r>
+          </w:p>
+        </w:tc>
+        <w:tc>
+          <w:tcPr/>
+          <w:p>
+            <w:pPr>
+              <w:pStyle w:val="Compact"/>
+              <w:jc w:val="left"/>
+            </w:pPr>
+            <w:r>
+              <w:t xml:space="preserve">Invoice intake must be audit-traced from Day 1.</w:t>
+            </w:r>
+          </w:p>
+        </w:tc>
+      </w:tr>
+      <w:tr>
+        <w:tc>
+          <w:tcPr/>
+          <w:p>
+            <w:pPr>
+              <w:pStyle w:val="Compact"/>
+              <w:jc w:val="left"/>
+            </w:pPr>
+            <w:r>
+              <w:rPr>
+                <w:b/>
+                <w:bCs/>
+              </w:rPr>
+              <w:t xml:space="preserve">TB-W2</w:t>
+            </w:r>
+          </w:p>
+        </w:tc>
+        <w:tc>
+          <w:tcPr/>
+          <w:p>
+            <w:pPr>
+              <w:pStyle w:val="Compact"/>
+              <w:jc w:val="left"/>
+            </w:pPr>
+            <w:r>
+              <w:t xml:space="preserve">SIM-W1 (Extraction)</w:t>
+            </w:r>
+          </w:p>
+        </w:tc>
+        <w:tc>
+          <w:tcPr/>
+          <w:p>
+            <w:pPr>
+              <w:pStyle w:val="Compact"/>
+              <w:jc w:val="left"/>
+            </w:pPr>
+            <w:r>
+              <w:rPr>
+                <w:rStyle w:val="VerbatimChar"/>
+              </w:rPr>
+              <w:t xml:space="preserve">SIM-EXTRACT-01</w:t>
+            </w:r>
+          </w:p>
+        </w:tc>
+        <w:tc>
+          <w:tcPr/>
+          <w:p>
+            <w:pPr>
+              <w:pStyle w:val="Compact"/>
+              <w:jc w:val="left"/>
+            </w:pPr>
+            <w:r>
+              <w:t xml:space="preserve">Anomaly detection requires HANA schema metadata.</w:t>
+            </w:r>
+          </w:p>
+        </w:tc>
+      </w:tr>
+      <w:tr>
+        <w:tc>
+          <w:tcPr/>
+          <w:p>
+            <w:pPr>
+              <w:pStyle w:val="Compact"/>
+              <w:jc w:val="left"/>
+            </w:pPr>
+            <w:r>
+              <w:rPr>
+                <w:b/>
+                <w:bCs/>
+              </w:rPr>
+              <w:t xml:space="preserve">REG-W2</w:t>
+            </w:r>
+          </w:p>
+        </w:tc>
+        <w:tc>
+          <w:tcPr/>
+          <w:p>
+            <w:pPr>
+              <w:pStyle w:val="Compact"/>
+              <w:jc w:val="left"/>
+            </w:pPr>
+            <w:r>
+              <w:t xml:space="preserve">SIM-W1 (Registry)</w:t>
+            </w:r>
+          </w:p>
+        </w:tc>
+        <w:tc>
+          <w:tcPr/>
+          <w:p>
+            <w:pPr>
+              <w:pStyle w:val="Compact"/>
+              <w:jc w:val="left"/>
+            </w:pPr>
+            <w:r>
+              <w:rPr>
+                <w:rStyle w:val="VerbatimChar"/>
+              </w:rPr>
+              <w:t xml:space="preserve">SIM-REGISTRY-01</w:t>
+            </w:r>
+          </w:p>
+        </w:tc>
+        <w:tc>
+          <w:tcPr/>
+          <w:p>
+            <w:pPr>
+              <w:pStyle w:val="Compact"/>
+              <w:jc w:val="left"/>
+            </w:pPr>
+            <w:r>
+              <w:t xml:space="preserve">Governance monitoring relies on the schema registry.</w:t>
+            </w:r>
+          </w:p>
+        </w:tc>
+      </w:tr>
+      <w:tr>
+        <w:tc>
+          <w:tcPr/>
+          <w:p>
+            <w:pPr>
+              <w:pStyle w:val="Compact"/>
+              <w:jc w:val="left"/>
+            </w:pPr>
+            <w:r>
+              <w:rPr>
+                <w:b/>
+                <w:bCs/>
+              </w:rPr>
+              <w:t xml:space="preserve">ARA-W2</w:t>
+            </w:r>
+          </w:p>
+        </w:tc>
+        <w:tc>
+          <w:tcPr/>
+          <w:p>
+            <w:pPr>
+              <w:pStyle w:val="Compact"/>
+              <w:jc w:val="left"/>
+            </w:pPr>
+            <w:r>
+              <w:t xml:space="preserve">REG-W2 (Pillar 1)</w:t>
+            </w:r>
+          </w:p>
+        </w:tc>
+        <w:tc>
+          <w:tcPr/>
+          <w:p>
+            <w:pPr>
+              <w:pStyle w:val="Compact"/>
+              <w:jc w:val="left"/>
+            </w:pPr>
+            <w:r>
+              <w:rPr>
+                <w:rStyle w:val="VerbatimChar"/>
+              </w:rPr>
+              <w:t xml:space="preserve">REG-MGF-P1</w:t>
+            </w:r>
+          </w:p>
+        </w:tc>
+        <w:tc>
+          <w:tcPr/>
+          <w:p>
+            <w:pPr>
+              <w:pStyle w:val="Compact"/>
+              <w:jc w:val="left"/>
+            </w:pPr>
+            <w:r>
+              <w:t xml:space="preserve">VAT release is an HITL gate governed by MAS Pillar 1.</w:t>
+            </w:r>
+          </w:p>
+        </w:tc>
+      </w:tr>
+      <w:tr>
+        <w:tc>
+          <w:tcPr/>
+          <w:p>
+            <w:pPr>
+              <w:pStyle w:val="Compact"/>
+              <w:jc w:val="left"/>
+            </w:pPr>
+            <w:r>
+              <w:rPr>
+                <w:b/>
+                <w:bCs/>
+              </w:rPr>
+              <w:t xml:space="preserve">TB-W3</w:t>
+            </w:r>
+          </w:p>
+        </w:tc>
+        <w:tc>
+          <w:tcPr/>
+          <w:p>
+            <w:pPr>
+              <w:pStyle w:val="Compact"/>
+              <w:jc w:val="left"/>
+            </w:pPr>
+            <w:r>
+              <w:t xml:space="preserve">ARA-W2 (Posted Invoices)</w:t>
+            </w:r>
+          </w:p>
+        </w:tc>
+        <w:tc>
+          <w:tcPr/>
+          <w:p>
+            <w:pPr>
+              <w:pStyle w:val="Compact"/>
+              <w:jc w:val="left"/>
+            </w:pPr>
+            <w:r>
+              <w:rPr>
+                <w:rStyle w:val="VerbatimChar"/>
+              </w:rPr>
+              <w:t xml:space="preserve">ARA-AP-POST</w:t>
+            </w:r>
+          </w:p>
+        </w:tc>
+        <w:tc>
+          <w:tcPr/>
+          <w:p>
+            <w:pPr>
+              <w:pStyle w:val="Compact"/>
+              <w:jc w:val="left"/>
+            </w:pPr>
+            <w:r>
+              <w:t xml:space="preserve">Review dashboard depends on posted AP data from Arabic domain.</w:t>
+            </w:r>
+          </w:p>
+        </w:tc>
+      </w:tr>
+    </w:tbl>
+    <w:bookmarkEnd w:id="233"/>
+    <w:p>
+      <w:pPr>
+        <w:pStyle w:val="BodyText"/>
+      </w:pPr>
+      <w:r>
+        <w:t xml:space="preserve">Dependency Enforcement</w:t>
+      </w:r>
+      <w:r>
+        <w:t xml:space="preserve"> </w:t>
+      </w:r>
+      <w:r>
+        <w:t xml:space="preserve">Implementation agents are strictly forbidden from "Fast-Forwarding" into Wave 2 if Wave 1 critical prerequisites (marked in</w:t>
+      </w:r>
+      <w:r>
+        <w:t xml:space="preserve"> </w:t>
+      </w:r>
+      <w:r>
+        <w:rPr>
+          <w:b/>
+          <w:bCs/>
+        </w:rPr>
+        <w:t xml:space="preserve">Gold</w:t>
+      </w:r>
+      <w:r>
+        <w:t xml:space="preserve">) are in a</w:t>
+      </w:r>
+      <w:r>
+        <w:t xml:space="preserve"> </w:t>
+      </w:r>
+      <w:r>
+        <w:rPr>
+          <w:smallCaps/>
+        </w:rPr>
+        <w:t xml:space="preserve">gap</w:t>
+      </w:r>
+      <w:r>
+        <w:t xml:space="preserve"> </w:t>
+      </w:r>
+      <w:r>
+        <w:t xml:space="preserve">or</w:t>
+      </w:r>
+      <w:r>
+        <w:t xml:space="preserve"> </w:t>
+      </w:r>
+      <w:r>
+        <w:rPr>
+          <w:smallCaps/>
+        </w:rPr>
+        <w:t xml:space="preserve">partial</w:t>
+      </w:r>
+      <w:r>
+        <w:t xml:space="preserve"> </w:t>
+      </w:r>
+      <w:r>
+        <w:t xml:space="preserve">state.</w:t>
+      </w:r>
+    </w:p>
+    <w:bookmarkEnd w:id="234"/>
+    <w:bookmarkEnd w:id="235"/>
     <w:sectPr>
       <w:footnotePr>
         <w:numRestart w:val="eachSect"/>
@@ -30198,6 +35974,96 @@
     <w:abstractNumId w:val="991"/>
   </w:num>
   <w:num w:numId="1034">
+    <w:abstractNumId w:val="991"/>
+  </w:num>
+  <w:num w:numId="1035">
+    <w:abstractNumId w:val="99201"/>
+    <w:lvlOverride w:ilvl="0">
+      <w:startOverride w:val="1"/>
+    </w:lvlOverride>
+    <w:lvlOverride w:ilvl="1">
+      <w:startOverride w:val="1"/>
+    </w:lvlOverride>
+    <w:lvlOverride w:ilvl="2">
+      <w:startOverride w:val="1"/>
+    </w:lvlOverride>
+    <w:lvlOverride w:ilvl="3">
+      <w:startOverride w:val="1"/>
+    </w:lvlOverride>
+    <w:lvlOverride w:ilvl="4">
+      <w:startOverride w:val="1"/>
+    </w:lvlOverride>
+    <w:lvlOverride w:ilvl="5">
+      <w:startOverride w:val="1"/>
+    </w:lvlOverride>
+    <w:lvlOverride w:ilvl="6">
+      <w:startOverride w:val="1"/>
+    </w:lvlOverride>
+    <w:lvlOverride w:ilvl="7">
+      <w:startOverride w:val="1"/>
+    </w:lvlOverride>
+    <w:lvlOverride w:ilvl="8">
+      <w:startOverride w:val="1"/>
+    </w:lvlOverride>
+  </w:num>
+  <w:num w:numId="1036">
+    <w:abstractNumId w:val="991"/>
+  </w:num>
+  <w:num w:numId="1037">
+    <w:abstractNumId w:val="991"/>
+  </w:num>
+  <w:num w:numId="1038">
+    <w:abstractNumId w:val="991"/>
+  </w:num>
+  <w:num w:numId="1039">
+    <w:abstractNumId w:val="991"/>
+  </w:num>
+  <w:num w:numId="1040">
+    <w:abstractNumId w:val="991"/>
+  </w:num>
+  <w:num w:numId="1041">
+    <w:abstractNumId w:val="991"/>
+  </w:num>
+  <w:num w:numId="1042">
+    <w:abstractNumId w:val="991"/>
+  </w:num>
+  <w:num w:numId="1043">
+    <w:abstractNumId w:val="991"/>
+  </w:num>
+  <w:num w:numId="1044">
+    <w:abstractNumId w:val="99201"/>
+    <w:lvlOverride w:ilvl="0">
+      <w:startOverride w:val="1"/>
+    </w:lvlOverride>
+    <w:lvlOverride w:ilvl="1">
+      <w:startOverride w:val="1"/>
+    </w:lvlOverride>
+    <w:lvlOverride w:ilvl="2">
+      <w:startOverride w:val="1"/>
+    </w:lvlOverride>
+    <w:lvlOverride w:ilvl="3">
+      <w:startOverride w:val="1"/>
+    </w:lvlOverride>
+    <w:lvlOverride w:ilvl="4">
+      <w:startOverride w:val="1"/>
+    </w:lvlOverride>
+    <w:lvlOverride w:ilvl="5">
+      <w:startOverride w:val="1"/>
+    </w:lvlOverride>
+    <w:lvlOverride w:ilvl="6">
+      <w:startOverride w:val="1"/>
+    </w:lvlOverride>
+    <w:lvlOverride w:ilvl="7">
+      <w:startOverride w:val="1"/>
+    </w:lvlOverride>
+    <w:lvlOverride w:ilvl="8">
+      <w:startOverride w:val="1"/>
+    </w:lvlOverride>
+  </w:num>
+  <w:num w:numId="1045">
+    <w:abstractNumId w:val="991"/>
+  </w:num>
+  <w:num w:numId="1046">
     <w:abstractNumId w:val="991"/>
   </w:num>
 </w:numbering>
